--- a/bao_Cao/baoCao_khaiPhaDlieu.docx
+++ b/bao_Cao/baoCao_khaiPhaDlieu.docx
@@ -3219,13 +3219,13 @@
           <w14:ligatures w14:val="standardContextual"/>
         </w:rPr>
       </w:pPr>
-      <w:hyperlink w:anchor="_Toc243400758" w:history="1">
+      <w:hyperlink w:anchor="_Toc243400759" w:history="1">
         <w:r>
           <w:rPr>
             <w:rStyle w:val="Hyperlink"/>
             <w:noProof/>
           </w:rPr>
-          <w:t>3.2.4. Phân tích ở mức kệ hàng</w:t>
+          <w:t xml:space="preserve">3.2.4. Tổng hợp: từ phát hiện đến quyết định tiền xử lý</w:t>
         </w:r>
         <w:r>
           <w:rPr>
@@ -3246,7 +3246,7 @@
             <w:noProof/>
             <w:webHidden/>
           </w:rPr>
-          <w:instrText xml:space="preserve"> PAGEREF _Toc243400758 \h </w:instrText>
+          <w:instrText xml:space="preserve"> PAGEREF _Toc243400759 \h </w:instrText>
         </w:r>
         <w:r>
           <w:rPr>
@@ -3271,6 +3271,70 @@
         <w:r>
           <w:rPr>
             <w:noProof/>
+            <w:webHidden/>
+          </w:rPr>
+          <w:fldChar w:fldCharType="end"/>
+        </w:r>
+      </w:hyperlink>
+    </w:p>
+    <w:p>
+      <w:pPr>
+        <w:pStyle w:val="TOC2"/>
+        <w:rPr>
+          <w:rFonts w:asciiTheme="minorHAnsi" w:eastAsiaTheme="minorEastAsia" w:hAnsiTheme="minorHAnsi" w:cstheme="minorBidi"/>
+          <w:bCs w:val="0"/>
+          <w:color w:val="auto"/>
+          <w:kern w:val="2"/>
+          <w:sz w:val="24"/>
+          <w:szCs w:val="24"/>
+          <w:lang w:val="en-US"/>
+          <w14:ligatures w14:val="standardContextual"/>
+        </w:rPr>
+      </w:pPr>
+      <w:hyperlink w:anchor="_Toc243400760" w:history="1">
+        <w:r>
+          <w:rPr>
+            <w:rStyle w:val="Hyperlink"/>
+          </w:rPr>
+          <w:t>3.3. Quy trình tiền xử lý dữ liệu</w:t>
+        </w:r>
+        <w:r>
+          <w:rPr>
+            <w:webHidden/>
+          </w:rPr>
+          <w:tab/>
+        </w:r>
+        <w:r>
+          <w:rPr>
+            <w:webHidden/>
+          </w:rPr>
+          <w:fldChar w:fldCharType="begin"/>
+        </w:r>
+        <w:r>
+          <w:rPr>
+            <w:webHidden/>
+          </w:rPr>
+          <w:instrText xml:space="preserve"> PAGEREF _Toc243400760 \h </w:instrText>
+        </w:r>
+        <w:r>
+          <w:rPr>
+            <w:webHidden/>
+          </w:rPr>
+        </w:r>
+        <w:r>
+          <w:rPr>
+            <w:webHidden/>
+          </w:rPr>
+          <w:fldChar w:fldCharType="separate"/>
+        </w:r>
+        <w:r>
+          <w:rPr>
+            <w:webHidden/>
+          </w:rPr>
+          <w:t>24</w:t>
+        </w:r>
+        <w:r>
+          <w:rPr>
             <w:webHidden/>
           </w:rPr>
           <w:fldChar w:fldCharType="end"/>
@@ -3291,13 +3355,13 @@
           <w14:ligatures w14:val="standardContextual"/>
         </w:rPr>
       </w:pPr>
-      <w:hyperlink w:anchor="_Toc243400759" w:history="1">
+      <w:hyperlink w:anchor="_Toc243400761" w:history="1">
         <w:r>
           <w:rPr>
             <w:rStyle w:val="Hyperlink"/>
             <w:noProof/>
           </w:rPr>
-          <w:t>3.2.5. Tổng hợp: từ phát hiện đến quyết định tiền xử lý</w:t>
+          <w:t>3.3.1. Bước 1 – Đọc dữ liệu và tối ưu bộ nhớ</w:t>
         </w:r>
         <w:r>
           <w:rPr>
@@ -3318,7 +3382,7 @@
             <w:noProof/>
             <w:webHidden/>
           </w:rPr>
-          <w:instrText xml:space="preserve"> PAGEREF _Toc243400759 \h </w:instrText>
+          <w:instrText xml:space="preserve"> PAGEREF _Toc243400761 \h </w:instrText>
         </w:r>
         <w:r>
           <w:rPr>
@@ -3338,75 +3402,11 @@
             <w:noProof/>
             <w:webHidden/>
           </w:rPr>
-          <w:t>23</w:t>
-        </w:r>
-        <w:r>
-          <w:rPr>
-            <w:noProof/>
-            <w:webHidden/>
-          </w:rPr>
-          <w:fldChar w:fldCharType="end"/>
-        </w:r>
-      </w:hyperlink>
-    </w:p>
-    <w:p>
-      <w:pPr>
-        <w:pStyle w:val="TOC2"/>
-        <w:rPr>
-          <w:rFonts w:asciiTheme="minorHAnsi" w:eastAsiaTheme="minorEastAsia" w:hAnsiTheme="minorHAnsi" w:cstheme="minorBidi"/>
-          <w:bCs w:val="0"/>
-          <w:color w:val="auto"/>
-          <w:kern w:val="2"/>
-          <w:sz w:val="24"/>
-          <w:szCs w:val="24"/>
-          <w:lang w:val="en-US"/>
-          <w14:ligatures w14:val="standardContextual"/>
-        </w:rPr>
-      </w:pPr>
-      <w:hyperlink w:anchor="_Toc243400760" w:history="1">
-        <w:r>
-          <w:rPr>
-            <w:rStyle w:val="Hyperlink"/>
-          </w:rPr>
-          <w:t>3.3. Quy trình tiền xử lý dữ liệu</w:t>
-        </w:r>
-        <w:r>
-          <w:rPr>
-            <w:webHidden/>
-          </w:rPr>
-          <w:tab/>
-        </w:r>
-        <w:r>
-          <w:rPr>
-            <w:webHidden/>
-          </w:rPr>
-          <w:fldChar w:fldCharType="begin"/>
-        </w:r>
-        <w:r>
-          <w:rPr>
-            <w:webHidden/>
-          </w:rPr>
-          <w:instrText xml:space="preserve"> PAGEREF _Toc243400760 \h </w:instrText>
-        </w:r>
-        <w:r>
-          <w:rPr>
-            <w:webHidden/>
-          </w:rPr>
-        </w:r>
-        <w:r>
-          <w:rPr>
-            <w:webHidden/>
-          </w:rPr>
-          <w:fldChar w:fldCharType="separate"/>
-        </w:r>
-        <w:r>
-          <w:rPr>
-            <w:webHidden/>
-          </w:rPr>
-          <w:t>24</w:t>
-        </w:r>
-        <w:r>
-          <w:rPr>
+          <w:t>25</w:t>
+        </w:r>
+        <w:r>
+          <w:rPr>
+            <w:noProof/>
             <w:webHidden/>
           </w:rPr>
           <w:fldChar w:fldCharType="end"/>
@@ -3427,85 +3427,13 @@
           <w14:ligatures w14:val="standardContextual"/>
         </w:rPr>
       </w:pPr>
-      <w:hyperlink w:anchor="_Toc243400761" w:history="1">
+      <w:hyperlink w:anchor="_Toc243400762" w:history="1">
         <w:r>
           <w:rPr>
             <w:rStyle w:val="Hyperlink"/>
             <w:noProof/>
           </w:rPr>
-          <w:t>3.3.1. Bước 1 – Đọc dữ liệu và tối ưu bộ nhớ</w:t>
-        </w:r>
-        <w:r>
-          <w:rPr>
-            <w:noProof/>
-            <w:webHidden/>
-          </w:rPr>
-          <w:tab/>
-        </w:r>
-        <w:r>
-          <w:rPr>
-            <w:noProof/>
-            <w:webHidden/>
-          </w:rPr>
-          <w:fldChar w:fldCharType="begin"/>
-        </w:r>
-        <w:r>
-          <w:rPr>
-            <w:noProof/>
-            <w:webHidden/>
-          </w:rPr>
-          <w:instrText xml:space="preserve"> PAGEREF _Toc243400761 \h </w:instrText>
-        </w:r>
-        <w:r>
-          <w:rPr>
-            <w:noProof/>
-            <w:webHidden/>
-          </w:rPr>
-        </w:r>
-        <w:r>
-          <w:rPr>
-            <w:noProof/>
-            <w:webHidden/>
-          </w:rPr>
-          <w:fldChar w:fldCharType="separate"/>
-        </w:r>
-        <w:r>
-          <w:rPr>
-            <w:noProof/>
-            <w:webHidden/>
-          </w:rPr>
-          <w:t>25</w:t>
-        </w:r>
-        <w:r>
-          <w:rPr>
-            <w:noProof/>
-            <w:webHidden/>
-          </w:rPr>
-          <w:fldChar w:fldCharType="end"/>
-        </w:r>
-      </w:hyperlink>
-    </w:p>
-    <w:p>
-      <w:pPr>
-        <w:pStyle w:val="TOC3"/>
-        <w:rPr>
-          <w:rFonts w:asciiTheme="minorHAnsi" w:eastAsiaTheme="minorEastAsia" w:hAnsiTheme="minorHAnsi" w:cstheme="minorBidi"/>
-          <w:noProof/>
-          <w:color w:val="auto"/>
-          <w:kern w:val="2"/>
-          <w:sz w:val="24"/>
-          <w:szCs w:val="24"/>
-          <w:lang w:val="en-US"/>
-          <w14:ligatures w14:val="standardContextual"/>
-        </w:rPr>
-      </w:pPr>
-      <w:hyperlink w:anchor="_Toc243400762" w:history="1">
-        <w:r>
-          <w:rPr>
-            <w:rStyle w:val="Hyperlink"/>
-            <w:noProof/>
-          </w:rPr>
-          <w:t>3.3.2. Bước 2 – Gắn tên sản phẩm và kệ hàng</w:t>
+          <w:t xml:space="preserve">3.3.2. Bước 2 – Gắn tên sản phẩm</w:t>
         </w:r>
         <w:r>
           <w:rPr>
@@ -6122,7 +6050,7 @@
           <w14:ligatures w14:val="standardContextual"/>
         </w:rPr>
       </w:pPr>
-      <w:hyperlink w:anchor="_Toc243400799" w:history="1">
+      <w:hyperlink w:anchor="_Toc243400800" w:history="1">
         <w:r>
           <w:rPr>
             <w:rStyle w:val="Hyperlink"/>
@@ -6136,7 +6064,7 @@
             <w:rStyle w:val="Hyperlink"/>
             <w:noProof/>
           </w:rPr>
-          <w:t>Mười lăm kệ hàng có support cao nhất (mẫu 100.000 đơn)</w:t>
+          <w:t>Quy trình tiền xử lý dữ liệu</w:t>
         </w:r>
         <w:r>
           <w:rPr>
@@ -6157,7 +6085,7 @@
             <w:noProof/>
             <w:webHidden/>
           </w:rPr>
-          <w:instrText xml:space="preserve"> PAGEREF _Toc243400799 \h </w:instrText>
+          <w:instrText xml:space="preserve"> PAGEREF _Toc243400800 \h </w:instrText>
         </w:r>
         <w:r>
           <w:rPr>
@@ -6177,7 +6105,7 @@
             <w:noProof/>
             <w:webHidden/>
           </w:rPr>
-          <w:t>23</w:t>
+          <w:t>25</w:t>
         </w:r>
         <w:r>
           <w:rPr>
@@ -6203,7 +6131,7 @@
           <w14:ligatures w14:val="standardContextual"/>
         </w:rPr>
       </w:pPr>
-      <w:hyperlink w:anchor="_Toc243400800" w:history="1">
+      <w:hyperlink w:anchor="_Toc243400801" w:history="1">
         <w:r>
           <w:rPr>
             <w:rStyle w:val="Hyperlink"/>
@@ -6217,7 +6145,37 @@
             <w:rStyle w:val="Hyperlink"/>
             <w:noProof/>
           </w:rPr>
-          <w:t>Quy trình tiền xử lý dữ liệu</w:t>
+          <w:t xml:space="preserve">Lấy mẫu lồng nhau: 10k </w:t>
+        </w:r>
+        <w:r>
+          <w:rPr>
+            <w:rStyle w:val="Hyperlink"/>
+            <w:rFonts w:ascii="Cambria Math" w:hAnsi="Cambria Math" w:cs="Cambria Math"/>
+            <w:noProof/>
+          </w:rPr>
+          <w:t>⊂</w:t>
+        </w:r>
+        <w:r>
+          <w:rPr>
+            <w:rStyle w:val="Hyperlink"/>
+            <w:noProof/>
+          </w:rPr>
+          <w:t xml:space="preserve"> 50k </w:t>
+        </w:r>
+        <w:r>
+          <w:rPr>
+            <w:rStyle w:val="Hyperlink"/>
+            <w:rFonts w:ascii="Cambria Math" w:hAnsi="Cambria Math" w:cs="Cambria Math"/>
+            <w:noProof/>
+          </w:rPr>
+          <w:t>⊂</w:t>
+        </w:r>
+        <w:r>
+          <w:rPr>
+            <w:rStyle w:val="Hyperlink"/>
+            <w:noProof/>
+          </w:rPr>
+          <w:t xml:space="preserve"> 100k</w:t>
         </w:r>
         <w:r>
           <w:rPr>
@@ -6238,7 +6196,7 @@
             <w:noProof/>
             <w:webHidden/>
           </w:rPr>
-          <w:instrText xml:space="preserve"> PAGEREF _Toc243400800 \h </w:instrText>
+          <w:instrText xml:space="preserve"> PAGEREF _Toc243400801 \h </w:instrText>
         </w:r>
         <w:r>
           <w:rPr>
@@ -6258,7 +6216,7 @@
             <w:noProof/>
             <w:webHidden/>
           </w:rPr>
-          <w:t>25</w:t>
+          <w:t>26</w:t>
         </w:r>
         <w:r>
           <w:rPr>
@@ -6284,7 +6242,7 @@
           <w14:ligatures w14:val="standardContextual"/>
         </w:rPr>
       </w:pPr>
-      <w:hyperlink w:anchor="_Toc243400801" w:history="1">
+      <w:hyperlink w:anchor="_Toc243400802" w:history="1">
         <w:r>
           <w:rPr>
             <w:rStyle w:val="Hyperlink"/>
@@ -6298,37 +6256,7 @@
             <w:rStyle w:val="Hyperlink"/>
             <w:noProof/>
           </w:rPr>
-          <w:t xml:space="preserve">Lấy mẫu lồng nhau: 10k </w:t>
-        </w:r>
-        <w:r>
-          <w:rPr>
-            <w:rStyle w:val="Hyperlink"/>
-            <w:rFonts w:ascii="Cambria Math" w:hAnsi="Cambria Math" w:cs="Cambria Math"/>
-            <w:noProof/>
-          </w:rPr>
-          <w:t>⊂</w:t>
-        </w:r>
-        <w:r>
-          <w:rPr>
-            <w:rStyle w:val="Hyperlink"/>
-            <w:noProof/>
-          </w:rPr>
-          <w:t xml:space="preserve"> 50k </w:t>
-        </w:r>
-        <w:r>
-          <w:rPr>
-            <w:rStyle w:val="Hyperlink"/>
-            <w:rFonts w:ascii="Cambria Math" w:hAnsi="Cambria Math" w:cs="Cambria Math"/>
-            <w:noProof/>
-          </w:rPr>
-          <w:t>⊂</w:t>
-        </w:r>
-        <w:r>
-          <w:rPr>
-            <w:rStyle w:val="Hyperlink"/>
-            <w:noProof/>
-          </w:rPr>
-          <w:t xml:space="preserve"> 100k</w:t>
+          <w:t>Đoạn mã lấy mẫu lồng nhau trong src/preprocess.py (rút gọn)</w:t>
         </w:r>
         <w:r>
           <w:rPr>
@@ -6349,7 +6277,7 @@
             <w:noProof/>
             <w:webHidden/>
           </w:rPr>
-          <w:instrText xml:space="preserve"> PAGEREF _Toc243400801 \h </w:instrText>
+          <w:instrText xml:space="preserve"> PAGEREF _Toc243400802 \h </w:instrText>
         </w:r>
         <w:r>
           <w:rPr>
@@ -6369,7 +6297,7 @@
             <w:noProof/>
             <w:webHidden/>
           </w:rPr>
-          <w:t>26</w:t>
+          <w:t>27</w:t>
         </w:r>
         <w:r>
           <w:rPr>
@@ -6395,7 +6323,7 @@
           <w14:ligatures w14:val="standardContextual"/>
         </w:rPr>
       </w:pPr>
-      <w:hyperlink w:anchor="_Toc243400802" w:history="1">
+      <w:hyperlink w:anchor="_Toc243400803" w:history="1">
         <w:r>
           <w:rPr>
             <w:rStyle w:val="Hyperlink"/>
@@ -6409,7 +6337,7 @@
             <w:rStyle w:val="Hyperlink"/>
             <w:noProof/>
           </w:rPr>
-          <w:t>Đoạn mã lấy mẫu lồng nhau trong src/preprocess.py (rút gọn)</w:t>
+          <w:t>Phân bố kích thước giỏ hàng: mẫu 100k so với tổng thể</w:t>
         </w:r>
         <w:r>
           <w:rPr>
@@ -6430,7 +6358,7 @@
             <w:noProof/>
             <w:webHidden/>
           </w:rPr>
-          <w:instrText xml:space="preserve"> PAGEREF _Toc243400802 \h </w:instrText>
+          <w:instrText xml:space="preserve"> PAGEREF _Toc243400803 \h </w:instrText>
         </w:r>
         <w:r>
           <w:rPr>
@@ -6450,7 +6378,7 @@
             <w:noProof/>
             <w:webHidden/>
           </w:rPr>
-          <w:t>27</w:t>
+          <w:t>30</w:t>
         </w:r>
         <w:r>
           <w:rPr>
@@ -6476,7 +6404,7 @@
           <w14:ligatures w14:val="standardContextual"/>
         </w:rPr>
       </w:pPr>
-      <w:hyperlink w:anchor="_Toc243400803" w:history="1">
+      <w:hyperlink w:anchor="_Toc243400804" w:history="1">
         <w:r>
           <w:rPr>
             <w:rStyle w:val="Hyperlink"/>
@@ -6490,7 +6418,7 @@
             <w:rStyle w:val="Hyperlink"/>
             <w:noProof/>
           </w:rPr>
-          <w:t>Phân bố kích thước giỏ hàng: mẫu 100k so với tổng thể</w:t>
+          <w:t>Support của các sản phẩm phổ biến: các mẫu so với tổng thể</w:t>
         </w:r>
         <w:r>
           <w:rPr>
@@ -6511,7 +6439,7 @@
             <w:noProof/>
             <w:webHidden/>
           </w:rPr>
-          <w:instrText xml:space="preserve"> PAGEREF _Toc243400803 \h </w:instrText>
+          <w:instrText xml:space="preserve"> PAGEREF _Toc243400804 \h </w:instrText>
         </w:r>
         <w:r>
           <w:rPr>
@@ -6531,7 +6459,7 @@
             <w:noProof/>
             <w:webHidden/>
           </w:rPr>
-          <w:t>30</w:t>
+          <w:t>31</w:t>
         </w:r>
         <w:r>
           <w:rPr>
@@ -6557,21 +6485,21 @@
           <w14:ligatures w14:val="standardContextual"/>
         </w:rPr>
       </w:pPr>
-      <w:hyperlink w:anchor="_Toc243400804" w:history="1">
+      <w:hyperlink w:anchor="_Toc243400805" w:history="1">
         <w:r>
           <w:rPr>
             <w:rStyle w:val="Hyperlink"/>
             <w:b/>
             <w:noProof/>
           </w:rPr>
-          <w:t xml:space="preserve">Hình 3.10. </w:t>
+          <w:t xml:space="preserve">Hình 4.1. </w:t>
         </w:r>
         <w:r>
           <w:rPr>
             <w:rStyle w:val="Hyperlink"/>
             <w:noProof/>
           </w:rPr>
-          <w:t>Support của các sản phẩm phổ biến: các mẫu so với tổng thể</w:t>
+          <w:t xml:space="preserve">Confidence và lift của 619 luật (mẫu 100k, support 0,2%; kích thước điểm tỉ lệ với support)</w:t>
         </w:r>
         <w:r>
           <w:rPr>
@@ -6592,7 +6520,7 @@
             <w:noProof/>
             <w:webHidden/>
           </w:rPr>
-          <w:instrText xml:space="preserve"> PAGEREF _Toc243400804 \h </w:instrText>
+          <w:instrText xml:space="preserve"> PAGEREF _Toc243400805 \h </w:instrText>
         </w:r>
         <w:r>
           <w:rPr>
@@ -6612,7 +6540,7 @@
             <w:noProof/>
             <w:webHidden/>
           </w:rPr>
-          <w:t>31</w:t>
+          <w:t>38</w:t>
         </w:r>
         <w:r>
           <w:rPr>
@@ -6638,21 +6566,21 @@
           <w14:ligatures w14:val="standardContextual"/>
         </w:rPr>
       </w:pPr>
-      <w:hyperlink w:anchor="_Toc243400805" w:history="1">
+      <w:hyperlink w:anchor="_Toc243400807" w:history="1">
         <w:r>
           <w:rPr>
             <w:rStyle w:val="Hyperlink"/>
             <w:b/>
             <w:noProof/>
           </w:rPr>
-          <w:t xml:space="preserve">Hình 4.1. </w:t>
+          <w:t xml:space="preserve">Hình 4.2. </w:t>
         </w:r>
         <w:r>
           <w:rPr>
             <w:rStyle w:val="Hyperlink"/>
             <w:noProof/>
           </w:rPr>
-          <w:t>Confidence và lift của 619 luật (mức sản phẩm, mẫu 100k, support 0,2%; kích thước điểm tỉ lệ với support)</w:t>
+          <w:t>Hit@5 của ba cách gợi ý theo ngưỡng support</w:t>
         </w:r>
         <w:r>
           <w:rPr>
@@ -6673,7 +6601,7 @@
             <w:noProof/>
             <w:webHidden/>
           </w:rPr>
-          <w:instrText xml:space="preserve"> PAGEREF _Toc243400805 \h </w:instrText>
+          <w:instrText xml:space="preserve"> PAGEREF _Toc243400807 \h </w:instrText>
         </w:r>
         <w:r>
           <w:rPr>
@@ -6693,7 +6621,7 @@
             <w:noProof/>
             <w:webHidden/>
           </w:rPr>
-          <w:t>38</w:t>
+          <w:t>41</w:t>
         </w:r>
         <w:r>
           <w:rPr>
@@ -6719,21 +6647,21 @@
           <w14:ligatures w14:val="standardContextual"/>
         </w:rPr>
       </w:pPr>
-      <w:hyperlink w:anchor="_Toc243400806" w:history="1">
+      <w:hyperlink w:anchor="_Toc243400808" w:history="1">
         <w:r>
           <w:rPr>
             <w:rStyle w:val="Hyperlink"/>
             <w:b/>
             <w:noProof/>
           </w:rPr>
-          <w:t xml:space="preserve">Hình 4.2. </w:t>
+          <w:t xml:space="preserve">Hình 4.3. </w:t>
         </w:r>
         <w:r>
           <w:rPr>
             <w:rStyle w:val="Hyperlink"/>
             <w:noProof/>
           </w:rPr>
-          <w:t>Mười cặp kệ hàng có lift cao nhất (mẫu kệ hàng, support 2%, luật một kệ → một kệ)</w:t>
+          <w:t>Hit@k theo số gợi ý k</w:t>
         </w:r>
         <w:r>
           <w:rPr>
@@ -6754,7 +6682,7 @@
             <w:noProof/>
             <w:webHidden/>
           </w:rPr>
-          <w:instrText xml:space="preserve"> PAGEREF _Toc243400806 \h </w:instrText>
+          <w:instrText xml:space="preserve"> PAGEREF _Toc243400808 \h </w:instrText>
         </w:r>
         <w:r>
           <w:rPr>
@@ -6774,7 +6702,7 @@
             <w:noProof/>
             <w:webHidden/>
           </w:rPr>
-          <w:t>40</w:t>
+          <w:t>42</w:t>
         </w:r>
         <w:r>
           <w:rPr>
@@ -6800,21 +6728,21 @@
           <w14:ligatures w14:val="standardContextual"/>
         </w:rPr>
       </w:pPr>
-      <w:hyperlink w:anchor="_Toc243400807" w:history="1">
+      <w:hyperlink w:anchor="_Toc243400809" w:history="1">
         <w:r>
           <w:rPr>
             <w:rStyle w:val="Hyperlink"/>
             <w:b/>
             <w:noProof/>
           </w:rPr>
-          <w:t xml:space="preserve">Hình 4.3. </w:t>
+          <w:t xml:space="preserve">Hình 4.4. </w:t>
         </w:r>
         <w:r>
           <w:rPr>
             <w:rStyle w:val="Hyperlink"/>
             <w:noProof/>
           </w:rPr>
-          <w:t>Hit@5 của ba cách gợi ý theo ngưỡng support</w:t>
+          <w:t>Tab Gợi ý mua kèm của dashboard (mẫu 10k, support 1%)</w:t>
         </w:r>
         <w:r>
           <w:rPr>
@@ -6835,7 +6763,7 @@
             <w:noProof/>
             <w:webHidden/>
           </w:rPr>
-          <w:instrText xml:space="preserve"> PAGEREF _Toc243400807 \h </w:instrText>
+          <w:instrText xml:space="preserve"> PAGEREF _Toc243400809 \h </w:instrText>
         </w:r>
         <w:r>
           <w:rPr>
@@ -6855,7 +6783,7 @@
             <w:noProof/>
             <w:webHidden/>
           </w:rPr>
-          <w:t>41</w:t>
+          <w:t>44</w:t>
         </w:r>
         <w:r>
           <w:rPr>
@@ -6881,21 +6809,21 @@
           <w14:ligatures w14:val="standardContextual"/>
         </w:rPr>
       </w:pPr>
-      <w:hyperlink w:anchor="_Toc243400808" w:history="1">
+      <w:hyperlink w:anchor="_Toc243400810" w:history="1">
         <w:r>
           <w:rPr>
             <w:rStyle w:val="Hyperlink"/>
             <w:b/>
             <w:noProof/>
           </w:rPr>
-          <w:t xml:space="preserve">Hình 4.4. </w:t>
+          <w:t xml:space="preserve">Hình 4.5. </w:t>
         </w:r>
         <w:r>
           <w:rPr>
             <w:rStyle w:val="Hyperlink"/>
             <w:noProof/>
           </w:rPr>
-          <w:t>Hit@k theo số gợi ý k</w:t>
+          <w:t>Tab Luật kết hợp của dashboard</w:t>
         </w:r>
         <w:r>
           <w:rPr>
@@ -6916,7 +6844,7 @@
             <w:noProof/>
             <w:webHidden/>
           </w:rPr>
-          <w:instrText xml:space="preserve"> PAGEREF _Toc243400808 \h </w:instrText>
+          <w:instrText xml:space="preserve"> PAGEREF _Toc243400810 \h </w:instrText>
         </w:r>
         <w:r>
           <w:rPr>
@@ -6936,7 +6864,7 @@
             <w:noProof/>
             <w:webHidden/>
           </w:rPr>
-          <w:t>42</w:t>
+          <w:t>45</w:t>
         </w:r>
         <w:r>
           <w:rPr>
@@ -6946,6 +6874,25 @@
           <w:fldChar w:fldCharType="end"/>
         </w:r>
       </w:hyperlink>
+    </w:p>
+    <w:p>
+      <w:r>
+        <w:fldChar w:fldCharType="end"/>
+      </w:r>
+    </w:p>
+    <w:p>
+      <w:r>
+        <w:br w:type="page"/>
+      </w:r>
+    </w:p>
+    <w:p>
+      <w:pPr>
+        <w:pStyle w:val="FrontTitle"/>
+      </w:pPr>
+      <w:r>
+        <w:lastRenderedPageBreak/>
+        <w:t>DANH MỤC BẢNG</w:t>
+      </w:r>
     </w:p>
     <w:p>
       <w:pPr>
@@ -6962,21 +6909,30 @@
           <w14:ligatures w14:val="standardContextual"/>
         </w:rPr>
       </w:pPr>
-      <w:hyperlink w:anchor="_Toc243400809" w:history="1">
+      <w:r>
+        <w:fldChar w:fldCharType="begin"/>
+      </w:r>
+      <w:r>
+        <w:instrText xml:space="preserve"> TOC \h \z \t "Caption Tab,9" </w:instrText>
+      </w:r>
+      <w:r>
+        <w:fldChar w:fldCharType="separate"/>
+      </w:r>
+      <w:hyperlink w:anchor="_Toc243400812" w:history="1">
         <w:r>
           <w:rPr>
             <w:rStyle w:val="Hyperlink"/>
             <w:b/>
             <w:noProof/>
           </w:rPr>
-          <w:t xml:space="preserve">Hình 4.5. </w:t>
+          <w:t xml:space="preserve">Bảng 1.1. </w:t>
         </w:r>
         <w:r>
           <w:rPr>
             <w:rStyle w:val="Hyperlink"/>
             <w:noProof/>
           </w:rPr>
-          <w:t>Tab Gợi ý mua kèm của dashboard (mẫu 10k, support 1%)</w:t>
+          <w:t>Công cụ và thư viện sử dụng</w:t>
         </w:r>
         <w:r>
           <w:rPr>
@@ -6997,7 +6953,7 @@
             <w:noProof/>
             <w:webHidden/>
           </w:rPr>
-          <w:instrText xml:space="preserve"> PAGEREF _Toc243400809 \h </w:instrText>
+          <w:instrText xml:space="preserve"> PAGEREF _Toc243400812 \h </w:instrText>
         </w:r>
         <w:r>
           <w:rPr>
@@ -7017,7 +6973,7 @@
             <w:noProof/>
             <w:webHidden/>
           </w:rPr>
-          <w:t>44</w:t>
+          <w:t>4</w:t>
         </w:r>
         <w:r>
           <w:rPr>
@@ -7043,21 +6999,21 @@
           <w14:ligatures w14:val="standardContextual"/>
         </w:rPr>
       </w:pPr>
-      <w:hyperlink w:anchor="_Toc243400810" w:history="1">
+      <w:hyperlink w:anchor="_Toc243400813" w:history="1">
         <w:r>
           <w:rPr>
             <w:rStyle w:val="Hyperlink"/>
             <w:b/>
             <w:noProof/>
           </w:rPr>
-          <w:t xml:space="preserve">Hình 4.6. </w:t>
+          <w:t xml:space="preserve">Bảng 2.1. </w:t>
         </w:r>
         <w:r>
           <w:rPr>
             <w:rStyle w:val="Hyperlink"/>
             <w:noProof/>
           </w:rPr>
-          <w:t>Tab Luật kết hợp của dashboard</w:t>
+          <w:t>Cơ sở dữ liệu giao dịch ví dụ</w:t>
         </w:r>
         <w:r>
           <w:rPr>
@@ -7078,7 +7034,7 @@
             <w:noProof/>
             <w:webHidden/>
           </w:rPr>
-          <w:instrText xml:space="preserve"> PAGEREF _Toc243400810 \h </w:instrText>
+          <w:instrText xml:space="preserve"> PAGEREF _Toc243400813 \h </w:instrText>
         </w:r>
         <w:r>
           <w:rPr>
@@ -7098,7 +7054,7 @@
             <w:noProof/>
             <w:webHidden/>
           </w:rPr>
-          <w:t>45</w:t>
+          <w:t>5</w:t>
         </w:r>
         <w:r>
           <w:rPr>
@@ -7124,21 +7080,21 @@
           <w14:ligatures w14:val="standardContextual"/>
         </w:rPr>
       </w:pPr>
-      <w:hyperlink w:anchor="_Toc243400811" w:history="1">
+      <w:hyperlink w:anchor="_Toc243400814" w:history="1">
         <w:r>
           <w:rPr>
             <w:rStyle w:val="Hyperlink"/>
             <w:b/>
             <w:noProof/>
           </w:rPr>
-          <w:t xml:space="preserve">Hình 4.7. </w:t>
+          <w:t xml:space="preserve">Bảng 2.2. </w:t>
         </w:r>
         <w:r>
           <w:rPr>
             <w:rStyle w:val="Hyperlink"/>
             <w:noProof/>
           </w:rPr>
-          <w:t>Tab Đánh giá của dashboard</w:t>
+          <w:t>Các bước thực hiện Apriori trên CSDL ví dụ (minsup = 40%)</w:t>
         </w:r>
         <w:r>
           <w:rPr>
@@ -7159,7 +7115,7 @@
             <w:noProof/>
             <w:webHidden/>
           </w:rPr>
-          <w:instrText xml:space="preserve"> PAGEREF _Toc243400811 \h </w:instrText>
+          <w:instrText xml:space="preserve"> PAGEREF _Toc243400814 \h </w:instrText>
         </w:r>
         <w:r>
           <w:rPr>
@@ -7179,7 +7135,7 @@
             <w:noProof/>
             <w:webHidden/>
           </w:rPr>
-          <w:t>45</w:t>
+          <w:t>8</w:t>
         </w:r>
         <w:r>
           <w:rPr>
@@ -7189,25 +7145,6 @@
           <w:fldChar w:fldCharType="end"/>
         </w:r>
       </w:hyperlink>
-    </w:p>
-    <w:p>
-      <w:r>
-        <w:fldChar w:fldCharType="end"/>
-      </w:r>
-    </w:p>
-    <w:p>
-      <w:r>
-        <w:br w:type="page"/>
-      </w:r>
-    </w:p>
-    <w:p>
-      <w:pPr>
-        <w:pStyle w:val="FrontTitle"/>
-      </w:pPr>
-      <w:r>
-        <w:lastRenderedPageBreak/>
-        <w:t>DANH MỤC BẢNG</w:t>
-      </w:r>
     </w:p>
     <w:p>
       <w:pPr>
@@ -7224,30 +7161,21 @@
           <w14:ligatures w14:val="standardContextual"/>
         </w:rPr>
       </w:pPr>
-      <w:r>
-        <w:fldChar w:fldCharType="begin"/>
-      </w:r>
-      <w:r>
-        <w:instrText xml:space="preserve"> TOC \h \z \t "Caption Tab,9" </w:instrText>
-      </w:r>
-      <w:r>
-        <w:fldChar w:fldCharType="separate"/>
-      </w:r>
-      <w:hyperlink w:anchor="_Toc243400812" w:history="1">
+      <w:hyperlink w:anchor="_Toc243400815" w:history="1">
         <w:r>
           <w:rPr>
             <w:rStyle w:val="Hyperlink"/>
             <w:b/>
             <w:noProof/>
           </w:rPr>
-          <w:t xml:space="preserve">Bảng 1.1. </w:t>
+          <w:t xml:space="preserve">Bảng 2.3. </w:t>
         </w:r>
         <w:r>
           <w:rPr>
             <w:rStyle w:val="Hyperlink"/>
             <w:noProof/>
           </w:rPr>
-          <w:t>Công cụ và thư viện sử dụng</w:t>
+          <w:t>Khai phá FP-Tree của CSDL ví dụ</w:t>
         </w:r>
         <w:r>
           <w:rPr>
@@ -7268,7 +7196,7 @@
             <w:noProof/>
             <w:webHidden/>
           </w:rPr>
-          <w:instrText xml:space="preserve"> PAGEREF _Toc243400812 \h </w:instrText>
+          <w:instrText xml:space="preserve"> PAGEREF _Toc243400815 \h </w:instrText>
         </w:r>
         <w:r>
           <w:rPr>
@@ -7288,7 +7216,7 @@
             <w:noProof/>
             <w:webHidden/>
           </w:rPr>
-          <w:t>4</w:t>
+          <w:t>10</w:t>
         </w:r>
         <w:r>
           <w:rPr>
@@ -7314,21 +7242,21 @@
           <w14:ligatures w14:val="standardContextual"/>
         </w:rPr>
       </w:pPr>
-      <w:hyperlink w:anchor="_Toc243400813" w:history="1">
+      <w:hyperlink w:anchor="_Toc243400816" w:history="1">
         <w:r>
           <w:rPr>
             <w:rStyle w:val="Hyperlink"/>
             <w:b/>
             <w:noProof/>
           </w:rPr>
-          <w:t xml:space="preserve">Bảng 2.1. </w:t>
+          <w:t xml:space="preserve">Bảng 2.4. </w:t>
         </w:r>
         <w:r>
           <w:rPr>
             <w:rStyle w:val="Hyperlink"/>
             <w:noProof/>
           </w:rPr>
-          <w:t>Cơ sở dữ liệu giao dịch ví dụ</w:t>
+          <w:t>So sánh lý thuyết giữa Apriori và FP-Growth</w:t>
         </w:r>
         <w:r>
           <w:rPr>
@@ -7349,7 +7277,7 @@
             <w:noProof/>
             <w:webHidden/>
           </w:rPr>
-          <w:instrText xml:space="preserve"> PAGEREF _Toc243400813 \h </w:instrText>
+          <w:instrText xml:space="preserve"> PAGEREF _Toc243400816 \h </w:instrText>
         </w:r>
         <w:r>
           <w:rPr>
@@ -7369,7 +7297,7 @@
             <w:noProof/>
             <w:webHidden/>
           </w:rPr>
-          <w:t>5</w:t>
+          <w:t>12</w:t>
         </w:r>
         <w:r>
           <w:rPr>
@@ -7395,21 +7323,21 @@
           <w14:ligatures w14:val="standardContextual"/>
         </w:rPr>
       </w:pPr>
-      <w:hyperlink w:anchor="_Toc243400814" w:history="1">
+      <w:hyperlink w:anchor="_Toc243400817" w:history="1">
         <w:r>
           <w:rPr>
             <w:rStyle w:val="Hyperlink"/>
             <w:b/>
             <w:noProof/>
           </w:rPr>
-          <w:t xml:space="preserve">Bảng 2.2. </w:t>
+          <w:t xml:space="preserve">Bảng 3.1. </w:t>
         </w:r>
         <w:r>
           <w:rPr>
             <w:rStyle w:val="Hyperlink"/>
             <w:noProof/>
           </w:rPr>
-          <w:t>Các bước thực hiện Apriori trên CSDL ví dụ (minsup = 40%)</w:t>
+          <w:t>Các bảng trong bộ dữ liệu Instacart</w:t>
         </w:r>
         <w:r>
           <w:rPr>
@@ -7430,7 +7358,7 @@
             <w:noProof/>
             <w:webHidden/>
           </w:rPr>
-          <w:instrText xml:space="preserve"> PAGEREF _Toc243400814 \h </w:instrText>
+          <w:instrText xml:space="preserve"> PAGEREF _Toc243400817 \h </w:instrText>
         </w:r>
         <w:r>
           <w:rPr>
@@ -7450,7 +7378,7 @@
             <w:noProof/>
             <w:webHidden/>
           </w:rPr>
-          <w:t>8</w:t>
+          <w:t>17</w:t>
         </w:r>
         <w:r>
           <w:rPr>
@@ -7476,21 +7404,21 @@
           <w14:ligatures w14:val="standardContextual"/>
         </w:rPr>
       </w:pPr>
-      <w:hyperlink w:anchor="_Toc243400815" w:history="1">
+      <w:hyperlink w:anchor="_Toc243400818" w:history="1">
         <w:r>
           <w:rPr>
             <w:rStyle w:val="Hyperlink"/>
             <w:b/>
             <w:noProof/>
           </w:rPr>
-          <w:t xml:space="preserve">Bảng 2.3. </w:t>
+          <w:t xml:space="preserve">Bảng 3.2. </w:t>
         </w:r>
         <w:r>
           <w:rPr>
             <w:rStyle w:val="Hyperlink"/>
             <w:noProof/>
           </w:rPr>
-          <w:t>Khai phá FP-Tree của CSDL ví dụ</w:t>
+          <w:t>Kết quả kiểm tra chất lượng dữ liệu</w:t>
         </w:r>
         <w:r>
           <w:rPr>
@@ -7511,7 +7439,7 @@
             <w:noProof/>
             <w:webHidden/>
           </w:rPr>
-          <w:instrText xml:space="preserve"> PAGEREF _Toc243400815 \h </w:instrText>
+          <w:instrText xml:space="preserve"> PAGEREF _Toc243400818 \h </w:instrText>
         </w:r>
         <w:r>
           <w:rPr>
@@ -7531,7 +7459,7 @@
             <w:noProof/>
             <w:webHidden/>
           </w:rPr>
-          <w:t>10</w:t>
+          <w:t>18</w:t>
         </w:r>
         <w:r>
           <w:rPr>
@@ -7557,21 +7485,21 @@
           <w14:ligatures w14:val="standardContextual"/>
         </w:rPr>
       </w:pPr>
-      <w:hyperlink w:anchor="_Toc243400816" w:history="1">
+      <w:hyperlink w:anchor="_Toc243400819" w:history="1">
         <w:r>
           <w:rPr>
             <w:rStyle w:val="Hyperlink"/>
             <w:b/>
             <w:noProof/>
           </w:rPr>
-          <w:t xml:space="preserve">Bảng 2.4. </w:t>
+          <w:t xml:space="preserve">Bảng 3.3. </w:t>
         </w:r>
         <w:r>
           <w:rPr>
             <w:rStyle w:val="Hyperlink"/>
             <w:noProof/>
           </w:rPr>
-          <w:t>So sánh lý thuyết giữa Apriori và FP-Growth</w:t>
+          <w:t>Thống kê kích thước giỏ hàng trên toàn bộ dữ liệu prior</w:t>
         </w:r>
         <w:r>
           <w:rPr>
@@ -7592,7 +7520,7 @@
             <w:noProof/>
             <w:webHidden/>
           </w:rPr>
-          <w:instrText xml:space="preserve"> PAGEREF _Toc243400816 \h </w:instrText>
+          <w:instrText xml:space="preserve"> PAGEREF _Toc243400819 \h </w:instrText>
         </w:r>
         <w:r>
           <w:rPr>
@@ -7612,7 +7540,7 @@
             <w:noProof/>
             <w:webHidden/>
           </w:rPr>
-          <w:t>12</w:t>
+          <w:t>19</w:t>
         </w:r>
         <w:r>
           <w:rPr>
@@ -7638,21 +7566,21 @@
           <w14:ligatures w14:val="standardContextual"/>
         </w:rPr>
       </w:pPr>
-      <w:hyperlink w:anchor="_Toc243400817" w:history="1">
+      <w:hyperlink w:anchor="_Toc243400820" w:history="1">
         <w:r>
           <w:rPr>
             <w:rStyle w:val="Hyperlink"/>
             <w:b/>
             <w:noProof/>
           </w:rPr>
-          <w:t xml:space="preserve">Bảng 3.1. </w:t>
+          <w:t xml:space="preserve">Bảng 3.4. </w:t>
         </w:r>
         <w:r>
           <w:rPr>
             <w:rStyle w:val="Hyperlink"/>
             <w:noProof/>
           </w:rPr>
-          <w:t>Các bảng trong bộ dữ liệu Instacart</w:t>
+          <w:t>Mười sản phẩm phổ biến nhất (tính trên các đơn có ≥ 2 sản phẩm)</w:t>
         </w:r>
         <w:r>
           <w:rPr>
@@ -7673,7 +7601,7 @@
             <w:noProof/>
             <w:webHidden/>
           </w:rPr>
-          <w:instrText xml:space="preserve"> PAGEREF _Toc243400817 \h </w:instrText>
+          <w:instrText xml:space="preserve"> PAGEREF _Toc243400820 \h </w:instrText>
         </w:r>
         <w:r>
           <w:rPr>
@@ -7693,7 +7621,7 @@
             <w:noProof/>
             <w:webHidden/>
           </w:rPr>
-          <w:t>17</w:t>
+          <w:t>20</w:t>
         </w:r>
         <w:r>
           <w:rPr>
@@ -7719,21 +7647,21 @@
           <w14:ligatures w14:val="standardContextual"/>
         </w:rPr>
       </w:pPr>
-      <w:hyperlink w:anchor="_Toc243400818" w:history="1">
+      <w:hyperlink w:anchor="_Toc243400821" w:history="1">
         <w:r>
           <w:rPr>
             <w:rStyle w:val="Hyperlink"/>
             <w:b/>
             <w:noProof/>
           </w:rPr>
-          <w:t xml:space="preserve">Bảng 3.2. </w:t>
+          <w:t xml:space="preserve">Bảng 3.5. </w:t>
         </w:r>
         <w:r>
           <w:rPr>
             <w:rStyle w:val="Hyperlink"/>
             <w:noProof/>
           </w:rPr>
-          <w:t>Kết quả kiểm tra chất lượng dữ liệu</w:t>
+          <w:t>Số sản phẩm đạt từng ngưỡng min_support (tổng thể)</w:t>
         </w:r>
         <w:r>
           <w:rPr>
@@ -7754,7 +7682,7 @@
             <w:noProof/>
             <w:webHidden/>
           </w:rPr>
-          <w:instrText xml:space="preserve"> PAGEREF _Toc243400818 \h </w:instrText>
+          <w:instrText xml:space="preserve"> PAGEREF _Toc243400821 \h </w:instrText>
         </w:r>
         <w:r>
           <w:rPr>
@@ -7774,7 +7702,7 @@
             <w:noProof/>
             <w:webHidden/>
           </w:rPr>
-          <w:t>18</w:t>
+          <w:t>22</w:t>
         </w:r>
         <w:r>
           <w:rPr>
@@ -7800,21 +7728,21 @@
           <w14:ligatures w14:val="standardContextual"/>
         </w:rPr>
       </w:pPr>
-      <w:hyperlink w:anchor="_Toc243400819" w:history="1">
+      <w:hyperlink w:anchor="_Toc243400822" w:history="1">
         <w:r>
           <w:rPr>
             <w:rStyle w:val="Hyperlink"/>
             <w:b/>
             <w:noProof/>
           </w:rPr>
-          <w:t xml:space="preserve">Bảng 3.3. </w:t>
+          <w:t xml:space="preserve">Bảng 3.6. </w:t>
         </w:r>
         <w:r>
           <w:rPr>
             <w:rStyle w:val="Hyperlink"/>
             <w:noProof/>
           </w:rPr>
-          <w:t>Thống kê kích thước giỏ hàng trên toàn bộ dữ liệu prior</w:t>
+          <w:t>Phát hiện từ EDA và quyết định tiền xử lý tương ứng</w:t>
         </w:r>
         <w:r>
           <w:rPr>
@@ -7835,7 +7763,7 @@
             <w:noProof/>
             <w:webHidden/>
           </w:rPr>
-          <w:instrText xml:space="preserve"> PAGEREF _Toc243400819 \h </w:instrText>
+          <w:instrText xml:space="preserve"> PAGEREF _Toc243400822 \h </w:instrText>
         </w:r>
         <w:r>
           <w:rPr>
@@ -7855,7 +7783,7 @@
             <w:noProof/>
             <w:webHidden/>
           </w:rPr>
-          <w:t>19</w:t>
+          <w:t>24</w:t>
         </w:r>
         <w:r>
           <w:rPr>
@@ -7881,21 +7809,21 @@
           <w14:ligatures w14:val="standardContextual"/>
         </w:rPr>
       </w:pPr>
-      <w:hyperlink w:anchor="_Toc243400820" w:history="1">
+      <w:hyperlink w:anchor="_Toc243400824" w:history="1">
         <w:r>
           <w:rPr>
             <w:rStyle w:val="Hyperlink"/>
             <w:b/>
             <w:noProof/>
           </w:rPr>
-          <w:t xml:space="preserve">Bảng 3.4. </w:t>
+          <w:t xml:space="preserve">Bảng 3.7. </w:t>
         </w:r>
         <w:r>
           <w:rPr>
             <w:rStyle w:val="Hyperlink"/>
             <w:noProof/>
           </w:rPr>
-          <w:t>Mười sản phẩm phổ biến nhất (tính trên các đơn có ≥ 2 sản phẩm)</w:t>
+          <w:t>Cấu trúc tệp giao dịch đầu ra</w:t>
         </w:r>
         <w:r>
           <w:rPr>
@@ -7916,7 +7844,7 @@
             <w:noProof/>
             <w:webHidden/>
           </w:rPr>
-          <w:instrText xml:space="preserve"> PAGEREF _Toc243400820 \h </w:instrText>
+          <w:instrText xml:space="preserve"> PAGEREF _Toc243400824 \h </w:instrText>
         </w:r>
         <w:r>
           <w:rPr>
@@ -7936,7 +7864,7 @@
             <w:noProof/>
             <w:webHidden/>
           </w:rPr>
-          <w:t>20</w:t>
+          <w:t>28</w:t>
         </w:r>
         <w:r>
           <w:rPr>
@@ -7962,21 +7890,21 @@
           <w14:ligatures w14:val="standardContextual"/>
         </w:rPr>
       </w:pPr>
-      <w:hyperlink w:anchor="_Toc243400821" w:history="1">
+      <w:hyperlink w:anchor="_Toc243400825" w:history="1">
         <w:r>
           <w:rPr>
             <w:rStyle w:val="Hyperlink"/>
             <w:b/>
             <w:noProof/>
           </w:rPr>
-          <w:t xml:space="preserve">Bảng 3.5. </w:t>
+          <w:t xml:space="preserve">Bảng 3.8. </w:t>
         </w:r>
         <w:r>
           <w:rPr>
             <w:rStyle w:val="Hyperlink"/>
             <w:noProof/>
           </w:rPr>
-          <w:t>Số sản phẩm đạt từng ngưỡng min_support (tổng thể)</w:t>
+          <w:t>Thống kê các tập dữ liệu sau tiền xử lý</w:t>
         </w:r>
         <w:r>
           <w:rPr>
@@ -7997,7 +7925,7 @@
             <w:noProof/>
             <w:webHidden/>
           </w:rPr>
-          <w:instrText xml:space="preserve"> PAGEREF _Toc243400821 \h </w:instrText>
+          <w:instrText xml:space="preserve"> PAGEREF _Toc243400825 \h </w:instrText>
         </w:r>
         <w:r>
           <w:rPr>
@@ -8017,7 +7945,7 @@
             <w:noProof/>
             <w:webHidden/>
           </w:rPr>
-          <w:t>22</w:t>
+          <w:t>29</w:t>
         </w:r>
         <w:r>
           <w:rPr>
@@ -8043,21 +7971,21 @@
           <w14:ligatures w14:val="standardContextual"/>
         </w:rPr>
       </w:pPr>
-      <w:hyperlink w:anchor="_Toc243400822" w:history="1">
+      <w:hyperlink w:anchor="_Toc243400826" w:history="1">
         <w:r>
           <w:rPr>
             <w:rStyle w:val="Hyperlink"/>
             <w:b/>
             <w:noProof/>
           </w:rPr>
-          <w:t xml:space="preserve">Bảng 3.6. </w:t>
+          <w:t xml:space="preserve">Bảng 3.9. </w:t>
         </w:r>
         <w:r>
           <w:rPr>
             <w:rStyle w:val="Hyperlink"/>
             <w:noProof/>
           </w:rPr>
-          <w:t>Phát hiện từ EDA và quyết định tiền xử lý tương ứng</w:t>
+          <w:t>Mức độ khớp support giữa mẫu và tổng thể (1.848 sản phẩm có support ≥ 0,1%)</w:t>
         </w:r>
         <w:r>
           <w:rPr>
@@ -8078,7 +8006,7 @@
             <w:noProof/>
             <w:webHidden/>
           </w:rPr>
-          <w:instrText xml:space="preserve"> PAGEREF _Toc243400822 \h </w:instrText>
+          <w:instrText xml:space="preserve"> PAGEREF _Toc243400826 \h </w:instrText>
         </w:r>
         <w:r>
           <w:rPr>
@@ -8098,7 +8026,7 @@
             <w:noProof/>
             <w:webHidden/>
           </w:rPr>
-          <w:t>24</w:t>
+          <w:t>31</w:t>
         </w:r>
         <w:r>
           <w:rPr>
@@ -8124,21 +8052,21 @@
           <w14:ligatures w14:val="standardContextual"/>
         </w:rPr>
       </w:pPr>
-      <w:hyperlink w:anchor="_Toc243400823" w:history="1">
+      <w:hyperlink w:anchor="_Toc243400827" w:history="1">
         <w:r>
           <w:rPr>
             <w:rStyle w:val="Hyperlink"/>
             <w:b/>
             <w:noProof/>
           </w:rPr>
-          <w:t xml:space="preserve">Bảng 3.7. </w:t>
+          <w:t xml:space="preserve">Bảng 3.10. </w:t>
         </w:r>
         <w:r>
           <w:rPr>
             <w:rStyle w:val="Hyperlink"/>
             <w:noProof/>
           </w:rPr>
-          <w:t>Ví dụ gom giao dịch với hai đơn hàng thật</w:t>
+          <w:t>Số item đạt từng ngưỡng min_support</w:t>
         </w:r>
         <w:r>
           <w:rPr>
@@ -8159,7 +8087,7 @@
             <w:noProof/>
             <w:webHidden/>
           </w:rPr>
-          <w:instrText xml:space="preserve"> PAGEREF _Toc243400823 \h </w:instrText>
+          <w:instrText xml:space="preserve"> PAGEREF _Toc243400827 \h </w:instrText>
         </w:r>
         <w:r>
           <w:rPr>
@@ -8179,7 +8107,7 @@
             <w:noProof/>
             <w:webHidden/>
           </w:rPr>
-          <w:t>28</w:t>
+          <w:t>31</w:t>
         </w:r>
         <w:r>
           <w:rPr>
@@ -8205,21 +8133,21 @@
           <w14:ligatures w14:val="standardContextual"/>
         </w:rPr>
       </w:pPr>
-      <w:hyperlink w:anchor="_Toc243400824" w:history="1">
+      <w:hyperlink w:anchor="_Toc243400828" w:history="1">
         <w:r>
           <w:rPr>
             <w:rStyle w:val="Hyperlink"/>
             <w:b/>
             <w:noProof/>
           </w:rPr>
-          <w:t xml:space="preserve">Bảng 3.8. </w:t>
+          <w:t xml:space="preserve">Bảng 3.11. </w:t>
         </w:r>
         <w:r>
           <w:rPr>
             <w:rStyle w:val="Hyperlink"/>
             <w:noProof/>
           </w:rPr>
-          <w:t>Cấu trúc tệp giao dịch đầu ra</w:t>
+          <w:t xml:space="preserve">Số tập phổ biến theo độ dài trên mẫu 100k (chạy thử bằng FP-Growth)</w:t>
         </w:r>
         <w:r>
           <w:rPr>
@@ -8240,7 +8168,7 @@
             <w:noProof/>
             <w:webHidden/>
           </w:rPr>
-          <w:instrText xml:space="preserve"> PAGEREF _Toc243400824 \h </w:instrText>
+          <w:instrText xml:space="preserve"> PAGEREF _Toc243400828 \h </w:instrText>
         </w:r>
         <w:r>
           <w:rPr>
@@ -8260,7 +8188,7 @@
             <w:noProof/>
             <w:webHidden/>
           </w:rPr>
-          <w:t>28</w:t>
+          <w:t>32</w:t>
         </w:r>
         <w:r>
           <w:rPr>
@@ -8286,21 +8214,21 @@
           <w14:ligatures w14:val="standardContextual"/>
         </w:rPr>
       </w:pPr>
-      <w:hyperlink w:anchor="_Toc243400825" w:history="1">
+      <w:hyperlink w:anchor="_Toc243400829" w:history="1">
         <w:r>
           <w:rPr>
             <w:rStyle w:val="Hyperlink"/>
             <w:b/>
             <w:noProof/>
           </w:rPr>
-          <w:t xml:space="preserve">Bảng 3.9. </w:t>
+          <w:t xml:space="preserve">Bảng 3.12. </w:t>
         </w:r>
         <w:r>
           <w:rPr>
             <w:rStyle w:val="Hyperlink"/>
             <w:noProof/>
           </w:rPr>
-          <w:t>Thống kê các tập dữ liệu sau tiền xử lý</w:t>
+          <w:t>Phân bố số đơn của mỗi khách hàng trong mẫu 100k</w:t>
         </w:r>
         <w:r>
           <w:rPr>
@@ -8321,7 +8249,7 @@
             <w:noProof/>
             <w:webHidden/>
           </w:rPr>
-          <w:instrText xml:space="preserve"> PAGEREF _Toc243400825 \h </w:instrText>
+          <w:instrText xml:space="preserve"> PAGEREF _Toc243400829 \h </w:instrText>
         </w:r>
         <w:r>
           <w:rPr>
@@ -8341,7 +8269,7 @@
             <w:noProof/>
             <w:webHidden/>
           </w:rPr>
-          <w:t>29</w:t>
+          <w:t>33</w:t>
         </w:r>
         <w:r>
           <w:rPr>
@@ -8367,21 +8295,21 @@
           <w14:ligatures w14:val="standardContextual"/>
         </w:rPr>
       </w:pPr>
-      <w:hyperlink w:anchor="_Toc243400826" w:history="1">
+      <w:hyperlink w:anchor="_Toc243400830" w:history="1">
         <w:r>
           <w:rPr>
             <w:rStyle w:val="Hyperlink"/>
             <w:b/>
             <w:noProof/>
           </w:rPr>
-          <w:t xml:space="preserve">Bảng 3.10. </w:t>
+          <w:t xml:space="preserve">Bảng 4.1. </w:t>
         </w:r>
         <w:r>
           <w:rPr>
             <w:rStyle w:val="Hyperlink"/>
             <w:noProof/>
           </w:rPr>
-          <w:t>Mức độ khớp support giữa mẫu và tổng thể (1.848 sản phẩm có support ≥ 0,1%)</w:t>
+          <w:t>Cấu hình thực nghiệm</w:t>
         </w:r>
         <w:r>
           <w:rPr>
@@ -8402,7 +8330,7 @@
             <w:noProof/>
             <w:webHidden/>
           </w:rPr>
-          <w:instrText xml:space="preserve"> PAGEREF _Toc243400826 \h </w:instrText>
+          <w:instrText xml:space="preserve"> PAGEREF _Toc243400830 \h </w:instrText>
         </w:r>
         <w:r>
           <w:rPr>
@@ -8422,7 +8350,7 @@
             <w:noProof/>
             <w:webHidden/>
           </w:rPr>
-          <w:t>31</w:t>
+          <w:t>35</w:t>
         </w:r>
         <w:r>
           <w:rPr>
@@ -8448,21 +8376,21 @@
           <w14:ligatures w14:val="standardContextual"/>
         </w:rPr>
       </w:pPr>
-      <w:hyperlink w:anchor="_Toc243400827" w:history="1">
+      <w:hyperlink w:anchor="_Toc243400831" w:history="1">
         <w:r>
           <w:rPr>
             <w:rStyle w:val="Hyperlink"/>
             <w:b/>
             <w:noProof/>
           </w:rPr>
-          <w:t xml:space="preserve">Bảng 3.11. </w:t>
+          <w:t xml:space="preserve">Bảng 4.2. </w:t>
         </w:r>
         <w:r>
           <w:rPr>
             <w:rStyle w:val="Hyperlink"/>
             <w:noProof/>
           </w:rPr>
-          <w:t>Số item đạt từng ngưỡng min_support</w:t>
+          <w:t>Đối chiếu FP-Growth tự cài đặt với mlxtend</w:t>
         </w:r>
         <w:r>
           <w:rPr>
@@ -8483,7 +8411,7 @@
             <w:noProof/>
             <w:webHidden/>
           </w:rPr>
-          <w:instrText xml:space="preserve"> PAGEREF _Toc243400827 \h </w:instrText>
+          <w:instrText xml:space="preserve"> PAGEREF _Toc243400831 \h </w:instrText>
         </w:r>
         <w:r>
           <w:rPr>
@@ -8503,7 +8431,7 @@
             <w:noProof/>
             <w:webHidden/>
           </w:rPr>
-          <w:t>31</w:t>
+          <w:t>36</w:t>
         </w:r>
         <w:r>
           <w:rPr>
@@ -8529,21 +8457,21 @@
           <w14:ligatures w14:val="standardContextual"/>
         </w:rPr>
       </w:pPr>
-      <w:hyperlink w:anchor="_Toc243400828" w:history="1">
+      <w:hyperlink w:anchor="_Toc243400832" w:history="1">
         <w:r>
           <w:rPr>
             <w:rStyle w:val="Hyperlink"/>
             <w:b/>
             <w:noProof/>
           </w:rPr>
-          <w:t xml:space="preserve">Bảng 3.12. </w:t>
+          <w:t xml:space="preserve">Bảng 4.3. </w:t>
         </w:r>
         <w:r>
           <w:rPr>
             <w:rStyle w:val="Hyperlink"/>
             <w:noProof/>
           </w:rPr>
-          <w:t>Số tập phổ biến theo độ dài trên mẫu 100k (mức sản phẩm, chạy thử bằng FP-Growth)</w:t>
+          <w:t>Số tập phổ biến và số luật theo ngưỡng support (confidence ≥ 10%, lift ≥ 1,2)</w:t>
         </w:r>
         <w:r>
           <w:rPr>
@@ -8564,7 +8492,7 @@
             <w:noProof/>
             <w:webHidden/>
           </w:rPr>
-          <w:instrText xml:space="preserve"> PAGEREF _Toc243400828 \h </w:instrText>
+          <w:instrText xml:space="preserve"> PAGEREF _Toc243400832 \h </w:instrText>
         </w:r>
         <w:r>
           <w:rPr>
@@ -8584,7 +8512,7 @@
             <w:noProof/>
             <w:webHidden/>
           </w:rPr>
-          <w:t>32</w:t>
+          <w:t>37</w:t>
         </w:r>
         <w:r>
           <w:rPr>
@@ -8610,21 +8538,21 @@
           <w14:ligatures w14:val="standardContextual"/>
         </w:rPr>
       </w:pPr>
-      <w:hyperlink w:anchor="_Toc243400829" w:history="1">
+      <w:hyperlink w:anchor="_Toc243400833" w:history="1">
         <w:r>
           <w:rPr>
             <w:rStyle w:val="Hyperlink"/>
             <w:b/>
             <w:noProof/>
           </w:rPr>
-          <w:t xml:space="preserve">Bảng 3.13. </w:t>
+          <w:t xml:space="preserve">Bảng 4.4. </w:t>
         </w:r>
         <w:r>
           <w:rPr>
             <w:rStyle w:val="Hyperlink"/>
             <w:noProof/>
           </w:rPr>
-          <w:t>Phân bố số đơn của mỗi khách hàng trong mẫu 100k</w:t>
+          <w:t>Mười cặp sản phẩm có lift cao nhất (mẫu 100k, support 0,2%)</w:t>
         </w:r>
         <w:r>
           <w:rPr>
@@ -8645,7 +8573,7 @@
             <w:noProof/>
             <w:webHidden/>
           </w:rPr>
-          <w:instrText xml:space="preserve"> PAGEREF _Toc243400829 \h </w:instrText>
+          <w:instrText xml:space="preserve"> PAGEREF _Toc243400833 \h </w:instrText>
         </w:r>
         <w:r>
           <w:rPr>
@@ -8665,7 +8593,7 @@
             <w:noProof/>
             <w:webHidden/>
           </w:rPr>
-          <w:t>33</w:t>
+          <w:t>39</w:t>
         </w:r>
         <w:r>
           <w:rPr>
@@ -8691,21 +8619,21 @@
           <w14:ligatures w14:val="standardContextual"/>
         </w:rPr>
       </w:pPr>
-      <w:hyperlink w:anchor="_Toc243400830" w:history="1">
+      <w:hyperlink w:anchor="_Toc243400834" w:history="1">
         <w:r>
           <w:rPr>
             <w:rStyle w:val="Hyperlink"/>
             <w:b/>
             <w:noProof/>
           </w:rPr>
-          <w:t xml:space="preserve">Bảng 4.1. </w:t>
+          <w:t xml:space="preserve">Bảng 4.5. </w:t>
         </w:r>
         <w:r>
           <w:rPr>
             <w:rStyle w:val="Hyperlink"/>
             <w:noProof/>
           </w:rPr>
-          <w:t>Cấu hình thực nghiệm</w:t>
+          <w:t>Độ phủ và Hit@5 theo ngưỡng support (đơn vị: %)</w:t>
         </w:r>
         <w:r>
           <w:rPr>
@@ -8726,7 +8654,7 @@
             <w:noProof/>
             <w:webHidden/>
           </w:rPr>
-          <w:instrText xml:space="preserve"> PAGEREF _Toc243400830 \h </w:instrText>
+          <w:instrText xml:space="preserve"> PAGEREF _Toc243400834 \h </w:instrText>
         </w:r>
         <w:r>
           <w:rPr>
@@ -8746,7 +8674,7 @@
             <w:noProof/>
             <w:webHidden/>
           </w:rPr>
-          <w:t>35</w:t>
+          <w:t>40</w:t>
         </w:r>
         <w:r>
           <w:rPr>
@@ -8772,345 +8700,21 @@
           <w14:ligatures w14:val="standardContextual"/>
         </w:rPr>
       </w:pPr>
-      <w:hyperlink w:anchor="_Toc243400831" w:history="1">
+      <w:hyperlink w:anchor="_Toc243400835" w:history="1">
         <w:r>
           <w:rPr>
             <w:rStyle w:val="Hyperlink"/>
             <w:b/>
             <w:noProof/>
           </w:rPr>
-          <w:t xml:space="preserve">Bảng 4.2. </w:t>
+          <w:t xml:space="preserve">Bảng 4.6. </w:t>
         </w:r>
         <w:r>
           <w:rPr>
             <w:rStyle w:val="Hyperlink"/>
             <w:noProof/>
           </w:rPr>
-          <w:t>Đối chiếu FP-Growth tự cài đặt với mlxtend</w:t>
-        </w:r>
-        <w:r>
-          <w:rPr>
-            <w:noProof/>
-            <w:webHidden/>
-          </w:rPr>
-          <w:tab/>
-        </w:r>
-        <w:r>
-          <w:rPr>
-            <w:noProof/>
-            <w:webHidden/>
-          </w:rPr>
-          <w:fldChar w:fldCharType="begin"/>
-        </w:r>
-        <w:r>
-          <w:rPr>
-            <w:noProof/>
-            <w:webHidden/>
-          </w:rPr>
-          <w:instrText xml:space="preserve"> PAGEREF _Toc243400831 \h </w:instrText>
-        </w:r>
-        <w:r>
-          <w:rPr>
-            <w:noProof/>
-            <w:webHidden/>
-          </w:rPr>
-        </w:r>
-        <w:r>
-          <w:rPr>
-            <w:noProof/>
-            <w:webHidden/>
-          </w:rPr>
-          <w:fldChar w:fldCharType="separate"/>
-        </w:r>
-        <w:r>
-          <w:rPr>
-            <w:noProof/>
-            <w:webHidden/>
-          </w:rPr>
-          <w:t>36</w:t>
-        </w:r>
-        <w:r>
-          <w:rPr>
-            <w:noProof/>
-            <w:webHidden/>
-          </w:rPr>
-          <w:fldChar w:fldCharType="end"/>
-        </w:r>
-      </w:hyperlink>
-    </w:p>
-    <w:p>
-      <w:pPr>
-        <w:pStyle w:val="TOC9"/>
-        <w:tabs>
-          <w:tab w:val="right" w:leader="dot" w:pos="9061"/>
-        </w:tabs>
-        <w:rPr>
-          <w:rFonts w:asciiTheme="minorHAnsi" w:eastAsiaTheme="minorEastAsia" w:hAnsiTheme="minorHAnsi" w:cstheme="minorBidi"/>
-          <w:noProof/>
-          <w:kern w:val="2"/>
-          <w:sz w:val="24"/>
-          <w:szCs w:val="24"/>
-          <w14:ligatures w14:val="standardContextual"/>
-        </w:rPr>
-      </w:pPr>
-      <w:hyperlink w:anchor="_Toc243400832" w:history="1">
-        <w:r>
-          <w:rPr>
-            <w:rStyle w:val="Hyperlink"/>
-            <w:b/>
-            <w:noProof/>
-          </w:rPr>
-          <w:t xml:space="preserve">Bảng 4.3. </w:t>
-        </w:r>
-        <w:r>
-          <w:rPr>
-            <w:rStyle w:val="Hyperlink"/>
-            <w:noProof/>
-          </w:rPr>
-          <w:t>Số tập phổ biến và số luật theo ngưỡng support (confidence ≥ 10%, lift ≥ 1,2)</w:t>
-        </w:r>
-        <w:r>
-          <w:rPr>
-            <w:noProof/>
-            <w:webHidden/>
-          </w:rPr>
-          <w:tab/>
-        </w:r>
-        <w:r>
-          <w:rPr>
-            <w:noProof/>
-            <w:webHidden/>
-          </w:rPr>
-          <w:fldChar w:fldCharType="begin"/>
-        </w:r>
-        <w:r>
-          <w:rPr>
-            <w:noProof/>
-            <w:webHidden/>
-          </w:rPr>
-          <w:instrText xml:space="preserve"> PAGEREF _Toc243400832 \h </w:instrText>
-        </w:r>
-        <w:r>
-          <w:rPr>
-            <w:noProof/>
-            <w:webHidden/>
-          </w:rPr>
-        </w:r>
-        <w:r>
-          <w:rPr>
-            <w:noProof/>
-            <w:webHidden/>
-          </w:rPr>
-          <w:fldChar w:fldCharType="separate"/>
-        </w:r>
-        <w:r>
-          <w:rPr>
-            <w:noProof/>
-            <w:webHidden/>
-          </w:rPr>
-          <w:t>37</w:t>
-        </w:r>
-        <w:r>
-          <w:rPr>
-            <w:noProof/>
-            <w:webHidden/>
-          </w:rPr>
-          <w:fldChar w:fldCharType="end"/>
-        </w:r>
-      </w:hyperlink>
-    </w:p>
-    <w:p>
-      <w:pPr>
-        <w:pStyle w:val="TOC9"/>
-        <w:tabs>
-          <w:tab w:val="right" w:leader="dot" w:pos="9061"/>
-        </w:tabs>
-        <w:rPr>
-          <w:rFonts w:asciiTheme="minorHAnsi" w:eastAsiaTheme="minorEastAsia" w:hAnsiTheme="minorHAnsi" w:cstheme="minorBidi"/>
-          <w:noProof/>
-          <w:kern w:val="2"/>
-          <w:sz w:val="24"/>
-          <w:szCs w:val="24"/>
-          <w14:ligatures w14:val="standardContextual"/>
-        </w:rPr>
-      </w:pPr>
-      <w:hyperlink w:anchor="_Toc243400833" w:history="1">
-        <w:r>
-          <w:rPr>
-            <w:rStyle w:val="Hyperlink"/>
-            <w:b/>
-            <w:noProof/>
-          </w:rPr>
-          <w:t xml:space="preserve">Bảng 4.4. </w:t>
-        </w:r>
-        <w:r>
-          <w:rPr>
-            <w:rStyle w:val="Hyperlink"/>
-            <w:noProof/>
-          </w:rPr>
-          <w:t>Mười cặp sản phẩm có lift cao nhất (mẫu 100k, support 0,2%)</w:t>
-        </w:r>
-        <w:r>
-          <w:rPr>
-            <w:noProof/>
-            <w:webHidden/>
-          </w:rPr>
-          <w:tab/>
-        </w:r>
-        <w:r>
-          <w:rPr>
-            <w:noProof/>
-            <w:webHidden/>
-          </w:rPr>
-          <w:fldChar w:fldCharType="begin"/>
-        </w:r>
-        <w:r>
-          <w:rPr>
-            <w:noProof/>
-            <w:webHidden/>
-          </w:rPr>
-          <w:instrText xml:space="preserve"> PAGEREF _Toc243400833 \h </w:instrText>
-        </w:r>
-        <w:r>
-          <w:rPr>
-            <w:noProof/>
-            <w:webHidden/>
-          </w:rPr>
-        </w:r>
-        <w:r>
-          <w:rPr>
-            <w:noProof/>
-            <w:webHidden/>
-          </w:rPr>
-          <w:fldChar w:fldCharType="separate"/>
-        </w:r>
-        <w:r>
-          <w:rPr>
-            <w:noProof/>
-            <w:webHidden/>
-          </w:rPr>
-          <w:t>39</w:t>
-        </w:r>
-        <w:r>
-          <w:rPr>
-            <w:noProof/>
-            <w:webHidden/>
-          </w:rPr>
-          <w:fldChar w:fldCharType="end"/>
-        </w:r>
-      </w:hyperlink>
-    </w:p>
-    <w:p>
-      <w:pPr>
-        <w:pStyle w:val="TOC9"/>
-        <w:tabs>
-          <w:tab w:val="right" w:leader="dot" w:pos="9061"/>
-        </w:tabs>
-        <w:rPr>
-          <w:rFonts w:asciiTheme="minorHAnsi" w:eastAsiaTheme="minorEastAsia" w:hAnsiTheme="minorHAnsi" w:cstheme="minorBidi"/>
-          <w:noProof/>
-          <w:kern w:val="2"/>
-          <w:sz w:val="24"/>
-          <w:szCs w:val="24"/>
-          <w14:ligatures w14:val="standardContextual"/>
-        </w:rPr>
-      </w:pPr>
-      <w:hyperlink w:anchor="_Toc243400834" w:history="1">
-        <w:r>
-          <w:rPr>
-            <w:rStyle w:val="Hyperlink"/>
-            <w:b/>
-            <w:noProof/>
-          </w:rPr>
-          <w:t xml:space="preserve">Bảng 4.5. </w:t>
-        </w:r>
-        <w:r>
-          <w:rPr>
-            <w:rStyle w:val="Hyperlink"/>
-            <w:noProof/>
-          </w:rPr>
-          <w:t>Độ phủ và Hit@5 theo ngưỡng support (đơn vị: %)</w:t>
-        </w:r>
-        <w:r>
-          <w:rPr>
-            <w:noProof/>
-            <w:webHidden/>
-          </w:rPr>
-          <w:tab/>
-        </w:r>
-        <w:r>
-          <w:rPr>
-            <w:noProof/>
-            <w:webHidden/>
-          </w:rPr>
-          <w:fldChar w:fldCharType="begin"/>
-        </w:r>
-        <w:r>
-          <w:rPr>
-            <w:noProof/>
-            <w:webHidden/>
-          </w:rPr>
-          <w:instrText xml:space="preserve"> PAGEREF _Toc243400834 \h </w:instrText>
-        </w:r>
-        <w:r>
-          <w:rPr>
-            <w:noProof/>
-            <w:webHidden/>
-          </w:rPr>
-        </w:r>
-        <w:r>
-          <w:rPr>
-            <w:noProof/>
-            <w:webHidden/>
-          </w:rPr>
-          <w:fldChar w:fldCharType="separate"/>
-        </w:r>
-        <w:r>
-          <w:rPr>
-            <w:noProof/>
-            <w:webHidden/>
-          </w:rPr>
-          <w:t>40</w:t>
-        </w:r>
-        <w:r>
-          <w:rPr>
-            <w:noProof/>
-            <w:webHidden/>
-          </w:rPr>
-          <w:fldChar w:fldCharType="end"/>
-        </w:r>
-      </w:hyperlink>
-    </w:p>
-    <w:p>
-      <w:pPr>
-        <w:pStyle w:val="TOC9"/>
-        <w:tabs>
-          <w:tab w:val="right" w:leader="dot" w:pos="9061"/>
-        </w:tabs>
-        <w:rPr>
-          <w:rFonts w:asciiTheme="minorHAnsi" w:eastAsiaTheme="minorEastAsia" w:hAnsiTheme="minorHAnsi" w:cstheme="minorBidi"/>
-          <w:noProof/>
-          <w:kern w:val="2"/>
-          <w:sz w:val="24"/>
-          <w:szCs w:val="24"/>
-          <w14:ligatures w14:val="standardContextual"/>
-        </w:rPr>
-      </w:pPr>
-      <w:hyperlink w:anchor="_Toc243400835" w:history="1">
-        <w:r>
-          <w:rPr>
-            <w:rStyle w:val="Hyperlink"/>
-            <w:b/>
-            <w:noProof/>
-          </w:rPr>
-          <w:t xml:space="preserve">Bảng 4.6. </w:t>
-        </w:r>
-        <w:r>
-          <w:rPr>
-            <w:rStyle w:val="Hyperlink"/>
-            <w:noProof/>
-          </w:rPr>
-          <w:t>Hit@k theo số gợi ý k ở ngưỡng thấp nhất của mỗi mức (đơn vị: %)</w:t>
+          <w:t xml:space="preserve">Hit@k theo số gợi ý k ở ngưỡng 0,2% (đơn vị: %)</w:t>
         </w:r>
         <w:r>
           <w:rPr>
@@ -9927,7 +9531,7 @@
         <w:t>Khai phá luật kết hợp</w:t>
       </w:r>
       <w:r>
-        <w:t xml:space="preserve"> có giá trị thực tiễn, đánh giá bằng support, confidence và lift, ở cả mức sản phẩm và mức kệ hàng.</w:t>
+        <w:t xml:space="preserve"> có giá trị thực tiễn, đánh giá bằng support, confidence và lift.</w:t>
       </w:r>
     </w:p>
     <w:p>
@@ -9963,7 +9567,7 @@
         <w:t>Đánh giá chất lượng gợi ý</w:t>
       </w:r>
       <w:r>
-        <w:t xml:space="preserve"> trên các đơn hàng thật bằng phương pháp holdout, so sánh với cách gợi ý đơn giản nhất là đề xuất các sản phẩm bán chạy; trình bày toàn bộ kết quả trên một dashboard tương tác.</w:t>
+        <w:t xml:space="preserve"> trên các đơn hàng thật bằng phương pháp holdout, so sánh với cách gợi ý đơn giản nhất là đề xuất các sản phẩm bán chạy; trình bày kết quả khai phá và gợi ý trên một dashboard tương tác.</w:t>
       </w:r>
     </w:p>
     <w:p>
@@ -10036,45 +9640,45 @@
         <w:t>order_products__prior</w:t>
       </w:r>
       <w:r>
-        <w:t xml:space="preserve"> (3.214.874 đơn hàng) cùng hai bảng tra cứu </w:t>
+        <w:t xml:space="preserve"> (3.214.874 đơn hàng) cùng bảng tra cứu products. Mỗi item là một tên sản phẩm.</w:t>
       </w:r>
       <w:r>
         <w:rPr>
           <w:rFonts w:ascii="Courier New" w:eastAsia="Courier New" w:hAnsi="Courier New" w:cs="Courier New"/>
           <w:sz w:val="23"/>
         </w:rPr>
-        <w:t>products</w:t>
-      </w:r>
-      <w:r>
-        <w:t xml:space="preserve"> và </w:t>
+        <w:t xml:space="preserve"/>
+      </w:r>
+      <w:r>
+        <w:t xml:space="preserve"/>
       </w:r>
       <w:r>
         <w:rPr>
           <w:rFonts w:ascii="Courier New" w:eastAsia="Courier New" w:hAnsi="Courier New" w:cs="Courier New"/>
           <w:sz w:val="23"/>
         </w:rPr>
-        <w:t>aisles</w:t>
-      </w:r>
-      <w:r>
-        <w:t xml:space="preserve">. Dữ liệu được phân tích ở hai mức: </w:t>
+        <w:t xml:space="preserve"/>
+      </w:r>
+      <w:r>
+        <w:t xml:space="preserve"/>
       </w:r>
       <w:r>
         <w:rPr>
           <w:b/>
         </w:rPr>
-        <w:t>mức sản phẩm</w:t>
-      </w:r>
-      <w:r>
-        <w:t xml:space="preserve"> (mỗi item là một tên sản phẩm) và </w:t>
+        <w:t xml:space="preserve"/>
+      </w:r>
+      <w:r>
+        <w:t xml:space="preserve"/>
       </w:r>
       <w:r>
         <w:rPr>
           <w:b/>
         </w:rPr>
-        <w:t>mức kệ hàng</w:t>
-      </w:r>
-      <w:r>
-        <w:t xml:space="preserve"> (mỗi item là một kệ hàng – aisle).</w:t>
+        <w:t xml:space="preserve"/>
+      </w:r>
+      <w:r>
+        <w:t xml:space="preserve"/>
       </w:r>
     </w:p>
     <w:p>
@@ -10092,7 +9696,7 @@
         <w:t>Quy mô:</w:t>
       </w:r>
       <w:r>
-        <w:t xml:space="preserve"> ba mẫu lồng nhau gồm 10.000, 50.000 và 100.000 giỏ hàng ở mức sản phẩm, và một mẫu 100.000 đơn ở mức kệ hàng.</w:t>
+        <w:t xml:space="preserve"> ba mẫu lồng nhau gồm 10.000, 50.000 và 100.000 giỏ hàng.</w:t>
       </w:r>
     </w:p>
     <w:p>
@@ -10265,7 +9869,7 @@
         <w:t>Trực quan hóa:</w:t>
       </w:r>
       <w:r>
-        <w:t xml:space="preserve"> xây dựng dashboard bằng Streamlit cho phép chọn giỏ hàng và xem gợi ý, tra cứu luật, tập phổ biến và kết quả đánh giá.</w:t>
+        <w:t xml:space="preserve"> xây dựng dashboard bằng Streamlit cho phép chọn giỏ hàng và xem gợi ý, tra cứu luật và tập phổ biến.</w:t>
       </w:r>
     </w:p>
     <w:p>
@@ -11095,7 +10699,7 @@
         <w:t>i</w:t>
       </w:r>
       <w:r>
-        <w:t>ₘ} là tập tất cả các mục (item). Trong đề tài, mỗi item là một sản phẩm hoặc một kệ hàng. Ta có các định nghĩa sau [3], [4]:</w:t>
+        <w:t xml:space="preserve">ₘ} là tập tất cả các mục (item). Trong đề tài, mỗi item là một sản phẩm. Ta có các định nghĩa sau [3], [4]:</w:t>
       </w:r>
     </w:p>
     <w:p>
@@ -15804,7 +15408,7 @@
       </w:r>
       <w:r>
         <w:lastRenderedPageBreak/>
-        <w:t>mỗi giao dịch là danh sách tên sản phẩm (hoặc tên kệ) do khâu tiền xử lý tạo ra; khác với mlxtend, bản cài đặt này không cần mã hóa one-hot. Các điểm cài đặt chính:</w:t>
+        <w:t xml:space="preserve">mỗi giao dịch là danh sách tên sản phẩm do khâu tiền xử lý tạo ra; khác với mlxtend, bản cài đặt này không cần mã hóa one-hot. Các điểm cài đặt chính:</w:t>
       </w:r>
     </w:p>
     <w:p>
@@ -16569,7 +16173,7 @@
               <w:rPr>
                 <w:sz w:val="22"/>
               </w:rPr>
-              <w:t>Tên kệ hàng – item ở mức kệ</w:t>
+              <w:t>Không sử dụng</w:t>
             </w:r>
           </w:p>
         </w:tc>
@@ -16741,7 +16345,7 @@
               <w:rPr>
                 <w:sz w:val="22"/>
               </w:rPr>
-              <w:t>Tra tên sản phẩm và kệ hàng</w:t>
+              <w:t>Tra tên sản phẩm</w:t>
             </w:r>
           </w:p>
         </w:tc>
@@ -17147,27 +16751,27 @@
         <w:pStyle w:val="BodyReport"/>
       </w:pPr>
       <w:r>
-        <w:t xml:space="preserve">Ngoài bảng prior, tiền xử lý chỉ cần thêm </w:t>
+        <w:t xml:space="preserve">Ngoài bảng prior, tiền xử lý chỉ cần thêm bảng products để tra tên sản phẩm.</w:t>
       </w:r>
       <w:r>
         <w:rPr>
           <w:rFonts w:ascii="Courier New" w:eastAsia="Courier New" w:hAnsi="Courier New" w:cs="Courier New"/>
           <w:sz w:val="23"/>
         </w:rPr>
-        <w:t>products</w:t>
-      </w:r>
-      <w:r>
-        <w:t xml:space="preserve"> (tên sản phẩm, mã kệ) và </w:t>
+        <w:t xml:space="preserve"/>
+      </w:r>
+      <w:r>
+        <w:t xml:space="preserve"/>
       </w:r>
       <w:r>
         <w:rPr>
           <w:rFonts w:ascii="Courier New" w:eastAsia="Courier New" w:hAnsi="Courier New" w:cs="Courier New"/>
           <w:sz w:val="23"/>
         </w:rPr>
-        <w:t>aisles</w:t>
-      </w:r>
-      <w:r>
-        <w:t xml:space="preserve"> (tên kệ). Điểm mấu chốt là mỗi dòng của bảng prior chỉ cho biết “đơn X chứa sản phẩm Y” – dữ liệu ở </w:t>
+        <w:t xml:space="preserve"/>
+      </w:r>
+      <w:r>
+        <w:t xml:space="preserve"> Điểm mấu chốt là mỗi dòng của bảng prior chỉ cho biết “đơn X chứa sản phẩm Y” – dữ liệu ở </w:t>
       </w:r>
       <w:r>
         <w:rPr>
@@ -17560,7 +17164,7 @@
               <w:jc w:val="center"/>
             </w:pPr>
             <w:r>
-              <w:t>Không cần bỏ trùng ở mức sản phẩm</w:t>
+              <w:t xml:space="preserve">Không cần bỏ trùng</w:t>
             </w:r>
           </w:p>
         </w:tc>
@@ -17674,7 +17278,7 @@
               <w:jc w:val="center"/>
             </w:pPr>
             <w:r>
-              <w:t>Loại nhãn “missing” ở mức kệ hàng</w:t>
+              <w:t>Giữ lại: item là tên sản phẩm, không dùng tên kệ</w:t>
             </w:r>
           </w:p>
         </w:tc>
@@ -17745,21 +17349,21 @@
         <w:pStyle w:val="BodyReport"/>
       </w:pPr>
       <w:r>
-        <w:t xml:space="preserve">Dữ liệu khá sạch: không có giá trị rỗng, không có bản ghi trùng và không có khóa ngoại “mồ côi”. Vấn đề duy nhất là kệ hàng tên </w:t>
+        <w:t xml:space="preserve">Dữ liệu khá sạch: không có giá trị rỗng, không có bản ghi trùng và không có khóa ngoại “mồ côi”. Điểm cần lưu ý duy nhất là 1.258 sản phẩm thuộc kệ missing – nhãn “chưa phân loại” chứ không phải kệ thật. Vì đề tài dùng tên sản phẩm làm item, các sản phẩm này vẫn được giữ: tên của chúng hoàn toàn hợp lệ.</w:t>
       </w:r>
       <w:r>
         <w:rPr>
           <w:rFonts w:ascii="Courier New" w:eastAsia="Courier New" w:hAnsi="Courier New" w:cs="Courier New"/>
           <w:sz w:val="23"/>
         </w:rPr>
-        <w:t>missing</w:t>
-      </w:r>
-      <w:r>
-        <w:t xml:space="preserve">. Đây không phải một kệ thật mà là nhãn “chưa phân loại”; nếu giữ lại sẽ sinh ra những luật vô nghĩa như {missing} </w:t>
+        <w:t xml:space="preserve"/>
+      </w:r>
+      <w:r>
+        <w:t xml:space="preserve"/>
       </w:r>
       <w:r>
         <w:lastRenderedPageBreak/>
-        <w:t>→ {fresh fruits}. Ở mức sản phẩm, các sản phẩm này vẫn được giữ vì tên của chúng hoàn toàn hợp lệ.</w:t>
+        <w:t xml:space="preserve"/>
       </w:r>
     </w:p>
     <w:p>
@@ -19762,115 +19366,9 @@
       <w:pPr>
         <w:pStyle w:val="Heading3"/>
       </w:pPr>
-      <w:bookmarkStart w:id="53" w:name="_Toc243400758"/>
-      <w:r>
-        <w:t>3.2.4. Phân tích ở mức kệ hàng</w:t>
-      </w:r>
-      <w:bookmarkEnd w:id="53"/>
-    </w:p>
-    <w:p>
-      <w:pPr>
-        <w:pStyle w:val="BodyReport"/>
-      </w:pPr>
-      <w:r>
-        <w:t xml:space="preserve">Khi gộp sản phẩm theo kệ, mỗi item phổ biến hơn rất nhiều. Trên mẫu 100.000 đơn (sau tiền xử lý), có 133 kệ hàng (đã bỏ kệ </w:t>
-      </w:r>
-      <w:r>
-        <w:rPr>
-          <w:rFonts w:ascii="Courier New" w:eastAsia="Courier New" w:hAnsi="Courier New" w:cs="Courier New"/>
-          <w:sz w:val="23"/>
-        </w:rPr>
-        <w:t>missing</w:t>
-      </w:r>
-      <w:r>
-        <w:t>) và mỗi giỏ trung bình chứa 7,67 kệ khác nhau. Các kệ phổ biến nhất là fresh fruits (58,6%), fresh vegetables (47,1%), packaged vegetables fruits (38,8%), yogurt (28,3%) và milk (25,8%), như trong Hình 3.5.</w:t>
-      </w:r>
-    </w:p>
-    <w:p>
-      <w:pPr>
-        <w:pStyle w:val="FigureBox"/>
-      </w:pPr>
-      <w:r>
-        <w:rPr>
-          <w:noProof/>
-        </w:rPr>
-        <w:drawing>
-          <wp:inline distT="0" distB="0" distL="0" distR="0" wp14:anchorId="0AD6CEAF" wp14:editId="6DC3BF73">
-            <wp:extent cx="4680000" cy="2810749"/>
-            <wp:effectExtent l="0" t="0" r="0" b="0"/>
-            <wp:docPr id="1774906637" name="Picture 1774906637"/>
-            <wp:cNvGraphicFramePr>
-              <a:graphicFrameLocks xmlns:a="http://schemas.openxmlformats.org/drawingml/2006/main" noChangeAspect="1"/>
-            </wp:cNvGraphicFramePr>
-            <a:graphic xmlns:a="http://schemas.openxmlformats.org/drawingml/2006/main">
-              <a:graphicData uri="http://schemas.openxmlformats.org/drawingml/2006/picture">
-                <pic:pic xmlns:pic="http://schemas.openxmlformats.org/drawingml/2006/picture">
-                  <pic:nvPicPr>
-                    <pic:cNvPr id="0" name="06_top_aisles.png"/>
-                    <pic:cNvPicPr/>
-                  </pic:nvPicPr>
-                  <pic:blipFill>
-                    <a:blip r:embed="rId16"/>
-                    <a:stretch>
-                      <a:fillRect/>
-                    </a:stretch>
-                  </pic:blipFill>
-                  <pic:spPr>
-                    <a:xfrm>
-                      <a:off x="0" y="0"/>
-                      <a:ext cx="4680000" cy="2810749"/>
-                    </a:xfrm>
-                    <a:prstGeom prst="rect">
-                      <a:avLst/>
-                    </a:prstGeom>
-                  </pic:spPr>
-                </pic:pic>
-              </a:graphicData>
-            </a:graphic>
-          </wp:inline>
-        </w:drawing>
-      </w:r>
-    </w:p>
-    <w:p>
-      <w:pPr>
-        <w:pStyle w:val="CaptionFig"/>
-      </w:pPr>
-      <w:r>
-        <w:fldChar w:fldCharType="begin"/>
-      </w:r>
-      <w:r>
-        <w:instrText xml:space="preserve"> SEQ Hinh \h </w:instrText>
-      </w:r>
-      <w:r>
-        <w:fldChar w:fldCharType="end"/>
-      </w:r>
-      <w:bookmarkStart w:id="54" w:name="_Toc243400799"/>
-      <w:r>
-        <w:rPr>
-          <w:b/>
-        </w:rPr>
-        <w:t xml:space="preserve">Hình 3.5. </w:t>
-      </w:r>
-      <w:r>
-        <w:t>Mười lăm kệ hàng có support cao nhất (mẫu 100.000 đơn)</w:t>
-      </w:r>
-      <w:bookmarkEnd w:id="54"/>
-    </w:p>
-    <w:p>
-      <w:pPr>
-        <w:pStyle w:val="BodyReport"/>
-      </w:pPr>
-      <w:r>
-        <w:t>Ở ngưỡng 5% đã có 49 kệ đạt ngưỡng, trong khi chỉ có 6 sản phẩm. Dữ liệu mức kệ “dày” hơn nên sinh ra nhiều tập phổ biến và nhiều luật ngay ở các ngưỡng cao; đồng thời bổ sung góc nhìn ở mức nhóm hàng, hữu ích cho việc bố trí kệ trong cửa hàng và phần nào khắc phục việc support bị chia nhỏ giữa các biến thể sản phẩm.</w:t>
-      </w:r>
-    </w:p>
-    <w:p>
-      <w:pPr>
-        <w:pStyle w:val="Heading3"/>
-      </w:pPr>
       <w:bookmarkStart w:id="55" w:name="_Toc243400759"/>
       <w:r>
-        <w:t>3.2.5. Tổng hợp: từ phát hiện đến quyết định tiền xử lý</w:t>
+        <w:t xml:space="preserve">3.2.4. Tổng hợp: từ phát hiện đến quyết định tiền xử lý</w:t>
       </w:r>
       <w:bookmarkEnd w:id="55"/>
     </w:p>
@@ -20299,7 +19797,7 @@
               <w:jc w:val="center"/>
             </w:pPr>
             <w:r>
-              <w:t>Kệ “missing” không phải kệ thật</w:t>
+              <w:t>Đuôi dài: hơn 99% sản phẩm rất hiếm</w:t>
             </w:r>
           </w:p>
         </w:tc>
@@ -20316,7 +19814,7 @@
               <w:jc w:val="center"/>
             </w:pPr>
             <w:r>
-              <w:t>Loại nhãn “missing” ở mức kệ hàng</w:t>
+              <w:t>Cắt tỉa món hiếm ngay lần duyệt đầu của FP-Growth</w:t>
             </w:r>
           </w:p>
         </w:tc>
@@ -20333,175 +19831,7 @@
               <w:jc w:val="center"/>
             </w:pPr>
             <w:r>
-              <w:t>3.3.5</w:t>
-            </w:r>
-          </w:p>
-        </w:tc>
-      </w:tr>
-      <w:tr>
-        <w:trPr>
-          <w:cantSplit/>
-          <w:jc w:val="center"/>
-        </w:trPr>
-        <w:tc>
-          <w:tcPr>
-            <w:tcW w:w="3969" w:type="dxa"/>
-            <w:shd w:val="clear" w:color="auto" w:fill="FFFFFF" w:themeFill="background1"/>
-            <w:vAlign w:val="center"/>
-          </w:tcPr>
-          <w:p>
-            <w:pPr>
-              <w:pStyle w:val="TableText"/>
-              <w:keepNext/>
-              <w:jc w:val="center"/>
-            </w:pPr>
-            <w:r>
-              <w:t>Nhiều sản phẩm trong một đơn cùng thuộc một kệ</w:t>
-            </w:r>
-          </w:p>
-        </w:tc>
-        <w:tc>
-          <w:tcPr>
-            <w:tcW w:w="4195" w:type="dxa"/>
-            <w:shd w:val="clear" w:color="auto" w:fill="FFFFFF" w:themeFill="background1"/>
-            <w:vAlign w:val="center"/>
-          </w:tcPr>
-          <w:p>
-            <w:pPr>
-              <w:pStyle w:val="TableText"/>
-              <w:keepNext/>
-              <w:jc w:val="center"/>
-            </w:pPr>
-            <w:r>
-              <w:t>Bỏ trùng kệ, áp lại quy tắc ≥ 2 kệ</w:t>
-            </w:r>
-          </w:p>
-        </w:tc>
-        <w:tc>
-          <w:tcPr>
-            <w:tcW w:w="907" w:type="dxa"/>
-            <w:shd w:val="clear" w:color="auto" w:fill="FFFFFF" w:themeFill="background1"/>
-            <w:vAlign w:val="center"/>
-          </w:tcPr>
-          <w:p>
-            <w:pPr>
-              <w:pStyle w:val="TableText"/>
-              <w:keepNext/>
-              <w:jc w:val="center"/>
-            </w:pPr>
-            <w:r>
-              <w:t>3.3.5</w:t>
-            </w:r>
-          </w:p>
-        </w:tc>
-      </w:tr>
-      <w:tr>
-        <w:trPr>
-          <w:cantSplit/>
-          <w:jc w:val="center"/>
-        </w:trPr>
-        <w:tc>
-          <w:tcPr>
-            <w:tcW w:w="3969" w:type="dxa"/>
-            <w:shd w:val="clear" w:color="auto" w:fill="FFFFFF" w:themeFill="background1"/>
-            <w:vAlign w:val="center"/>
-          </w:tcPr>
-          <w:p>
-            <w:pPr>
-              <w:pStyle w:val="TableText"/>
-              <w:keepNext/>
-              <w:jc w:val="center"/>
-            </w:pPr>
-            <w:r>
-              <w:t>Đuôi dài: hơn 99% sản phẩm rất hiếm</w:t>
-            </w:r>
-          </w:p>
-        </w:tc>
-        <w:tc>
-          <w:tcPr>
-            <w:tcW w:w="4195" w:type="dxa"/>
-            <w:shd w:val="clear" w:color="auto" w:fill="FFFFFF" w:themeFill="background1"/>
-            <w:vAlign w:val="center"/>
-          </w:tcPr>
-          <w:p>
-            <w:pPr>
-              <w:pStyle w:val="TableText"/>
-              <w:keepNext/>
-              <w:jc w:val="center"/>
-            </w:pPr>
-            <w:r>
-              <w:t>Cắt tỉa món hiếm ngay lần duyệt đầu của FP-Growth</w:t>
-            </w:r>
-          </w:p>
-        </w:tc>
-        <w:tc>
-          <w:tcPr>
-            <w:tcW w:w="907" w:type="dxa"/>
-            <w:shd w:val="clear" w:color="auto" w:fill="FFFFFF" w:themeFill="background1"/>
-            <w:vAlign w:val="center"/>
-          </w:tcPr>
-          <w:p>
-            <w:pPr>
-              <w:pStyle w:val="TableText"/>
-              <w:keepNext/>
-              <w:jc w:val="center"/>
-            </w:pPr>
-            <w:r>
               <w:t>3.3.7</w:t>
-            </w:r>
-          </w:p>
-        </w:tc>
-      </w:tr>
-      <w:tr>
-        <w:trPr>
-          <w:cantSplit/>
-          <w:jc w:val="center"/>
-        </w:trPr>
-        <w:tc>
-          <w:tcPr>
-            <w:tcW w:w="3969" w:type="dxa"/>
-            <w:shd w:val="clear" w:color="auto" w:fill="FFFFFF" w:themeFill="background1"/>
-            <w:vAlign w:val="center"/>
-          </w:tcPr>
-          <w:p>
-            <w:pPr>
-              <w:pStyle w:val="TableText"/>
-              <w:jc w:val="center"/>
-            </w:pPr>
-            <w:r>
-              <w:t>Support bị chia nhỏ giữa các biến thể sản phẩm</w:t>
-            </w:r>
-          </w:p>
-        </w:tc>
-        <w:tc>
-          <w:tcPr>
-            <w:tcW w:w="4195" w:type="dxa"/>
-            <w:shd w:val="clear" w:color="auto" w:fill="FFFFFF" w:themeFill="background1"/>
-            <w:vAlign w:val="center"/>
-          </w:tcPr>
-          <w:p>
-            <w:pPr>
-              <w:pStyle w:val="TableText"/>
-              <w:jc w:val="center"/>
-            </w:pPr>
-            <w:r>
-              <w:t>Bổ sung tập dữ liệu ở mức kệ hàng</w:t>
-            </w:r>
-          </w:p>
-        </w:tc>
-        <w:tc>
-          <w:tcPr>
-            <w:tcW w:w="907" w:type="dxa"/>
-            <w:shd w:val="clear" w:color="auto" w:fill="FFFFFF" w:themeFill="background1"/>
-            <w:vAlign w:val="center"/>
-          </w:tcPr>
-          <w:p>
-            <w:pPr>
-              <w:pStyle w:val="TableText"/>
-              <w:jc w:val="center"/>
-            </w:pPr>
-            <w:r>
-              <w:t>3.3.5</w:t>
             </w:r>
           </w:p>
         </w:tc>
@@ -20528,7 +19858,7 @@
         <w:pStyle w:val="BodyReport"/>
       </w:pPr>
       <w:r>
-        <w:t xml:space="preserve">Quy trình tiền xử lý gồm sáu bước, được tổng quát trong Hình 3.6. Toàn bộ quy trình được cài đặt trong </w:t>
+        <w:t xml:space="preserve">Quy trình tiền xử lý gồm sáu bước, được tổng quát trong Hình 3.5. Toàn bộ quy trình được cài đặt trong </w:t>
       </w:r>
       <w:r>
         <w:rPr>
@@ -20558,7 +19888,7 @@
         <w:t>prior</w:t>
       </w:r>
       <w:r>
-        <w:t xml:space="preserve">, các mức mẫu 10.000, 50.000 và 100.000 đơn, mẫu mức kệ 100.000 đơn, kích thước giỏ tối thiểu 2 và seed 42; tất cả đều có thể thay đổi qua dòng lệnh và được kiểm tra hợp lệ trước khi chạy. Ngoài ra, tùy chọn </w:t>
+        <w:t xml:space="preserve">, các mức mẫu 10.000, 50.000 và 100.000 đơn, kích thước giỏ tối thiểu 2 và seed 42; tất cả đều có thể thay đổi qua dòng lệnh và được kiểm tra hợp lệ trước khi chạy. Ngoài ra, tùy chọn </w:t>
       </w:r>
       <w:r>
         <w:rPr>
@@ -20582,7 +19912,7 @@
         <w:lastRenderedPageBreak/>
         <w:drawing>
           <wp:inline distT="0" distB="0" distL="0" distR="0" wp14:anchorId="0994A19B" wp14:editId="2608707B">
-            <wp:extent cx="5580000" cy="3336931"/>
+            <wp:extent cx="5580000" cy="2270930"/>
             <wp:effectExtent l="0" t="0" r="0" b="0"/>
             <wp:docPr id="1774906638" name="Picture 1774906638"/>
             <wp:cNvGraphicFramePr>
@@ -20604,7 +19934,7 @@
                   <pic:spPr>
                     <a:xfrm>
                       <a:off x="0" y="0"/>
-                      <a:ext cx="5580000" cy="3336931"/>
+                      <a:ext cx="5580000" cy="2270930"/>
                     </a:xfrm>
                     <a:prstGeom prst="rect">
                       <a:avLst/>
@@ -20635,7 +19965,7 @@
         <w:rPr>
           <w:b/>
         </w:rPr>
-        <w:t xml:space="preserve">Hình 3.6. </w:t>
+        <w:t xml:space="preserve">Hình 3.5. </w:t>
       </w:r>
       <w:r>
         <w:t>Quy trình tiền xử lý dữ liệu</w:t>
@@ -20725,37 +20055,37 @@
         <w:t>reordered</w:t>
       </w:r>
       <w:r>
-        <w:t xml:space="preserve">; với bảng products chỉ đọc </w:t>
+        <w:t xml:space="preserve">; với bảng products chỉ đọc product_id và product_name.</w:t>
       </w:r>
       <w:r>
         <w:rPr>
           <w:rFonts w:ascii="Courier New" w:eastAsia="Courier New" w:hAnsi="Courier New" w:cs="Courier New"/>
           <w:sz w:val="23"/>
         </w:rPr>
-        <w:t>product_id</w:t>
-      </w:r>
-      <w:r>
-        <w:t xml:space="preserve">, </w:t>
+        <w:t xml:space="preserve"/>
+      </w:r>
+      <w:r>
+        <w:t xml:space="preserve"/>
       </w:r>
       <w:r>
         <w:rPr>
           <w:rFonts w:ascii="Courier New" w:eastAsia="Courier New" w:hAnsi="Courier New" w:cs="Courier New"/>
           <w:sz w:val="23"/>
         </w:rPr>
-        <w:t>product_name</w:t>
-      </w:r>
-      <w:r>
-        <w:t xml:space="preserve"> và </w:t>
+        <w:t xml:space="preserve"/>
+      </w:r>
+      <w:r>
+        <w:t xml:space="preserve"/>
       </w:r>
       <w:r>
         <w:rPr>
           <w:rFonts w:ascii="Courier New" w:eastAsia="Courier New" w:hAnsi="Courier New" w:cs="Courier New"/>
           <w:sz w:val="23"/>
         </w:rPr>
-        <w:t>aisle_id</w:t>
-      </w:r>
-      <w:r>
-        <w:t>.</w:t>
+        <w:t xml:space="preserve"/>
+      </w:r>
+      <w:r>
+        <w:t xml:space="preserve"/>
       </w:r>
     </w:p>
     <w:p>
@@ -20783,17 +20113,17 @@
         <w:t>int32</w:t>
       </w:r>
       <w:r>
-        <w:t xml:space="preserve"> (giá trị lớn nhất khoảng 3,4 triệu, nằm trong giới hạn của int32), mã kệ dùng </w:t>
+        <w:t xml:space="preserve"> (giá trị lớn nhất khoảng 3,4 triệu, nằm trong giới hạn của int32).</w:t>
       </w:r>
       <w:r>
         <w:rPr>
           <w:rFonts w:ascii="Courier New" w:eastAsia="Courier New" w:hAnsi="Courier New" w:cs="Courier New"/>
           <w:sz w:val="23"/>
         </w:rPr>
-        <w:t>int16</w:t>
-      </w:r>
-      <w:r>
-        <w:t xml:space="preserve"> (chỉ có 134 kệ).</w:t>
+        <w:t xml:space="preserve"/>
+      </w:r>
+      <w:r>
+        <w:t xml:space="preserve"/>
       </w:r>
     </w:p>
     <w:p>
@@ -20810,7 +20140,7 @@
       </w:pPr>
       <w:bookmarkStart w:id="60" w:name="_Toc243400762"/>
       <w:r>
-        <w:t>3.3.2. Bước 2 – Gắn tên sản phẩm và kệ hàng</w:t>
+        <w:t xml:space="preserve">3.3.2. Bước 2 – Gắn tên sản phẩm</w:t>
       </w:r>
       <w:bookmarkEnd w:id="60"/>
     </w:p>
@@ -20819,17 +20149,17 @@
         <w:pStyle w:val="BodyReport"/>
       </w:pPr>
       <w:r>
-        <w:t xml:space="preserve">Bảng products được nối (merge) với bảng aisles theo </w:t>
+        <w:t xml:space="preserve">Khi gom giao dịch ở bước 5, dữ liệu</w:t>
       </w:r>
       <w:r>
         <w:rPr>
           <w:rFonts w:ascii="Courier New" w:eastAsia="Courier New" w:hAnsi="Courier New" w:cs="Courier New"/>
           <w:sz w:val="23"/>
         </w:rPr>
-        <w:t>aisle_id</w:t>
-      </w:r>
-      <w:r>
-        <w:t xml:space="preserve">, để mỗi sản phẩm có thêm tên kệ hàng. Khi gom giao dịch ở bước 5, dữ liệu đơn hàng được nối với bảng sản phẩm theo </w:t>
+        <w:t xml:space="preserve"/>
+      </w:r>
+      <w:r>
+        <w:t xml:space="preserve"> đơn hàng được nối với bảng sản phẩm theo </w:t>
       </w:r>
       <w:r>
         <w:rPr>
@@ -20964,7 +20294,7 @@
         <w:t>N</w:t>
       </w:r>
       <w:r>
-        <w:t xml:space="preserve"> phần tử đầu tiên của danh sách đã xáo trộn (Hình 3.7). Đoạn mã tương ứng được trình bày trong Hình 3.8.</w:t>
+        <w:t xml:space="preserve"> phần tử đầu tiên của danh sách đã xáo trộn (Hình 3.6). Đoạn mã tương ứng được trình bày trong Hình 3.7.</w:t>
       </w:r>
     </w:p>
     <w:p>
@@ -21030,7 +20360,7 @@
         <w:rPr>
           <w:b/>
         </w:rPr>
-        <w:t xml:space="preserve">Hình 3.7. </w:t>
+        <w:t xml:space="preserve">Hình 3.6. </w:t>
       </w:r>
       <w:r>
         <w:t>Lấy mẫu lồng nhau: 10k ⊂ 50k ⊂ 100k</w:t>
@@ -21149,7 +20479,7 @@
         <w:rPr>
           <w:b/>
         </w:rPr>
-        <w:t xml:space="preserve">Hình 3.8. </w:t>
+        <w:t xml:space="preserve">Hình 3.7. </w:t>
       </w:r>
       <w:r>
         <w:t>Đoạn mã lấy mẫu lồng nhau trong src/preprocess.py (rút gọn)</w:t>
@@ -21220,14 +20550,6 @@
     </w:p>
     <w:p>
       <w:pPr>
-        <w:pStyle w:val="BodyReport"/>
-      </w:pPr>
-      <w:r>
-        <w:t>Mẫu ở mức kệ hàng dùng chính 100.000 đơn của mẫu sản phẩm 100k, nhờ đó có thể so sánh hai mức phân tích trên cùng một tập đơn hàng.</w:t>
-      </w:r>
-    </w:p>
-    <w:p>
-      <w:pPr>
         <w:pStyle w:val="Heading3"/>
       </w:pPr>
       <w:bookmarkStart w:id="65" w:name="_Toc243400765"/>
@@ -21251,7 +20573,7 @@
         <w:t>build_transactions</w:t>
       </w:r>
       <w:r>
-        <w:t xml:space="preserve"> lọc các dòng thuộc mẫu, nối với tên sản phẩm hoặc tên kệ, rồi gom theo </w:t>
+        <w:t xml:space="preserve"> lọc các dòng thuộc mẫu, nối với tên sản phẩm, rồi gom theo </w:t>
       </w:r>
       <w:r>
         <w:rPr>
@@ -21286,605 +20608,59 @@
         <w:rPr>
           <w:b/>
         </w:rPr>
-        <w:t>Mức sản phẩm:</w:t>
-      </w:r>
-      <w:r>
-        <w:t xml:space="preserve"> item là tên sản phẩm. Không cần bỏ trùng vì không có cặp (đơn, sản phẩm) nào bị lặp.</w:t>
-      </w:r>
-    </w:p>
-    <w:p>
-      <w:pPr>
-        <w:pStyle w:val="BulletReport"/>
-        <w:numPr>
-          <w:ilvl w:val="0"/>
-          <w:numId w:val="2"/>
-        </w:numPr>
-      </w:pPr>
-      <w:r>
-        <w:rPr>
-          <w:b/>
-        </w:rPr>
-        <w:t>Mức kệ hàng:</w:t>
-      </w:r>
-      <w:r>
-        <w:t xml:space="preserve"> item là tên kệ, kèm ba xử lý bổ sung: (1) bỏ kệ rỗng và nhãn </w:t>
+        <w:t xml:space="preserve">Item là tên sản phẩm. Không cần bỏ trùng</w:t>
+      </w:r>
+      <w:r>
+        <w:t xml:space="preserve"> vì không có cặp (đơn, sản phẩm) nào bị lặp.</w:t>
+      </w:r>
+    </w:p>
+    <w:p>
+      <w:pPr>
+        <w:pStyle w:val="Heading3"/>
+      </w:pPr>
+      <w:bookmarkStart w:id="67" w:name="_Toc243400766"/>
+      <w:r>
+        <w:t>3.3.6. Bước 6 – Lưu trữ kết quả</w:t>
+      </w:r>
+      <w:bookmarkEnd w:id="67"/>
+    </w:p>
+    <w:p>
+      <w:pPr>
+        <w:pStyle w:val="BodyReport"/>
+      </w:pPr>
+      <w:r>
+        <w:t xml:space="preserve">Mỗi tập giao dịch được lưu thành một bảng ba cột (Bảng 3.7) dưới hai định dạng trong thư mục </w:t>
       </w:r>
       <w:r>
         <w:rPr>
           <w:rFonts w:ascii="Courier New" w:eastAsia="Courier New" w:hAnsi="Courier New" w:cs="Courier New"/>
           <w:sz w:val="23"/>
         </w:rPr>
-        <w:t>missing</w:t>
-      </w:r>
-      <w:r>
-        <w:t xml:space="preserve">; (2) bỏ trùng các cặp (đơn, kệ), vì support đếm “giỏ có chứa kệ” chứ không đếm số sản phẩm; (3) </w:t>
-      </w:r>
+        <w:t>data/processed/</w:t>
+      </w:r>
+      <w:r>
+        <w:t>:</w:t>
+      </w:r>
+    </w:p>
+    <w:p>
+      <w:pPr>
+        <w:pStyle w:val="CaptionTab"/>
+      </w:pPr>
+      <w:r>
+        <w:fldChar w:fldCharType="begin"/>
+      </w:r>
+      <w:r>
+        <w:instrText xml:space="preserve"> SEQ Bang \h </w:instrText>
+      </w:r>
+      <w:r>
+        <w:fldChar w:fldCharType="end"/>
+      </w:r>
+      <w:bookmarkStart w:id="68" w:name="_Toc243400824"/>
       <w:r>
         <w:rPr>
           <w:b/>
         </w:rPr>
-        <w:t>áp lại quy tắc giỏ ≥ 2 item</w:t>
-      </w:r>
-      <w:r>
-        <w:t xml:space="preserve"> sau khi gom, vì một đơn nhiều sản phẩm có thể chỉ còn lại một kệ.</w:t>
-      </w:r>
-    </w:p>
-    <w:p>
-      <w:pPr>
-        <w:pStyle w:val="BodyReport"/>
-      </w:pPr>
-      <w:r>
-        <w:t xml:space="preserve">Bảng 3.7 minh họa quá trình này bằng hai đơn hàng thật trong mẫu 100k. Đơn 18619 có 4 sản phẩm thuộc 2 kệ nên được giữ ở cả hai mức. Đơn 6779 có 4 loại sữa </w:t>
-      </w:r>
-      <w:r>
-        <w:lastRenderedPageBreak/>
-        <w:t xml:space="preserve">chua đều thuộc kệ yogurt, nên ở mức kệ chỉ còn 1 item và bị loại. Toàn bộ mẫu có 1.509 đơn rơi vào trường hợp này, do đó mẫu mức kệ còn </w:t>
-      </w:r>
-      <w:r>
-        <w:rPr>
-          <w:b/>
-        </w:rPr>
-        <w:t>98.491 giỏ</w:t>
-      </w:r>
-      <w:r>
-        <w:t>.</w:t>
-      </w:r>
-    </w:p>
-    <w:p>
-      <w:pPr>
-        <w:pStyle w:val="CaptionTab"/>
-      </w:pPr>
-      <w:r>
-        <w:fldChar w:fldCharType="begin"/>
-      </w:r>
-      <w:r>
-        <w:instrText xml:space="preserve"> SEQ Bang \h </w:instrText>
-      </w:r>
-      <w:r>
-        <w:fldChar w:fldCharType="end"/>
-      </w:r>
-      <w:bookmarkStart w:id="66" w:name="_Toc243400823"/>
-      <w:r>
-        <w:rPr>
-          <w:b/>
-        </w:rPr>
         <w:t xml:space="preserve">Bảng 3.7. </w:t>
-      </w:r>
-      <w:r>
-        <w:t>Ví dụ gom giao dịch với hai đơn hàng thật</w:t>
-      </w:r>
-      <w:bookmarkEnd w:id="66"/>
-    </w:p>
-    <w:tbl>
-      <w:tblPr>
-        <w:tblW w:w="0" w:type="auto"/>
-        <w:jc w:val="center"/>
-        <w:tblBorders>
-          <w:top w:val="single" w:sz="4" w:space="0" w:color="808080"/>
-          <w:left w:val="single" w:sz="4" w:space="0" w:color="808080"/>
-          <w:bottom w:val="single" w:sz="4" w:space="0" w:color="808080"/>
-          <w:right w:val="single" w:sz="4" w:space="0" w:color="808080"/>
-          <w:insideH w:val="single" w:sz="4" w:space="0" w:color="808080"/>
-          <w:insideV w:val="single" w:sz="4" w:space="0" w:color="808080"/>
-        </w:tblBorders>
-        <w:shd w:val="clear" w:color="auto" w:fill="FFFFFF" w:themeFill="background1"/>
-        <w:tblLayout w:type="fixed"/>
-        <w:tblLook w:val="04A0" w:firstRow="1" w:lastRow="0" w:firstColumn="1" w:lastColumn="0" w:noHBand="0" w:noVBand="1"/>
-      </w:tblPr>
-      <w:tblGrid>
-        <w:gridCol w:w="794"/>
-        <w:gridCol w:w="3175"/>
-        <w:gridCol w:w="2494"/>
-        <w:gridCol w:w="2608"/>
-      </w:tblGrid>
-      <w:tr>
-        <w:trPr>
-          <w:cantSplit/>
-          <w:tblHeader/>
-          <w:jc w:val="center"/>
-        </w:trPr>
-        <w:tc>
-          <w:tcPr>
-            <w:tcW w:w="794" w:type="dxa"/>
-            <w:shd w:val="clear" w:color="auto" w:fill="FFFFFF" w:themeFill="background1"/>
-            <w:vAlign w:val="center"/>
-          </w:tcPr>
-          <w:p>
-            <w:pPr>
-              <w:pStyle w:val="TableText"/>
-              <w:keepNext/>
-              <w:jc w:val="center"/>
-            </w:pPr>
-            <w:r>
-              <w:rPr>
-                <w:b/>
-                <w:sz w:val="22"/>
-              </w:rPr>
-              <w:t>Đơn</w:t>
-            </w:r>
-          </w:p>
-        </w:tc>
-        <w:tc>
-          <w:tcPr>
-            <w:tcW w:w="3175" w:type="dxa"/>
-            <w:shd w:val="clear" w:color="auto" w:fill="FFFFFF" w:themeFill="background1"/>
-            <w:vAlign w:val="center"/>
-          </w:tcPr>
-          <w:p>
-            <w:pPr>
-              <w:pStyle w:val="TableText"/>
-              <w:keepNext/>
-              <w:jc w:val="center"/>
-            </w:pPr>
-            <w:r>
-              <w:rPr>
-                <w:b/>
-                <w:sz w:val="22"/>
-              </w:rPr>
-              <w:t>Mức sản phẩm</w:t>
-            </w:r>
-          </w:p>
-        </w:tc>
-        <w:tc>
-          <w:tcPr>
-            <w:tcW w:w="2494" w:type="dxa"/>
-            <w:shd w:val="clear" w:color="auto" w:fill="FFFFFF" w:themeFill="background1"/>
-            <w:vAlign w:val="center"/>
-          </w:tcPr>
-          <w:p>
-            <w:pPr>
-              <w:pStyle w:val="TableText"/>
-              <w:keepNext/>
-              <w:jc w:val="center"/>
-            </w:pPr>
-            <w:r>
-              <w:rPr>
-                <w:b/>
-                <w:sz w:val="22"/>
-              </w:rPr>
-              <w:t>Kệ của từng sản phẩm</w:t>
-            </w:r>
-          </w:p>
-        </w:tc>
-        <w:tc>
-          <w:tcPr>
-            <w:tcW w:w="2608" w:type="dxa"/>
-            <w:shd w:val="clear" w:color="auto" w:fill="FFFFFF" w:themeFill="background1"/>
-            <w:vAlign w:val="center"/>
-          </w:tcPr>
-          <w:p>
-            <w:pPr>
-              <w:pStyle w:val="TableText"/>
-              <w:keepNext/>
-              <w:jc w:val="center"/>
-            </w:pPr>
-            <w:r>
-              <w:rPr>
-                <w:b/>
-                <w:sz w:val="22"/>
-              </w:rPr>
-              <w:t>Mức kệ hàng</w:t>
-            </w:r>
-          </w:p>
-        </w:tc>
-      </w:tr>
-      <w:tr>
-        <w:trPr>
-          <w:cantSplit/>
-          <w:jc w:val="center"/>
-        </w:trPr>
-        <w:tc>
-          <w:tcPr>
-            <w:tcW w:w="794" w:type="dxa"/>
-            <w:shd w:val="clear" w:color="auto" w:fill="FFFFFF" w:themeFill="background1"/>
-            <w:vAlign w:val="center"/>
-          </w:tcPr>
-          <w:p>
-            <w:pPr>
-              <w:pStyle w:val="TableText"/>
-              <w:keepNext/>
-              <w:jc w:val="center"/>
-            </w:pPr>
-            <w:r>
-              <w:rPr>
-                <w:sz w:val="22"/>
-              </w:rPr>
-              <w:t>18619</w:t>
-            </w:r>
-          </w:p>
-        </w:tc>
-        <w:tc>
-          <w:tcPr>
-            <w:tcW w:w="3175" w:type="dxa"/>
-            <w:shd w:val="clear" w:color="auto" w:fill="FFFFFF" w:themeFill="background1"/>
-            <w:vAlign w:val="center"/>
-          </w:tcPr>
-          <w:p>
-            <w:pPr>
-              <w:pStyle w:val="TableText"/>
-              <w:keepNext/>
-              <w:jc w:val="center"/>
-            </w:pPr>
-            <w:r>
-              <w:rPr>
-                <w:sz w:val="22"/>
-              </w:rPr>
-              <w:t>Carrots</w:t>
-            </w:r>
-          </w:p>
-          <w:p>
-            <w:pPr>
-              <w:pStyle w:val="TableText"/>
-              <w:keepNext/>
-              <w:jc w:val="center"/>
-            </w:pPr>
-            <w:r>
-              <w:rPr>
-                <w:sz w:val="22"/>
-              </w:rPr>
-              <w:t>Organic Bell Pepper</w:t>
-            </w:r>
-          </w:p>
-          <w:p>
-            <w:pPr>
-              <w:pStyle w:val="TableText"/>
-              <w:keepNext/>
-              <w:jc w:val="center"/>
-            </w:pPr>
-            <w:r>
-              <w:rPr>
-                <w:sz w:val="22"/>
-              </w:rPr>
-              <w:t>Organic Whole Grassmilk Milk</w:t>
-            </w:r>
-          </w:p>
-          <w:p>
-            <w:pPr>
-              <w:pStyle w:val="TableText"/>
-              <w:keepNext/>
-              <w:jc w:val="center"/>
-            </w:pPr>
-            <w:r>
-              <w:rPr>
-                <w:sz w:val="22"/>
-              </w:rPr>
-              <w:t>Organic Yellow Onion</w:t>
-            </w:r>
-          </w:p>
-        </w:tc>
-        <w:tc>
-          <w:tcPr>
-            <w:tcW w:w="2494" w:type="dxa"/>
-            <w:shd w:val="clear" w:color="auto" w:fill="FFFFFF" w:themeFill="background1"/>
-            <w:vAlign w:val="center"/>
-          </w:tcPr>
-          <w:p>
-            <w:pPr>
-              <w:pStyle w:val="TableText"/>
-              <w:keepNext/>
-              <w:jc w:val="center"/>
-            </w:pPr>
-            <w:r>
-              <w:rPr>
-                <w:sz w:val="22"/>
-              </w:rPr>
-              <w:t>fresh vegetables</w:t>
-            </w:r>
-          </w:p>
-          <w:p>
-            <w:pPr>
-              <w:pStyle w:val="TableText"/>
-              <w:keepNext/>
-              <w:jc w:val="center"/>
-            </w:pPr>
-            <w:r>
-              <w:rPr>
-                <w:sz w:val="22"/>
-              </w:rPr>
-              <w:t>fresh vegetables</w:t>
-            </w:r>
-          </w:p>
-          <w:p>
-            <w:pPr>
-              <w:pStyle w:val="TableText"/>
-              <w:keepNext/>
-              <w:jc w:val="center"/>
-            </w:pPr>
-            <w:r>
-              <w:rPr>
-                <w:sz w:val="22"/>
-              </w:rPr>
-              <w:t>milk</w:t>
-            </w:r>
-          </w:p>
-          <w:p>
-            <w:pPr>
-              <w:pStyle w:val="TableText"/>
-              <w:keepNext/>
-              <w:jc w:val="center"/>
-            </w:pPr>
-            <w:r>
-              <w:rPr>
-                <w:sz w:val="22"/>
-              </w:rPr>
-              <w:t>fresh vegetables</w:t>
-            </w:r>
-          </w:p>
-        </w:tc>
-        <w:tc>
-          <w:tcPr>
-            <w:tcW w:w="2608" w:type="dxa"/>
-            <w:shd w:val="clear" w:color="auto" w:fill="FFFFFF" w:themeFill="background1"/>
-            <w:vAlign w:val="center"/>
-          </w:tcPr>
-          <w:p>
-            <w:pPr>
-              <w:pStyle w:val="TableText"/>
-              <w:keepNext/>
-              <w:jc w:val="center"/>
-            </w:pPr>
-            <w:r>
-              <w:rPr>
-                <w:sz w:val="22"/>
-              </w:rPr>
-              <w:t>[fresh vegetables, milk]</w:t>
-            </w:r>
-          </w:p>
-          <w:p>
-            <w:pPr>
-              <w:pStyle w:val="TableText"/>
-              <w:keepNext/>
-              <w:jc w:val="center"/>
-            </w:pPr>
-            <w:r>
-              <w:rPr>
-                <w:sz w:val="22"/>
-              </w:rPr>
-              <w:t>→ Giữ (2 kệ)</w:t>
-            </w:r>
-          </w:p>
-        </w:tc>
-      </w:tr>
-      <w:tr>
-        <w:trPr>
-          <w:cantSplit/>
-          <w:jc w:val="center"/>
-        </w:trPr>
-        <w:tc>
-          <w:tcPr>
-            <w:tcW w:w="794" w:type="dxa"/>
-            <w:shd w:val="clear" w:color="auto" w:fill="FFFFFF" w:themeFill="background1"/>
-            <w:vAlign w:val="center"/>
-          </w:tcPr>
-          <w:p>
-            <w:pPr>
-              <w:pStyle w:val="TableText"/>
-              <w:jc w:val="center"/>
-            </w:pPr>
-            <w:r>
-              <w:rPr>
-                <w:sz w:val="22"/>
-              </w:rPr>
-              <w:t>6779</w:t>
-            </w:r>
-          </w:p>
-        </w:tc>
-        <w:tc>
-          <w:tcPr>
-            <w:tcW w:w="3175" w:type="dxa"/>
-            <w:shd w:val="clear" w:color="auto" w:fill="FFFFFF" w:themeFill="background1"/>
-            <w:vAlign w:val="center"/>
-          </w:tcPr>
-          <w:p>
-            <w:pPr>
-              <w:pStyle w:val="TableText"/>
-              <w:jc w:val="center"/>
-            </w:pPr>
-            <w:r>
-              <w:rPr>
-                <w:sz w:val="22"/>
-              </w:rPr>
-              <w:t>Lowfat Blueberry Yogurt</w:t>
-            </w:r>
-          </w:p>
-          <w:p>
-            <w:pPr>
-              <w:pStyle w:val="TableText"/>
-              <w:jc w:val="center"/>
-            </w:pPr>
-            <w:r>
-              <w:rPr>
-                <w:sz w:val="22"/>
-              </w:rPr>
-              <w:t>Lowfat Vanilla Yogurt</w:t>
-            </w:r>
-          </w:p>
-          <w:p>
-            <w:pPr>
-              <w:pStyle w:val="TableText"/>
-              <w:jc w:val="center"/>
-            </w:pPr>
-            <w:r>
-              <w:rPr>
-                <w:sz w:val="22"/>
-              </w:rPr>
-              <w:t>Organic Peach Lowfat Yogurt</w:t>
-            </w:r>
-          </w:p>
-          <w:p>
-            <w:pPr>
-              <w:pStyle w:val="TableText"/>
-              <w:jc w:val="center"/>
-            </w:pPr>
-            <w:r>
-              <w:rPr>
-                <w:sz w:val="22"/>
-              </w:rPr>
-              <w:t>Yogurt, Lowfat, Strawberry</w:t>
-            </w:r>
-          </w:p>
-        </w:tc>
-        <w:tc>
-          <w:tcPr>
-            <w:tcW w:w="2494" w:type="dxa"/>
-            <w:shd w:val="clear" w:color="auto" w:fill="FFFFFF" w:themeFill="background1"/>
-            <w:vAlign w:val="center"/>
-          </w:tcPr>
-          <w:p>
-            <w:pPr>
-              <w:pStyle w:val="TableText"/>
-              <w:jc w:val="center"/>
-            </w:pPr>
-            <w:r>
-              <w:rPr>
-                <w:sz w:val="22"/>
-              </w:rPr>
-              <w:t>yogurt</w:t>
-            </w:r>
-          </w:p>
-          <w:p>
-            <w:pPr>
-              <w:pStyle w:val="TableText"/>
-              <w:jc w:val="center"/>
-            </w:pPr>
-            <w:r>
-              <w:rPr>
-                <w:sz w:val="22"/>
-              </w:rPr>
-              <w:t>yogurt</w:t>
-            </w:r>
-          </w:p>
-          <w:p>
-            <w:pPr>
-              <w:pStyle w:val="TableText"/>
-              <w:jc w:val="center"/>
-            </w:pPr>
-            <w:r>
-              <w:rPr>
-                <w:sz w:val="22"/>
-              </w:rPr>
-              <w:t>yogurt</w:t>
-            </w:r>
-          </w:p>
-          <w:p>
-            <w:pPr>
-              <w:pStyle w:val="TableText"/>
-              <w:jc w:val="center"/>
-            </w:pPr>
-            <w:r>
-              <w:rPr>
-                <w:sz w:val="22"/>
-              </w:rPr>
-              <w:t>yogurt</w:t>
-            </w:r>
-          </w:p>
-        </w:tc>
-        <w:tc>
-          <w:tcPr>
-            <w:tcW w:w="2608" w:type="dxa"/>
-            <w:shd w:val="clear" w:color="auto" w:fill="FFFFFF" w:themeFill="background1"/>
-            <w:vAlign w:val="center"/>
-          </w:tcPr>
-          <w:p>
-            <w:pPr>
-              <w:pStyle w:val="TableText"/>
-              <w:jc w:val="center"/>
-            </w:pPr>
-            <w:r>
-              <w:rPr>
-                <w:sz w:val="22"/>
-              </w:rPr>
-              <w:t>[yogurt]</w:t>
-            </w:r>
-          </w:p>
-          <w:p>
-            <w:pPr>
-              <w:pStyle w:val="TableText"/>
-              <w:jc w:val="center"/>
-            </w:pPr>
-            <w:r>
-              <w:rPr>
-                <w:sz w:val="22"/>
-              </w:rPr>
-              <w:t>→ Loại (chỉ 1 kệ)</w:t>
-            </w:r>
-          </w:p>
-        </w:tc>
-      </w:tr>
-    </w:tbl>
-    <w:p>
-      <w:pPr>
-        <w:pStyle w:val="TableText"/>
-        <w:spacing w:after="120"/>
-      </w:pPr>
-    </w:p>
-    <w:p>
-      <w:pPr>
-        <w:pStyle w:val="Heading3"/>
-      </w:pPr>
-      <w:bookmarkStart w:id="67" w:name="_Toc243400766"/>
-      <w:r>
-        <w:t>3.3.6. Bước 6 – Lưu trữ kết quả</w:t>
-      </w:r>
-      <w:bookmarkEnd w:id="67"/>
-    </w:p>
-    <w:p>
-      <w:pPr>
-        <w:pStyle w:val="BodyReport"/>
-      </w:pPr>
-      <w:r>
-        <w:t xml:space="preserve">Mỗi tập giao dịch được lưu thành một bảng ba cột (Bảng 3.8) dưới hai định dạng trong thư mục </w:t>
-      </w:r>
-      <w:r>
-        <w:rPr>
-          <w:rFonts w:ascii="Courier New" w:eastAsia="Courier New" w:hAnsi="Courier New" w:cs="Courier New"/>
-          <w:sz w:val="23"/>
-        </w:rPr>
-        <w:t>data/processed/</w:t>
-      </w:r>
-      <w:r>
-        <w:t>:</w:t>
-      </w:r>
-    </w:p>
-    <w:p>
-      <w:pPr>
-        <w:pStyle w:val="CaptionTab"/>
-      </w:pPr>
-      <w:r>
-        <w:fldChar w:fldCharType="begin"/>
-      </w:r>
-      <w:r>
-        <w:instrText xml:space="preserve"> SEQ Bang \h </w:instrText>
-      </w:r>
-      <w:r>
-        <w:fldChar w:fldCharType="end"/>
-      </w:r>
-      <w:bookmarkStart w:id="68" w:name="_Toc243400824"/>
-      <w:r>
-        <w:rPr>
-          <w:b/>
-        </w:rPr>
-        <w:t xml:space="preserve">Bảng 3.8. </w:t>
       </w:r>
       <w:r>
         <w:t>Cấu trúc tệp giao dịch đầu ra</w:t>
@@ -22088,7 +20864,7 @@
               <w:jc w:val="center"/>
             </w:pPr>
             <w:r>
-              <w:t>Các item trong giỏ (tên sản phẩm hoặc tên kệ), đã sắp xếp</w:t>
+              <w:t>Các item trong giỏ (tên sản phẩm), đã sắp xếp</w:t>
             </w:r>
           </w:p>
         </w:tc>
@@ -22205,47 +20981,47 @@
         <w:pStyle w:val="BodyReport"/>
       </w:pPr>
       <w:r>
-        <w:t xml:space="preserve">Bốn tập dữ liệu được tạo ra gồm </w:t>
+        <w:t xml:space="preserve">Ba tập dữ liệu được tạo ra gồm transactions_product_10k, transactions_product_50k và transactions_product_100k,</w:t>
       </w:r>
       <w:r>
         <w:rPr>
           <w:rFonts w:ascii="Courier New" w:eastAsia="Courier New" w:hAnsi="Courier New" w:cs="Courier New"/>
           <w:sz w:val="23"/>
         </w:rPr>
-        <w:t>transactions_product_10k</w:t>
-      </w:r>
-      <w:r>
-        <w:t xml:space="preserve">, </w:t>
+        <w:t xml:space="preserve"/>
+      </w:r>
+      <w:r>
+        <w:t xml:space="preserve"/>
       </w:r>
       <w:r>
         <w:rPr>
           <w:rFonts w:ascii="Courier New" w:eastAsia="Courier New" w:hAnsi="Courier New" w:cs="Courier New"/>
           <w:sz w:val="23"/>
         </w:rPr>
-        <w:t>transactions_product_50k</w:t>
-      </w:r>
-      <w:r>
-        <w:t xml:space="preserve">, </w:t>
+        <w:t xml:space="preserve"/>
+      </w:r>
+      <w:r>
+        <w:t xml:space="preserve"/>
       </w:r>
       <w:r>
         <w:rPr>
           <w:rFonts w:ascii="Courier New" w:eastAsia="Courier New" w:hAnsi="Courier New" w:cs="Courier New"/>
           <w:sz w:val="23"/>
         </w:rPr>
-        <w:t>transactions_product_100k</w:t>
-      </w:r>
-      <w:r>
-        <w:t xml:space="preserve"> và </w:t>
+        <w:t xml:space="preserve"/>
+      </w:r>
+      <w:r>
+        <w:t xml:space="preserve"/>
       </w:r>
       <w:r>
         <w:rPr>
           <w:rFonts w:ascii="Courier New" w:eastAsia="Courier New" w:hAnsi="Courier New" w:cs="Courier New"/>
           <w:sz w:val="23"/>
         </w:rPr>
-        <w:t>transactions_aisle_100k</w:t>
-      </w:r>
-      <w:r>
-        <w:t xml:space="preserve">, mỗi tập có cả bản </w:t>
+        <w:t xml:space="preserve"/>
+      </w:r>
+      <w:r>
+        <w:t xml:space="preserve"> mỗi tập có cả bản </w:t>
       </w:r>
       <w:r>
         <w:rPr>
@@ -22471,7 +21247,7 @@
         <w:pStyle w:val="BodyReport"/>
       </w:pPr>
       <w:r>
-        <w:t>Bảng 3.9 tổng hợp các thông số của bốn tập dữ liệu sau tiền xử lý.</w:t>
+        <w:t xml:space="preserve">Bảng 3.8 tổng hợp các thông số của ba tập dữ liệu sau tiền xử lý.</w:t>
       </w:r>
     </w:p>
     <w:p>
@@ -22492,7 +21268,7 @@
         <w:rPr>
           <w:b/>
         </w:rPr>
-        <w:t xml:space="preserve">Bảng 3.9. </w:t>
+        <w:t xml:space="preserve">Bảng 3.8. </w:t>
       </w:r>
       <w:r>
         <w:t>Thống kê các tập dữ liệu sau tiền xử lý</w:t>
@@ -23116,145 +21892,6 @@
           </w:p>
         </w:tc>
       </w:tr>
-      <w:tr>
-        <w:trPr>
-          <w:cantSplit/>
-          <w:jc w:val="center"/>
-        </w:trPr>
-        <w:tc>
-          <w:tcPr>
-            <w:tcW w:w="1701" w:type="dxa"/>
-            <w:shd w:val="clear" w:color="auto" w:fill="FFFFFF" w:themeFill="background1"/>
-            <w:vAlign w:val="center"/>
-          </w:tcPr>
-          <w:p>
-            <w:pPr>
-              <w:pStyle w:val="TableText"/>
-              <w:jc w:val="center"/>
-            </w:pPr>
-            <w:r>
-              <w:rPr>
-                <w:sz w:val="22"/>
-              </w:rPr>
-              <w:t>aisle_100k</w:t>
-            </w:r>
-          </w:p>
-        </w:tc>
-        <w:tc>
-          <w:tcPr>
-            <w:tcW w:w="1134" w:type="dxa"/>
-            <w:shd w:val="clear" w:color="auto" w:fill="FFFFFF" w:themeFill="background1"/>
-            <w:vAlign w:val="center"/>
-          </w:tcPr>
-          <w:p>
-            <w:pPr>
-              <w:pStyle w:val="TableText"/>
-              <w:jc w:val="center"/>
-            </w:pPr>
-            <w:r>
-              <w:rPr>
-                <w:sz w:val="22"/>
-              </w:rPr>
-              <w:t>98.491</w:t>
-            </w:r>
-          </w:p>
-        </w:tc>
-        <w:tc>
-          <w:tcPr>
-            <w:tcW w:w="1361" w:type="dxa"/>
-            <w:shd w:val="clear" w:color="auto" w:fill="FFFFFF" w:themeFill="background1"/>
-            <w:vAlign w:val="center"/>
-          </w:tcPr>
-          <w:p>
-            <w:pPr>
-              <w:pStyle w:val="TableText"/>
-              <w:jc w:val="center"/>
-            </w:pPr>
-            <w:r>
-              <w:rPr>
-                <w:sz w:val="22"/>
-              </w:rPr>
-              <w:t>133</w:t>
-            </w:r>
-          </w:p>
-        </w:tc>
-        <w:tc>
-          <w:tcPr>
-            <w:tcW w:w="964" w:type="dxa"/>
-            <w:shd w:val="clear" w:color="auto" w:fill="FFFFFF" w:themeFill="background1"/>
-            <w:vAlign w:val="center"/>
-          </w:tcPr>
-          <w:p>
-            <w:pPr>
-              <w:pStyle w:val="TableText"/>
-              <w:jc w:val="center"/>
-            </w:pPr>
-            <w:r>
-              <w:rPr>
-                <w:sz w:val="22"/>
-              </w:rPr>
-              <w:t>7,67</w:t>
-            </w:r>
-          </w:p>
-        </w:tc>
-        <w:tc>
-          <w:tcPr>
-            <w:tcW w:w="964" w:type="dxa"/>
-            <w:shd w:val="clear" w:color="auto" w:fill="FFFFFF" w:themeFill="background1"/>
-            <w:vAlign w:val="center"/>
-          </w:tcPr>
-          <w:p>
-            <w:pPr>
-              <w:pStyle w:val="TableText"/>
-              <w:jc w:val="center"/>
-            </w:pPr>
-            <w:r>
-              <w:rPr>
-                <w:sz w:val="22"/>
-              </w:rPr>
-              <w:t>7</w:t>
-            </w:r>
-          </w:p>
-        </w:tc>
-        <w:tc>
-          <w:tcPr>
-            <w:tcW w:w="1587" w:type="dxa"/>
-            <w:shd w:val="clear" w:color="auto" w:fill="FFFFFF" w:themeFill="background1"/>
-            <w:vAlign w:val="center"/>
-          </w:tcPr>
-          <w:p>
-            <w:pPr>
-              <w:pStyle w:val="TableText"/>
-              <w:jc w:val="center"/>
-            </w:pPr>
-            <w:r>
-              <w:rPr>
-                <w:sz w:val="22"/>
-              </w:rPr>
-              <w:t>2 – 48</w:t>
-            </w:r>
-          </w:p>
-        </w:tc>
-        <w:tc>
-          <w:tcPr>
-            <w:tcW w:w="1361" w:type="dxa"/>
-            <w:shd w:val="clear" w:color="auto" w:fill="FFFFFF" w:themeFill="background1"/>
-            <w:vAlign w:val="center"/>
-          </w:tcPr>
-          <w:p>
-            <w:pPr>
-              <w:pStyle w:val="TableText"/>
-              <w:jc w:val="center"/>
-            </w:pPr>
-            <w:r>
-              <w:rPr>
-                <w:sz w:val="22"/>
-              </w:rPr>
-              <w:t>1,47</w:t>
-            </w:r>
-          </w:p>
-        </w:tc>
-      </w:tr>
     </w:tbl>
     <w:p>
       <w:pPr>
@@ -23303,7 +21940,7 @@
         <w:t>(1) Kích thước giỏ hàng.</w:t>
       </w:r>
       <w:r>
-        <w:t xml:space="preserve"> Kích thước giỏ trung bình của tổng thể (các đơn ≥ 2 sản phẩm) là 10,55, rất gần với 10,62; 10,60 và 10,56 của ba mẫu. Hình 3.9 cho thấy phân bố kích thước giỏ của mẫu 100k gần như trùng với tổng thể, chênh lệch lớn nhất chỉ 0,10 điểm phần trăm.</w:t>
+        <w:t xml:space="preserve"> Kích thước giỏ trung bình của tổng thể (các đơn ≥ 2 sản phẩm) là 10,55, rất gần với 10,62; 10,60 và 10,56 của ba mẫu. Hình 3.8 cho thấy phân bố kích thước giỏ của mẫu 100k gần như trùng với tổng thể, chênh lệch lớn nhất chỉ 0,10 điểm phần trăm.</w:t>
       </w:r>
     </w:p>
     <w:p>
@@ -23369,7 +22006,7 @@
         <w:rPr>
           <w:b/>
         </w:rPr>
-        <w:t xml:space="preserve">Hình 3.9. </w:t>
+        <w:t xml:space="preserve">Hình 3.8. </w:t>
       </w:r>
       <w:r>
         <w:t>Phân bố kích thước giỏ hàng: mẫu 100k so với tổng thể</w:t>
@@ -23387,7 +22024,7 @@
         <w:t>(2) Support của sản phẩm.</w:t>
       </w:r>
       <w:r>
-        <w:t xml:space="preserve"> Hình 3.10 so sánh support của 15 sản phẩm phổ biến nhất giữa tổng thể và các mẫu. Bảng 3.10 mở rộng so sánh cho 1.848 sản phẩm có support tổng thể từ 0,1% trở lên.</w:t>
+        <w:t xml:space="preserve"> Hình 3.9 so sánh support của 15 sản phẩm phổ biến nhất giữa tổng thể và các mẫu. Bảng 3.9 mở rộng so sánh cho 1.848 sản phẩm có support tổng thể từ 0,1% trở lên.</w:t>
       </w:r>
     </w:p>
     <w:p>
@@ -23454,7 +22091,7 @@
         <w:rPr>
           <w:b/>
         </w:rPr>
-        <w:t xml:space="preserve">Hình 3.10. </w:t>
+        <w:t xml:space="preserve">Hình 3.9. </w:t>
       </w:r>
       <w:r>
         <w:t>Support của các sản phẩm phổ biến: các mẫu so với tổng thể</w:t>
@@ -23479,7 +22116,7 @@
         <w:rPr>
           <w:b/>
         </w:rPr>
-        <w:t xml:space="preserve">Bảng 3.10. </w:t>
+        <w:t xml:space="preserve">Bảng 3.9. </w:t>
       </w:r>
       <w:r>
         <w:t>Mức độ khớp support giữa mẫu và tổng thể (1.848 sản phẩm có support ≥ 0,1%)</w:t>
@@ -23831,7 +22468,7 @@
         <w:t>(3) Số sản phẩm vượt ngưỡng.</w:t>
       </w:r>
       <w:r>
-        <w:t xml:space="preserve"> Bảng 3.11 so sánh số item đạt từng ngưỡng giữa tổng thể và các mẫu. Đây chính là số item còn lại sau bước cắt tỉa, tức số item thực sự được đưa vào FP-Tree.</w:t>
+        <w:t xml:space="preserve"> Bảng 3.10 so sánh số item đạt từng ngưỡng giữa tổng thể và các mẫu. Đây chính là số item còn lại sau bước cắt tỉa, tức số item thực sự được đưa vào FP-Tree.</w:t>
       </w:r>
     </w:p>
     <w:p>
@@ -23852,7 +22489,7 @@
         <w:rPr>
           <w:b/>
         </w:rPr>
-        <w:t xml:space="preserve">Bảng 3.11. </w:t>
+        <w:t xml:space="preserve">Bảng 3.10. </w:t>
       </w:r>
       <w:r>
         <w:t>Số item đạt từng ngưỡng min_support</w:t>
@@ -23876,12 +22513,11 @@
         <w:tblLook w:val="04A0" w:firstRow="1" w:lastRow="0" w:firstColumn="1" w:lastColumn="0" w:noHBand="0" w:noVBand="1"/>
       </w:tblPr>
       <w:tblGrid>
-        <w:gridCol w:w="1701"/>
-        <w:gridCol w:w="1361"/>
-        <w:gridCol w:w="1304"/>
-        <w:gridCol w:w="1304"/>
-        <w:gridCol w:w="1474"/>
-        <w:gridCol w:w="1701"/>
+        <w:gridCol w:w="2106"/>
+        <w:gridCol w:w="1685"/>
+        <w:gridCol w:w="1614"/>
+        <w:gridCol w:w="1614"/>
+        <w:gridCol w:w="1825"/>
       </w:tblGrid>
       <w:tr>
         <w:trPr>
@@ -23891,7 +22527,7 @@
         </w:trPr>
         <w:tc>
           <w:tcPr>
-            <w:tcW w:w="1701" w:type="dxa"/>
+            <w:tcW w:w="2106" w:type="dxa"/>
             <w:shd w:val="clear" w:color="auto" w:fill="FFFFFF" w:themeFill="background1"/>
             <w:vAlign w:val="center"/>
           </w:tcPr>
@@ -23911,7 +22547,7 @@
         </w:tc>
         <w:tc>
           <w:tcPr>
-            <w:tcW w:w="1361" w:type="dxa"/>
+            <w:tcW w:w="1685" w:type="dxa"/>
             <w:shd w:val="clear" w:color="auto" w:fill="FFFFFF" w:themeFill="background1"/>
             <w:vAlign w:val="center"/>
           </w:tcPr>
@@ -23931,7 +22567,7 @@
         </w:tc>
         <w:tc>
           <w:tcPr>
-            <w:tcW w:w="1304" w:type="dxa"/>
+            <w:tcW w:w="1614" w:type="dxa"/>
             <w:shd w:val="clear" w:color="auto" w:fill="FFFFFF" w:themeFill="background1"/>
             <w:vAlign w:val="center"/>
           </w:tcPr>
@@ -23951,7 +22587,7 @@
         </w:tc>
         <w:tc>
           <w:tcPr>
-            <w:tcW w:w="1304" w:type="dxa"/>
+            <w:tcW w:w="1614" w:type="dxa"/>
             <w:shd w:val="clear" w:color="auto" w:fill="FFFFFF" w:themeFill="background1"/>
             <w:vAlign w:val="center"/>
           </w:tcPr>
@@ -23971,7 +22607,7 @@
         </w:tc>
         <w:tc>
           <w:tcPr>
-            <w:tcW w:w="1474" w:type="dxa"/>
+            <w:tcW w:w="1825" w:type="dxa"/>
             <w:shd w:val="clear" w:color="auto" w:fill="FFFFFF" w:themeFill="background1"/>
             <w:vAlign w:val="center"/>
           </w:tcPr>
@@ -23986,26 +22622,6 @@
                 <w:b/>
               </w:rPr>
               <w:t>Mẫu 100k</w:t>
-            </w:r>
-          </w:p>
-        </w:tc>
-        <w:tc>
-          <w:tcPr>
-            <w:tcW w:w="1701" w:type="dxa"/>
-            <w:shd w:val="clear" w:color="auto" w:fill="FFFFFF" w:themeFill="background1"/>
-            <w:vAlign w:val="center"/>
-          </w:tcPr>
-          <w:p>
-            <w:pPr>
-              <w:pStyle w:val="TableText"/>
-              <w:keepNext/>
-              <w:jc w:val="center"/>
-            </w:pPr>
-            <w:r>
-              <w:rPr>
-                <w:b/>
-              </w:rPr>
-              <w:t>Kệ hàng (100k)</w:t>
             </w:r>
           </w:p>
         </w:tc>
@@ -24017,7 +22633,7 @@
         </w:trPr>
         <w:tc>
           <w:tcPr>
-            <w:tcW w:w="1701" w:type="dxa"/>
+            <w:tcW w:w="2106" w:type="dxa"/>
             <w:shd w:val="clear" w:color="auto" w:fill="FFFFFF" w:themeFill="background1"/>
             <w:vAlign w:val="center"/>
           </w:tcPr>
@@ -24034,7 +22650,7 @@
         </w:tc>
         <w:tc>
           <w:tcPr>
-            <w:tcW w:w="1361" w:type="dxa"/>
+            <w:tcW w:w="1685" w:type="dxa"/>
             <w:shd w:val="clear" w:color="auto" w:fill="FFFFFF" w:themeFill="background1"/>
             <w:vAlign w:val="center"/>
           </w:tcPr>
@@ -24051,7 +22667,7 @@
         </w:tc>
         <w:tc>
           <w:tcPr>
-            <w:tcW w:w="1304" w:type="dxa"/>
+            <w:tcW w:w="1614" w:type="dxa"/>
             <w:shd w:val="clear" w:color="auto" w:fill="FFFFFF" w:themeFill="background1"/>
             <w:vAlign w:val="center"/>
           </w:tcPr>
@@ -24068,7 +22684,7 @@
         </w:tc>
         <w:tc>
           <w:tcPr>
-            <w:tcW w:w="1304" w:type="dxa"/>
+            <w:tcW w:w="1614" w:type="dxa"/>
             <w:shd w:val="clear" w:color="auto" w:fill="FFFFFF" w:themeFill="background1"/>
             <w:vAlign w:val="center"/>
           </w:tcPr>
@@ -24085,7 +22701,7 @@
         </w:tc>
         <w:tc>
           <w:tcPr>
-            <w:tcW w:w="1474" w:type="dxa"/>
+            <w:tcW w:w="1825" w:type="dxa"/>
             <w:shd w:val="clear" w:color="auto" w:fill="FFFFFF" w:themeFill="background1"/>
             <w:vAlign w:val="center"/>
           </w:tcPr>
@@ -24097,23 +22713,6 @@
             </w:pPr>
             <w:r>
               <w:t>6</w:t>
-            </w:r>
-          </w:p>
-        </w:tc>
-        <w:tc>
-          <w:tcPr>
-            <w:tcW w:w="1701" w:type="dxa"/>
-            <w:shd w:val="clear" w:color="auto" w:fill="FFFFFF" w:themeFill="background1"/>
-            <w:vAlign w:val="center"/>
-          </w:tcPr>
-          <w:p>
-            <w:pPr>
-              <w:pStyle w:val="TableText"/>
-              <w:keepNext/>
-              <w:jc w:val="center"/>
-            </w:pPr>
-            <w:r>
-              <w:t>49</w:t>
             </w:r>
           </w:p>
         </w:tc>
@@ -24125,7 +22724,7 @@
         </w:trPr>
         <w:tc>
           <w:tcPr>
-            <w:tcW w:w="1701" w:type="dxa"/>
+            <w:tcW w:w="2106" w:type="dxa"/>
             <w:shd w:val="clear" w:color="auto" w:fill="FFFFFF" w:themeFill="background1"/>
             <w:vAlign w:val="center"/>
           </w:tcPr>
@@ -24142,7 +22741,7 @@
         </w:tc>
         <w:tc>
           <w:tcPr>
-            <w:tcW w:w="1361" w:type="dxa"/>
+            <w:tcW w:w="1685" w:type="dxa"/>
             <w:shd w:val="clear" w:color="auto" w:fill="FFFFFF" w:themeFill="background1"/>
             <w:vAlign w:val="center"/>
           </w:tcPr>
@@ -24159,7 +22758,7 @@
         </w:tc>
         <w:tc>
           <w:tcPr>
-            <w:tcW w:w="1304" w:type="dxa"/>
+            <w:tcW w:w="1614" w:type="dxa"/>
             <w:shd w:val="clear" w:color="auto" w:fill="FFFFFF" w:themeFill="background1"/>
             <w:vAlign w:val="center"/>
           </w:tcPr>
@@ -24176,7 +22775,7 @@
         </w:tc>
         <w:tc>
           <w:tcPr>
-            <w:tcW w:w="1304" w:type="dxa"/>
+            <w:tcW w:w="1614" w:type="dxa"/>
             <w:shd w:val="clear" w:color="auto" w:fill="FFFFFF" w:themeFill="background1"/>
             <w:vAlign w:val="center"/>
           </w:tcPr>
@@ -24193,7 +22792,7 @@
         </w:tc>
         <w:tc>
           <w:tcPr>
-            <w:tcW w:w="1474" w:type="dxa"/>
+            <w:tcW w:w="1825" w:type="dxa"/>
             <w:shd w:val="clear" w:color="auto" w:fill="FFFFFF" w:themeFill="background1"/>
             <w:vAlign w:val="center"/>
           </w:tcPr>
@@ -24205,23 +22804,6 @@
             </w:pPr>
             <w:r>
               <w:t>16</w:t>
-            </w:r>
-          </w:p>
-        </w:tc>
-        <w:tc>
-          <w:tcPr>
-            <w:tcW w:w="1701" w:type="dxa"/>
-            <w:shd w:val="clear" w:color="auto" w:fill="FFFFFF" w:themeFill="background1"/>
-            <w:vAlign w:val="center"/>
-          </w:tcPr>
-          <w:p>
-            <w:pPr>
-              <w:pStyle w:val="TableText"/>
-              <w:keepNext/>
-              <w:jc w:val="center"/>
-            </w:pPr>
-            <w:r>
-              <w:t>63</w:t>
             </w:r>
           </w:p>
         </w:tc>
@@ -24233,7 +22815,7 @@
         </w:trPr>
         <w:tc>
           <w:tcPr>
-            <w:tcW w:w="1701" w:type="dxa"/>
+            <w:tcW w:w="2106" w:type="dxa"/>
             <w:shd w:val="clear" w:color="auto" w:fill="FFFFFF" w:themeFill="background1"/>
             <w:vAlign w:val="center"/>
           </w:tcPr>
@@ -24250,7 +22832,7 @@
         </w:tc>
         <w:tc>
           <w:tcPr>
-            <w:tcW w:w="1361" w:type="dxa"/>
+            <w:tcW w:w="1685" w:type="dxa"/>
             <w:shd w:val="clear" w:color="auto" w:fill="FFFFFF" w:themeFill="background1"/>
             <w:vAlign w:val="center"/>
           </w:tcPr>
@@ -24267,7 +22849,7 @@
         </w:tc>
         <w:tc>
           <w:tcPr>
-            <w:tcW w:w="1304" w:type="dxa"/>
+            <w:tcW w:w="1614" w:type="dxa"/>
             <w:shd w:val="clear" w:color="auto" w:fill="FFFFFF" w:themeFill="background1"/>
             <w:vAlign w:val="center"/>
           </w:tcPr>
@@ -24284,7 +22866,7 @@
         </w:tc>
         <w:tc>
           <w:tcPr>
-            <w:tcW w:w="1304" w:type="dxa"/>
+            <w:tcW w:w="1614" w:type="dxa"/>
             <w:shd w:val="clear" w:color="auto" w:fill="FFFFFF" w:themeFill="background1"/>
             <w:vAlign w:val="center"/>
           </w:tcPr>
@@ -24301,7 +22883,7 @@
         </w:tc>
         <w:tc>
           <w:tcPr>
-            <w:tcW w:w="1474" w:type="dxa"/>
+            <w:tcW w:w="1825" w:type="dxa"/>
             <w:shd w:val="clear" w:color="auto" w:fill="FFFFFF" w:themeFill="background1"/>
             <w:vAlign w:val="center"/>
           </w:tcPr>
@@ -24313,23 +22895,6 @@
             </w:pPr>
             <w:r>
               <w:t>41</w:t>
-            </w:r>
-          </w:p>
-        </w:tc>
-        <w:tc>
-          <w:tcPr>
-            <w:tcW w:w="1701" w:type="dxa"/>
-            <w:shd w:val="clear" w:color="auto" w:fill="FFFFFF" w:themeFill="background1"/>
-            <w:vAlign w:val="center"/>
-          </w:tcPr>
-          <w:p>
-            <w:pPr>
-              <w:pStyle w:val="TableText"/>
-              <w:keepNext/>
-              <w:jc w:val="center"/>
-            </w:pPr>
-            <w:r>
-              <w:t>79</w:t>
             </w:r>
           </w:p>
         </w:tc>
@@ -24341,7 +22906,7 @@
         </w:trPr>
         <w:tc>
           <w:tcPr>
-            <w:tcW w:w="1701" w:type="dxa"/>
+            <w:tcW w:w="2106" w:type="dxa"/>
             <w:shd w:val="clear" w:color="auto" w:fill="FFFFFF" w:themeFill="background1"/>
             <w:vAlign w:val="center"/>
           </w:tcPr>
@@ -24358,7 +22923,7 @@
         </w:tc>
         <w:tc>
           <w:tcPr>
-            <w:tcW w:w="1361" w:type="dxa"/>
+            <w:tcW w:w="1685" w:type="dxa"/>
             <w:shd w:val="clear" w:color="auto" w:fill="FFFFFF" w:themeFill="background1"/>
             <w:vAlign w:val="center"/>
           </w:tcPr>
@@ -24375,7 +22940,7 @@
         </w:tc>
         <w:tc>
           <w:tcPr>
-            <w:tcW w:w="1304" w:type="dxa"/>
+            <w:tcW w:w="1614" w:type="dxa"/>
             <w:shd w:val="clear" w:color="auto" w:fill="FFFFFF" w:themeFill="background1"/>
             <w:vAlign w:val="center"/>
           </w:tcPr>
@@ -24392,7 +22957,7 @@
         </w:tc>
         <w:tc>
           <w:tcPr>
-            <w:tcW w:w="1304" w:type="dxa"/>
+            <w:tcW w:w="1614" w:type="dxa"/>
             <w:shd w:val="clear" w:color="auto" w:fill="FFFFFF" w:themeFill="background1"/>
             <w:vAlign w:val="center"/>
           </w:tcPr>
@@ -24409,7 +22974,7 @@
         </w:tc>
         <w:tc>
           <w:tcPr>
-            <w:tcW w:w="1474" w:type="dxa"/>
+            <w:tcW w:w="1825" w:type="dxa"/>
             <w:shd w:val="clear" w:color="auto" w:fill="FFFFFF" w:themeFill="background1"/>
             <w:vAlign w:val="center"/>
           </w:tcPr>
@@ -24421,23 +22986,6 @@
             </w:pPr>
             <w:r>
               <w:t>108</w:t>
-            </w:r>
-          </w:p>
-        </w:tc>
-        <w:tc>
-          <w:tcPr>
-            <w:tcW w:w="1701" w:type="dxa"/>
-            <w:shd w:val="clear" w:color="auto" w:fill="FFFFFF" w:themeFill="background1"/>
-            <w:vAlign w:val="center"/>
-          </w:tcPr>
-          <w:p>
-            <w:pPr>
-              <w:pStyle w:val="TableText"/>
-              <w:keepNext/>
-              <w:jc w:val="center"/>
-            </w:pPr>
-            <w:r>
-              <w:t>96</w:t>
             </w:r>
           </w:p>
         </w:tc>
@@ -24449,7 +22997,7 @@
         </w:trPr>
         <w:tc>
           <w:tcPr>
-            <w:tcW w:w="1701" w:type="dxa"/>
+            <w:tcW w:w="2106" w:type="dxa"/>
             <w:shd w:val="clear" w:color="auto" w:fill="FFFFFF" w:themeFill="background1"/>
             <w:vAlign w:val="center"/>
           </w:tcPr>
@@ -24465,7 +23013,7 @@
         </w:tc>
         <w:tc>
           <w:tcPr>
-            <w:tcW w:w="1361" w:type="dxa"/>
+            <w:tcW w:w="1685" w:type="dxa"/>
             <w:shd w:val="clear" w:color="auto" w:fill="FFFFFF" w:themeFill="background1"/>
             <w:vAlign w:val="center"/>
           </w:tcPr>
@@ -24481,7 +23029,7 @@
         </w:tc>
         <w:tc>
           <w:tcPr>
-            <w:tcW w:w="1304" w:type="dxa"/>
+            <w:tcW w:w="1614" w:type="dxa"/>
             <w:shd w:val="clear" w:color="auto" w:fill="FFFFFF" w:themeFill="background1"/>
             <w:vAlign w:val="center"/>
           </w:tcPr>
@@ -24497,7 +23045,7 @@
         </w:tc>
         <w:tc>
           <w:tcPr>
-            <w:tcW w:w="1304" w:type="dxa"/>
+            <w:tcW w:w="1614" w:type="dxa"/>
             <w:shd w:val="clear" w:color="auto" w:fill="FFFFFF" w:themeFill="background1"/>
             <w:vAlign w:val="center"/>
           </w:tcPr>
@@ -24513,7 +23061,7 @@
         </w:tc>
         <w:tc>
           <w:tcPr>
-            <w:tcW w:w="1474" w:type="dxa"/>
+            <w:tcW w:w="1825" w:type="dxa"/>
             <w:shd w:val="clear" w:color="auto" w:fill="FFFFFF" w:themeFill="background1"/>
             <w:vAlign w:val="center"/>
           </w:tcPr>
@@ -24524,22 +23072,6 @@
             </w:pPr>
             <w:r>
               <w:t>269</w:t>
-            </w:r>
-          </w:p>
-        </w:tc>
-        <w:tc>
-          <w:tcPr>
-            <w:tcW w:w="1701" w:type="dxa"/>
-            <w:shd w:val="clear" w:color="auto" w:fill="FFFFFF" w:themeFill="background1"/>
-            <w:vAlign w:val="center"/>
-          </w:tcPr>
-          <w:p>
-            <w:pPr>
-              <w:pStyle w:val="TableText"/>
-              <w:jc w:val="center"/>
-            </w:pPr>
-            <w:r>
-              <w:t>118</w:t>
             </w:r>
           </w:p>
         </w:tc>
@@ -24584,7 +23116,7 @@
         <w:pStyle w:val="BodyReport"/>
       </w:pPr>
       <w:r>
-        <w:t>Để chọn dải ngưỡng phù hợp cho hệ thống gợi ý, FP-Growth được chạy thử trên mẫu 100k ở mức sản phẩm. Kết quả trong Bảng 3.12 cho thấy số tập phổ biến khá ít.</w:t>
+        <w:t xml:space="preserve">Để chọn dải ngưỡng phù hợp cho hệ thống gợi ý, FP-Growth được chạy thử trên mẫu 100k. Kết quả trong Bảng 3.11 cho thấy số tập phổ biến khá ít.</w:t>
       </w:r>
     </w:p>
     <w:p>
@@ -24605,10 +23137,10 @@
         <w:rPr>
           <w:b/>
         </w:rPr>
-        <w:t xml:space="preserve">Bảng 3.12. </w:t>
-      </w:r>
-      <w:r>
-        <w:t>Số tập phổ biến theo độ dài trên mẫu 100k (mức sản phẩm, chạy thử bằng FP-Growth)</w:t>
+        <w:t xml:space="preserve">Bảng 3.11. </w:t>
+      </w:r>
+      <w:r>
+        <w:t xml:space="preserve">Số tập phổ biến theo độ dài trên mẫu 100k (chạy thử bằng FP-Growth)</w:t>
       </w:r>
       <w:bookmarkEnd w:id="79"/>
     </w:p>
@@ -25099,7 +23631,7 @@
         <w:pStyle w:val="BodyReport"/>
       </w:pPr>
       <w:r>
-        <w:t>Không có tập ba sản phẩm nào ở mọi ngưỡng; cặp sản phẩm mạnh nhất chỉ đạt support 2,06%. Với số tập phổ biến ít như vậy, mức sản phẩm chỉ sinh được vài chục luật và các luật chỉ xoay quanh nhóm sản phẩm phổ biến nhất, nên nhiều giỏ hàng sẽ không nhận được gợi ý nào từ luật. Vì vậy, phần thực nghiệm nên dùng các ngưỡng thấp hơn (ví dụ 0,5% và 0,2%), bổ sung dữ liệu mức kệ hàng – nơi dữ liệu dày hơn và luật phủ được nhiều item hơn – và đánh giá độ phủ của gợi ý bên cạnh tỉ lệ đoán trúng.</w:t>
+        <w:t xml:space="preserve">Không có tập ba sản phẩm nào ở mọi ngưỡng; cặp sản phẩm mạnh nhất chỉ đạt support 2,06%. Với số tập phổ biến ít như vậy, chỉ sinh được vài chục luật và các luật chỉ xoay quanh nhóm sản phẩm phổ biến nhất, nên nhiều giỏ hàng sẽ không nhận được gợi ý nào từ luật. Vì vậy, phần thực nghiệm nên dùng các ngưỡng thấp hơn (ví dụ 0,5% và 0,2%) và đánh giá độ phủ của gợi ý bên cạnh tỉ lệ đoán trúng.</w:t>
       </w:r>
     </w:p>
     <w:p>
@@ -25145,7 +23677,7 @@
         <w:t>Lấy mẫu theo đơn hàng, không theo khách hàng:</w:t>
       </w:r>
       <w:r>
-        <w:t xml:space="preserve"> 100.000 đơn của mẫu 100k đến từ 67.140 khách; 54,1% số đơn thuộc về những khách có hơn một đơn trong mẫu, nhiều nhất 10 đơn một khách (Bảng 3.13). Thói quen mua lặp lại của cùng một khách có thể làm tăng support của một số sản phẩm. Hướng khắc phục: lấy mẫu theo khách hàng hoặc chỉ lấy một đơn cho mỗi khách.</w:t>
+        <w:t xml:space="preserve"> 100.000 đơn của mẫu 100k đến từ 67.140 khách; 54,1% số đơn thuộc về những khách có hơn một đơn trong mẫu, nhiều nhất 10 đơn một khách (Bảng 3.12). Thói quen mua lặp lại của cùng một khách có thể làm tăng support của một số sản phẩm. Hướng khắc phục: lấy mẫu theo khách hàng hoặc chỉ lấy một đơn cho mỗi khách.</w:t>
       </w:r>
     </w:p>
     <w:p>
@@ -25164,7 +23696,7 @@
         <w:t>Biến thể sản phẩm:</w:t>
       </w:r>
       <w:r>
-        <w:t xml:space="preserve"> các sản phẩm như Banana và Bag of Organic Bananas được coi là hai item khác nhau, khiến support bị chia nhỏ. Hướng khắc phục: chuẩn hóa hoặc gom nhóm tên sản phẩm; dữ liệu mức kệ hàng phần nào bù đắp hạn chế này.</w:t>
+        <w:t xml:space="preserve"> các sản phẩm như Banana và Bag of Organic Bananas được coi là hai item khác nhau, khiến support bị chia nhỏ. Hướng khắc phục: chuẩn hóa hoặc gom nhóm tên sản phẩm.</w:t>
       </w:r>
     </w:p>
     <w:p>
@@ -25241,7 +23773,7 @@
         <w:rPr>
           <w:b/>
         </w:rPr>
-        <w:t xml:space="preserve">Bảng 3.13. </w:t>
+        <w:t xml:space="preserve">Bảng 3.12. </w:t>
       </w:r>
       <w:r>
         <w:t>Phân bố số đơn của mỗi khách hàng trong mẫu 100k</w:t>
@@ -25745,7 +24277,7 @@
         <w:pStyle w:val="BodyReport"/>
       </w:pPr>
       <w:r>
-        <w:t>Chương 3 đã trình bày bộ dữ liệu Instacart và quy trình tiền xử lý biến 32,4 triệu dòng dữ liệu dạng bảng thành bốn tập giao dịch sẵn sàng cho khai phá. Các kết quả chính gồm:</w:t>
+        <w:t xml:space="preserve">Chương 3 đã trình bày bộ dữ liệu Instacart và quy trình tiền xử lý biến 32,4 triệu dòng dữ liệu dạng bảng thành ba tập giao dịch sẵn sàng cho khai phá. Các kết quả chính gồm:</w:t>
       </w:r>
     </w:p>
     <w:p>
@@ -25757,17 +24289,17 @@
         </w:numPr>
       </w:pPr>
       <w:r>
-        <w:t xml:space="preserve">Dữ liệu gốc khá sạch; vấn đề duy nhất là nhãn kệ </w:t>
+        <w:t xml:space="preserve">Dữ liệu gốc khá sạch: không có giá trị rỗng, bản ghi trùng hay khóa ngoại mồ côi; 1.258 sản phẩm thuộc kệ missing vẫn được giữ vì tên sản phẩm hợp lệ.</w:t>
       </w:r>
       <w:r>
         <w:rPr>
           <w:rFonts w:ascii="Courier New" w:eastAsia="Courier New" w:hAnsi="Courier New" w:cs="Courier New"/>
           <w:sz w:val="23"/>
         </w:rPr>
-        <w:t>missing</w:t>
-      </w:r>
-      <w:r>
-        <w:t>, đã được loại ở mức kệ hàng.</w:t>
+        <w:t xml:space="preserve"/>
+      </w:r>
+      <w:r>
+        <w:t xml:space="preserve"/>
       </w:r>
     </w:p>
     <w:p>
@@ -25791,7 +24323,7 @@
         </w:numPr>
       </w:pPr>
       <w:r>
-        <w:t>Tạo ba mẫu lồng nhau 10k ⊂ 50k ⊂ 100k ở mức sản phẩm với seed cố định, cùng một tập 98.491 giỏ ở mức kệ hàng.</w:t>
+        <w:t xml:space="preserve">Tạo ba mẫu lồng nhau 10k ⊂ 50k ⊂ 100k với seed cố định.</w:t>
       </w:r>
     </w:p>
     <w:p>
@@ -26096,7 +24628,7 @@
               <w:jc w:val="center"/>
             </w:pPr>
             <w:r>
-              <w:t>Mức sản phẩm: 10.000, 50.000 và 100.000 giỏ; mức kệ hàng: 98.491 giỏ (Bảng 3.9)</w:t>
+              <w:t xml:space="preserve">10.000, 50.000 và 100.000 giỏ (Bảng 3.8)</w:t>
             </w:r>
           </w:p>
         </w:tc>
@@ -26136,7 +24668,7 @@
               <w:jc w:val="center"/>
             </w:pPr>
             <w:r>
-              <w:t>Mức sản phẩm: 1%; 0,5%; 0,2%. Mức kệ hàng: 10%; 5%; 2%</w:t>
+              <w:t>1%; 0,5%; 0,2%</w:t>
             </w:r>
           </w:p>
         </w:tc>
@@ -26227,14 +24759,6 @@
     </w:p>
     <w:p>
       <w:pPr>
-        <w:pStyle w:val="BodyReport"/>
-      </w:pPr>
-      <w:r>
-        <w:t>Ngưỡng support ở mức kệ hàng cao hơn mức sản phẩm vì mỗi kệ phổ biến hơn rất nhiều (mục 3.2.4): ở mức kệ, hạ ngưỡng từ 10% xuống 2% đã làm số luật tăng từ 46 lên 3.393 (Bảng 4.3).</w:t>
-      </w:r>
-    </w:p>
-    <w:p>
-      <w:pPr>
         <w:pStyle w:val="Heading2"/>
       </w:pPr>
       <w:bookmarkStart w:id="86" w:name="_Toc243400776"/>
@@ -26258,7 +24782,7 @@
         <w:t>fpgrowth()</w:t>
       </w:r>
       <w:r>
-        <w:t xml:space="preserve"> của mlxtend trên bốn cấu hình, từ đơn giản (ít tập phổ biến) đến phức tạp (đệ quy sâu, tập phổ biến dài 5 item). Hai kết quả được so sánh theo tập các cặp (tập phổ biến, support), với support làm tròn tới 9 chữ số, và theo tập các luật (vế trái, vế phải) có confidence ≥ 20% và lift ≥ 1,2. Kết quả trong Bảng 4.2.</w:t>
+        <w:t xml:space="preserve"> của mlxtend trên bốn cấu hình, từ đơn giản (ít tập phổ biến) đến phức tạp (ngưỡng 0,2%, hàng nghìn tập phổ biến, có tập 3 sản phẩm). Hai kết quả được so sánh theo tập các cặp (tập phổ biến, support), với support làm tròn tới 9 chữ số, và theo tập các luật (vế trái, vế phải) có confidence ≥ 20% và lift ≥ 1,2. Kết quả trong Bảng 4.2.</w:t>
       </w:r>
     </w:p>
     <w:p>
@@ -26447,7 +24971,7 @@
               <w:jc w:val="center"/>
             </w:pPr>
             <w:r>
-              <w:t>Sản phẩm, 10.000 giỏ</w:t>
+              <w:t>10.000 giỏ</w:t>
             </w:r>
           </w:p>
         </w:tc>
@@ -26555,7 +25079,7 @@
               <w:jc w:val="center"/>
             </w:pPr>
             <w:r>
-              <w:t>Sản phẩm, 50.000 giỏ</w:t>
+              <w:t>50.000 giỏ</w:t>
             </w:r>
           </w:p>
         </w:tc>
@@ -26663,7 +25187,7 @@
               <w:jc w:val="center"/>
             </w:pPr>
             <w:r>
-              <w:t>Kệ hàng, 98.491 giỏ</w:t>
+              <w:t>10.000 giỏ</w:t>
             </w:r>
           </w:p>
         </w:tc>
@@ -26680,7 +25204,7 @@
               <w:jc w:val="center"/>
             </w:pPr>
             <w:r>
-              <w:t>5,0%</w:t>
+              <w:t>0,2%</w:t>
             </w:r>
           </w:p>
         </w:tc>
@@ -26697,7 +25221,7 @@
               <w:jc w:val="center"/>
             </w:pPr>
             <w:r>
-              <w:t>174 / 174</w:t>
+              <w:t>1.698 / 1.698</w:t>
             </w:r>
           </w:p>
         </w:tc>
@@ -26714,7 +25238,7 @@
               <w:jc w:val="center"/>
             </w:pPr>
             <w:r>
-              <w:t>4</w:t>
+              <w:t>3</w:t>
             </w:r>
           </w:p>
         </w:tc>
@@ -26731,7 +25255,7 @@
               <w:jc w:val="center"/>
             </w:pPr>
             <w:r>
-              <w:t>277 / 277</w:t>
+              <w:t>332 / 332</w:t>
             </w:r>
           </w:p>
         </w:tc>
@@ -26770,7 +25294,7 @@
               <w:jc w:val="center"/>
             </w:pPr>
             <w:r>
-              <w:t>Kệ hàng, 30.000 giỏ</w:t>
+              <w:t>100.000 giỏ</w:t>
             </w:r>
           </w:p>
         </w:tc>
@@ -26786,7 +25310,7 @@
               <w:jc w:val="center"/>
             </w:pPr>
             <w:r>
-              <w:t>2,0%</w:t>
+              <w:t>0,2%</w:t>
             </w:r>
           </w:p>
         </w:tc>
@@ -26802,7 +25326,7 @@
               <w:jc w:val="center"/>
             </w:pPr>
             <w:r>
-              <w:t>943 / 943</w:t>
+              <w:t>1.538 / 1.538</w:t>
             </w:r>
           </w:p>
         </w:tc>
@@ -26818,7 +25342,7 @@
               <w:jc w:val="center"/>
             </w:pPr>
             <w:r>
-              <w:t>5</w:t>
+              <w:t>3</w:t>
             </w:r>
           </w:p>
         </w:tc>
@@ -26834,7 +25358,7 @@
               <w:jc w:val="center"/>
             </w:pPr>
             <w:r>
-              <w:t>2.426 / 2.426</w:t>
+              <w:t>234 / 234</w:t>
             </w:r>
           </w:p>
         </w:tc>
@@ -26875,7 +25399,7 @@
         <w:t>cùng một tập các tập phổ biến với cùng giá trị support</w:t>
       </w:r>
       <w:r>
-        <w:t xml:space="preserve"> và cùng một tập luật. Cấu hình cuối là phép thử khó nhất, vì thuật toán phải xây và khai phá đệ quy nhiều tầng cây điều kiện.</w:t>
+        <w:t xml:space="preserve"> và cùng một tập luật. Hai cấu hình cuối là phép thử khó nhất, vì thuật toán phải xây và khai phá đệ quy nhiều tầng cây điều kiện.</w:t>
       </w:r>
     </w:p>
     <w:p>
@@ -26901,7 +25425,7 @@
         <w:pStyle w:val="BodyReport"/>
       </w:pPr>
       <w:r>
-        <w:t>Thời gian khai phá của bản tự cài đặt trên các cấu hình này đều dưới 1,2 giây, đủ nhanh để dashboard khai phá lại mỗi khi người dùng đổi ngưỡng. Đề tài không đặt mục tiêu so sánh hiệu năng, nên thời gian chỉ mang tính tham khảo.</w:t>
+        <w:t xml:space="preserve">Thời gian khai phá của bản tự cài đặt trên các cấu hình này đều dưới 2,3 giây, đủ nhanh để dashboard khai phá lại mỗi khi người dùng đổi ngưỡng. Đề tài không đặt mục tiêu so sánh hiệu năng, nên thời gian chỉ mang tính tham khảo.</w:t>
       </w:r>
     </w:p>
     <w:p>
@@ -26966,15 +25490,14 @@
         <w:tblLook w:val="04A0" w:firstRow="1" w:lastRow="0" w:firstColumn="1" w:lastColumn="0" w:noHBand="0" w:noVBand="1"/>
       </w:tblPr>
       <w:tblGrid>
-        <w:gridCol w:w="1200"/>
-        <w:gridCol w:w="1000"/>
-        <w:gridCol w:w="1150"/>
-        <w:gridCol w:w="720"/>
-        <w:gridCol w:w="720"/>
-        <w:gridCol w:w="760"/>
-        <w:gridCol w:w="800"/>
-        <w:gridCol w:w="1450"/>
-        <w:gridCol w:w="1000"/>
+        <w:gridCol w:w="1158"/>
+        <w:gridCol w:w="1332"/>
+        <w:gridCol w:w="834"/>
+        <w:gridCol w:w="834"/>
+        <w:gridCol w:w="880"/>
+        <w:gridCol w:w="926"/>
+        <w:gridCol w:w="1679"/>
+        <w:gridCol w:w="1158"/>
       </w:tblGrid>
       <w:tr>
         <w:trPr>
@@ -26984,27 +25507,7 @@
         </w:trPr>
         <w:tc>
           <w:tcPr>
-            <w:tcW w:w="1200" w:type="dxa"/>
-            <w:shd w:val="clear" w:color="auto" w:fill="FFFFFF" w:themeFill="background1"/>
-            <w:vAlign w:val="center"/>
-          </w:tcPr>
-          <w:p>
-            <w:pPr>
-              <w:pStyle w:val="TableText"/>
-              <w:keepNext/>
-              <w:jc w:val="center"/>
-            </w:pPr>
-            <w:r>
-              <w:rPr>
-                <w:b/>
-              </w:rPr>
-              <w:t>Mức</w:t>
-            </w:r>
-          </w:p>
-        </w:tc>
-        <w:tc>
-          <w:tcPr>
-            <w:tcW w:w="1000" w:type="dxa"/>
+            <w:tcW w:w="1158" w:type="dxa"/>
             <w:shd w:val="clear" w:color="auto" w:fill="FFFFFF" w:themeFill="background1"/>
             <w:vAlign w:val="center"/>
           </w:tcPr>
@@ -27024,7 +25527,7 @@
         </w:tc>
         <w:tc>
           <w:tcPr>
-            <w:tcW w:w="1150" w:type="dxa"/>
+            <w:tcW w:w="1332" w:type="dxa"/>
             <w:shd w:val="clear" w:color="auto" w:fill="FFFFFF" w:themeFill="background1"/>
             <w:vAlign w:val="center"/>
           </w:tcPr>
@@ -27044,7 +25547,7 @@
         </w:tc>
         <w:tc>
           <w:tcPr>
-            <w:tcW w:w="720" w:type="dxa"/>
+            <w:tcW w:w="834" w:type="dxa"/>
             <w:shd w:val="clear" w:color="auto" w:fill="FFFFFF" w:themeFill="background1"/>
             <w:vAlign w:val="center"/>
           </w:tcPr>
@@ -27064,7 +25567,7 @@
         </w:tc>
         <w:tc>
           <w:tcPr>
-            <w:tcW w:w="720" w:type="dxa"/>
+            <w:tcW w:w="834" w:type="dxa"/>
             <w:shd w:val="clear" w:color="auto" w:fill="FFFFFF" w:themeFill="background1"/>
             <w:vAlign w:val="center"/>
           </w:tcPr>
@@ -27084,7 +25587,7 @@
         </w:tc>
         <w:tc>
           <w:tcPr>
-            <w:tcW w:w="760" w:type="dxa"/>
+            <w:tcW w:w="880" w:type="dxa"/>
             <w:shd w:val="clear" w:color="auto" w:fill="FFFFFF" w:themeFill="background1"/>
             <w:vAlign w:val="center"/>
           </w:tcPr>
@@ -27104,7 +25607,7 @@
         </w:tc>
         <w:tc>
           <w:tcPr>
-            <w:tcW w:w="800" w:type="dxa"/>
+            <w:tcW w:w="926" w:type="dxa"/>
             <w:shd w:val="clear" w:color="auto" w:fill="FFFFFF" w:themeFill="background1"/>
             <w:vAlign w:val="center"/>
           </w:tcPr>
@@ -27124,7 +25627,7 @@
         </w:tc>
         <w:tc>
           <w:tcPr>
-            <w:tcW w:w="1450" w:type="dxa"/>
+            <w:tcW w:w="1679" w:type="dxa"/>
             <w:shd w:val="clear" w:color="auto" w:fill="FFFFFF" w:themeFill="background1"/>
             <w:vAlign w:val="center"/>
           </w:tcPr>
@@ -27144,7 +25647,7 @@
         </w:tc>
         <w:tc>
           <w:tcPr>
-            <w:tcW w:w="1000" w:type="dxa"/>
+            <w:tcW w:w="1158" w:type="dxa"/>
             <w:shd w:val="clear" w:color="auto" w:fill="FFFFFF" w:themeFill="background1"/>
             <w:vAlign w:val="center"/>
           </w:tcPr>
@@ -27170,24 +25673,7 @@
         </w:trPr>
         <w:tc>
           <w:tcPr>
-            <w:tcW w:w="1200" w:type="dxa"/>
-            <w:shd w:val="clear" w:color="auto" w:fill="FFFFFF" w:themeFill="background1"/>
-            <w:vAlign w:val="center"/>
-          </w:tcPr>
-          <w:p>
-            <w:pPr>
-              <w:pStyle w:val="TableText"/>
-              <w:keepNext/>
-              <w:jc w:val="center"/>
-            </w:pPr>
-            <w:r>
-              <w:t>Sản phẩm</w:t>
-            </w:r>
-          </w:p>
-        </w:tc>
-        <w:tc>
-          <w:tcPr>
-            <w:tcW w:w="1000" w:type="dxa"/>
+            <w:tcW w:w="1158" w:type="dxa"/>
             <w:shd w:val="clear" w:color="auto" w:fill="FFFFFF" w:themeFill="background1"/>
             <w:vAlign w:val="center"/>
           </w:tcPr>
@@ -27204,7 +25690,7 @@
         </w:tc>
         <w:tc>
           <w:tcPr>
-            <w:tcW w:w="1150" w:type="dxa"/>
+            <w:tcW w:w="1332" w:type="dxa"/>
             <w:shd w:val="clear" w:color="auto" w:fill="FFFFFF" w:themeFill="background1"/>
             <w:vAlign w:val="center"/>
           </w:tcPr>
@@ -27221,7 +25707,7 @@
         </w:tc>
         <w:tc>
           <w:tcPr>
-            <w:tcW w:w="720" w:type="dxa"/>
+            <w:tcW w:w="834" w:type="dxa"/>
             <w:shd w:val="clear" w:color="auto" w:fill="FFFFFF" w:themeFill="background1"/>
             <w:vAlign w:val="center"/>
           </w:tcPr>
@@ -27238,7 +25724,7 @@
         </w:tc>
         <w:tc>
           <w:tcPr>
-            <w:tcW w:w="720" w:type="dxa"/>
+            <w:tcW w:w="834" w:type="dxa"/>
             <w:shd w:val="clear" w:color="auto" w:fill="FFFFFF" w:themeFill="background1"/>
             <w:vAlign w:val="center"/>
           </w:tcPr>
@@ -27255,7 +25741,7 @@
         </w:tc>
         <w:tc>
           <w:tcPr>
-            <w:tcW w:w="760" w:type="dxa"/>
+            <w:tcW w:w="880" w:type="dxa"/>
             <w:shd w:val="clear" w:color="auto" w:fill="FFFFFF" w:themeFill="background1"/>
             <w:vAlign w:val="center"/>
           </w:tcPr>
@@ -27272,7 +25758,7 @@
         </w:tc>
         <w:tc>
           <w:tcPr>
-            <w:tcW w:w="800" w:type="dxa"/>
+            <w:tcW w:w="926" w:type="dxa"/>
             <w:shd w:val="clear" w:color="auto" w:fill="FFFFFF" w:themeFill="background1"/>
             <w:vAlign w:val="center"/>
           </w:tcPr>
@@ -27289,7 +25775,7 @@
         </w:tc>
         <w:tc>
           <w:tcPr>
-            <w:tcW w:w="1450" w:type="dxa"/>
+            <w:tcW w:w="1679" w:type="dxa"/>
             <w:shd w:val="clear" w:color="auto" w:fill="FFFFFF" w:themeFill="background1"/>
             <w:vAlign w:val="center"/>
           </w:tcPr>
@@ -27306,7 +25792,7 @@
         </w:tc>
         <w:tc>
           <w:tcPr>
-            <w:tcW w:w="1000" w:type="dxa"/>
+            <w:tcW w:w="1158" w:type="dxa"/>
             <w:shd w:val="clear" w:color="auto" w:fill="FFFFFF" w:themeFill="background1"/>
             <w:vAlign w:val="center"/>
           </w:tcPr>
@@ -27329,24 +25815,7 @@
         </w:trPr>
         <w:tc>
           <w:tcPr>
-            <w:tcW w:w="1200" w:type="dxa"/>
-            <w:shd w:val="clear" w:color="auto" w:fill="FFFFFF" w:themeFill="background1"/>
-            <w:vAlign w:val="center"/>
-          </w:tcPr>
-          <w:p>
-            <w:pPr>
-              <w:pStyle w:val="TableText"/>
-              <w:keepNext/>
-              <w:jc w:val="center"/>
-            </w:pPr>
-            <w:r>
-              <w:t>Sản phẩm</w:t>
-            </w:r>
-          </w:p>
-        </w:tc>
-        <w:tc>
-          <w:tcPr>
-            <w:tcW w:w="1000" w:type="dxa"/>
+            <w:tcW w:w="1158" w:type="dxa"/>
             <w:shd w:val="clear" w:color="auto" w:fill="FFFFFF" w:themeFill="background1"/>
             <w:vAlign w:val="center"/>
           </w:tcPr>
@@ -27363,7 +25832,7 @@
         </w:tc>
         <w:tc>
           <w:tcPr>
-            <w:tcW w:w="1150" w:type="dxa"/>
+            <w:tcW w:w="1332" w:type="dxa"/>
             <w:shd w:val="clear" w:color="auto" w:fill="FFFFFF" w:themeFill="background1"/>
             <w:vAlign w:val="center"/>
           </w:tcPr>
@@ -27380,7 +25849,7 @@
         </w:tc>
         <w:tc>
           <w:tcPr>
-            <w:tcW w:w="720" w:type="dxa"/>
+            <w:tcW w:w="834" w:type="dxa"/>
             <w:shd w:val="clear" w:color="auto" w:fill="FFFFFF" w:themeFill="background1"/>
             <w:vAlign w:val="center"/>
           </w:tcPr>
@@ -27397,7 +25866,7 @@
         </w:tc>
         <w:tc>
           <w:tcPr>
-            <w:tcW w:w="720" w:type="dxa"/>
+            <w:tcW w:w="834" w:type="dxa"/>
             <w:shd w:val="clear" w:color="auto" w:fill="FFFFFF" w:themeFill="background1"/>
             <w:vAlign w:val="center"/>
           </w:tcPr>
@@ -27414,7 +25883,7 @@
         </w:tc>
         <w:tc>
           <w:tcPr>
-            <w:tcW w:w="760" w:type="dxa"/>
+            <w:tcW w:w="880" w:type="dxa"/>
             <w:shd w:val="clear" w:color="auto" w:fill="FFFFFF" w:themeFill="background1"/>
             <w:vAlign w:val="center"/>
           </w:tcPr>
@@ -27431,7 +25900,7 @@
         </w:tc>
         <w:tc>
           <w:tcPr>
-            <w:tcW w:w="800" w:type="dxa"/>
+            <w:tcW w:w="926" w:type="dxa"/>
             <w:shd w:val="clear" w:color="auto" w:fill="FFFFFF" w:themeFill="background1"/>
             <w:vAlign w:val="center"/>
           </w:tcPr>
@@ -27448,7 +25917,7 @@
         </w:tc>
         <w:tc>
           <w:tcPr>
-            <w:tcW w:w="1450" w:type="dxa"/>
+            <w:tcW w:w="1679" w:type="dxa"/>
             <w:shd w:val="clear" w:color="auto" w:fill="FFFFFF" w:themeFill="background1"/>
             <w:vAlign w:val="center"/>
           </w:tcPr>
@@ -27465,7 +25934,7 @@
         </w:tc>
         <w:tc>
           <w:tcPr>
-            <w:tcW w:w="1000" w:type="dxa"/>
+            <w:tcW w:w="1158" w:type="dxa"/>
             <w:shd w:val="clear" w:color="auto" w:fill="FFFFFF" w:themeFill="background1"/>
             <w:vAlign w:val="center"/>
           </w:tcPr>
@@ -27488,24 +25957,7 @@
         </w:trPr>
         <w:tc>
           <w:tcPr>
-            <w:tcW w:w="1200" w:type="dxa"/>
-            <w:shd w:val="clear" w:color="auto" w:fill="FFFFFF" w:themeFill="background1"/>
-            <w:vAlign w:val="center"/>
-          </w:tcPr>
-          <w:p>
-            <w:pPr>
-              <w:pStyle w:val="TableText"/>
-              <w:keepNext/>
-              <w:jc w:val="center"/>
-            </w:pPr>
-            <w:r>
-              <w:t>Sản phẩm</w:t>
-            </w:r>
-          </w:p>
-        </w:tc>
-        <w:tc>
-          <w:tcPr>
-            <w:tcW w:w="1000" w:type="dxa"/>
+            <w:tcW w:w="1158" w:type="dxa"/>
             <w:shd w:val="clear" w:color="auto" w:fill="FFFFFF" w:themeFill="background1"/>
             <w:vAlign w:val="center"/>
           </w:tcPr>
@@ -27522,7 +25974,7 @@
         </w:tc>
         <w:tc>
           <w:tcPr>
-            <w:tcW w:w="1150" w:type="dxa"/>
+            <w:tcW w:w="1332" w:type="dxa"/>
             <w:shd w:val="clear" w:color="auto" w:fill="FFFFFF" w:themeFill="background1"/>
             <w:vAlign w:val="center"/>
           </w:tcPr>
@@ -27539,7 +25991,7 @@
         </w:tc>
         <w:tc>
           <w:tcPr>
-            <w:tcW w:w="720" w:type="dxa"/>
+            <w:tcW w:w="834" w:type="dxa"/>
             <w:shd w:val="clear" w:color="auto" w:fill="FFFFFF" w:themeFill="background1"/>
             <w:vAlign w:val="center"/>
           </w:tcPr>
@@ -27556,7 +26008,7 @@
         </w:tc>
         <w:tc>
           <w:tcPr>
-            <w:tcW w:w="720" w:type="dxa"/>
+            <w:tcW w:w="834" w:type="dxa"/>
             <w:shd w:val="clear" w:color="auto" w:fill="FFFFFF" w:themeFill="background1"/>
             <w:vAlign w:val="center"/>
           </w:tcPr>
@@ -27573,7 +26025,7 @@
         </w:tc>
         <w:tc>
           <w:tcPr>
-            <w:tcW w:w="760" w:type="dxa"/>
+            <w:tcW w:w="880" w:type="dxa"/>
             <w:shd w:val="clear" w:color="auto" w:fill="FFFFFF" w:themeFill="background1"/>
             <w:vAlign w:val="center"/>
           </w:tcPr>
@@ -27590,7 +26042,7 @@
         </w:tc>
         <w:tc>
           <w:tcPr>
-            <w:tcW w:w="800" w:type="dxa"/>
+            <w:tcW w:w="926" w:type="dxa"/>
             <w:shd w:val="clear" w:color="auto" w:fill="FFFFFF" w:themeFill="background1"/>
             <w:vAlign w:val="center"/>
           </w:tcPr>
@@ -27607,7 +26059,7 @@
         </w:tc>
         <w:tc>
           <w:tcPr>
-            <w:tcW w:w="1450" w:type="dxa"/>
+            <w:tcW w:w="1679" w:type="dxa"/>
             <w:shd w:val="clear" w:color="auto" w:fill="FFFFFF" w:themeFill="background1"/>
             <w:vAlign w:val="center"/>
           </w:tcPr>
@@ -27624,7 +26076,7 @@
         </w:tc>
         <w:tc>
           <w:tcPr>
-            <w:tcW w:w="1000" w:type="dxa"/>
+            <w:tcW w:w="1158" w:type="dxa"/>
             <w:shd w:val="clear" w:color="auto" w:fill="FFFFFF" w:themeFill="background1"/>
             <w:vAlign w:val="center"/>
           </w:tcPr>
@@ -27647,24 +26099,7 @@
         </w:trPr>
         <w:tc>
           <w:tcPr>
-            <w:tcW w:w="1200" w:type="dxa"/>
-            <w:shd w:val="clear" w:color="auto" w:fill="FFFFFF" w:themeFill="background1"/>
-            <w:vAlign w:val="center"/>
-          </w:tcPr>
-          <w:p>
-            <w:pPr>
-              <w:pStyle w:val="TableText"/>
-              <w:keepNext/>
-              <w:jc w:val="center"/>
-            </w:pPr>
-            <w:r>
-              <w:t>Sản phẩm</w:t>
-            </w:r>
-          </w:p>
-        </w:tc>
-        <w:tc>
-          <w:tcPr>
-            <w:tcW w:w="1000" w:type="dxa"/>
+            <w:tcW w:w="1158" w:type="dxa"/>
             <w:shd w:val="clear" w:color="auto" w:fill="FFFFFF" w:themeFill="background1"/>
             <w:vAlign w:val="center"/>
           </w:tcPr>
@@ -27681,7 +26116,7 @@
         </w:tc>
         <w:tc>
           <w:tcPr>
-            <w:tcW w:w="1150" w:type="dxa"/>
+            <w:tcW w:w="1332" w:type="dxa"/>
             <w:shd w:val="clear" w:color="auto" w:fill="FFFFFF" w:themeFill="background1"/>
             <w:vAlign w:val="center"/>
           </w:tcPr>
@@ -27698,7 +26133,7 @@
         </w:tc>
         <w:tc>
           <w:tcPr>
-            <w:tcW w:w="720" w:type="dxa"/>
+            <w:tcW w:w="834" w:type="dxa"/>
             <w:shd w:val="clear" w:color="auto" w:fill="FFFFFF" w:themeFill="background1"/>
             <w:vAlign w:val="center"/>
           </w:tcPr>
@@ -27715,7 +26150,7 @@
         </w:tc>
         <w:tc>
           <w:tcPr>
-            <w:tcW w:w="720" w:type="dxa"/>
+            <w:tcW w:w="834" w:type="dxa"/>
             <w:shd w:val="clear" w:color="auto" w:fill="FFFFFF" w:themeFill="background1"/>
             <w:vAlign w:val="center"/>
           </w:tcPr>
@@ -27732,7 +26167,7 @@
         </w:tc>
         <w:tc>
           <w:tcPr>
-            <w:tcW w:w="760" w:type="dxa"/>
+            <w:tcW w:w="880" w:type="dxa"/>
             <w:shd w:val="clear" w:color="auto" w:fill="FFFFFF" w:themeFill="background1"/>
             <w:vAlign w:val="center"/>
           </w:tcPr>
@@ -27749,7 +26184,7 @@
         </w:tc>
         <w:tc>
           <w:tcPr>
-            <w:tcW w:w="800" w:type="dxa"/>
+            <w:tcW w:w="926" w:type="dxa"/>
             <w:shd w:val="clear" w:color="auto" w:fill="FFFFFF" w:themeFill="background1"/>
             <w:vAlign w:val="center"/>
           </w:tcPr>
@@ -27766,7 +26201,7 @@
         </w:tc>
         <w:tc>
           <w:tcPr>
-            <w:tcW w:w="1450" w:type="dxa"/>
+            <w:tcW w:w="1679" w:type="dxa"/>
             <w:shd w:val="clear" w:color="auto" w:fill="FFFFFF" w:themeFill="background1"/>
             <w:vAlign w:val="center"/>
           </w:tcPr>
@@ -27783,7 +26218,7 @@
         </w:tc>
         <w:tc>
           <w:tcPr>
-            <w:tcW w:w="1000" w:type="dxa"/>
+            <w:tcW w:w="1158" w:type="dxa"/>
             <w:shd w:val="clear" w:color="auto" w:fill="FFFFFF" w:themeFill="background1"/>
             <w:vAlign w:val="center"/>
           </w:tcPr>
@@ -27806,24 +26241,7 @@
         </w:trPr>
         <w:tc>
           <w:tcPr>
-            <w:tcW w:w="1200" w:type="dxa"/>
-            <w:shd w:val="clear" w:color="auto" w:fill="FFFFFF" w:themeFill="background1"/>
-            <w:vAlign w:val="center"/>
-          </w:tcPr>
-          <w:p>
-            <w:pPr>
-              <w:pStyle w:val="TableText"/>
-              <w:keepNext/>
-              <w:jc w:val="center"/>
-            </w:pPr>
-            <w:r>
-              <w:t>Sản phẩm</w:t>
-            </w:r>
-          </w:p>
-        </w:tc>
-        <w:tc>
-          <w:tcPr>
-            <w:tcW w:w="1000" w:type="dxa"/>
+            <w:tcW w:w="1158" w:type="dxa"/>
             <w:shd w:val="clear" w:color="auto" w:fill="FFFFFF" w:themeFill="background1"/>
             <w:vAlign w:val="center"/>
           </w:tcPr>
@@ -27840,7 +26258,7 @@
         </w:tc>
         <w:tc>
           <w:tcPr>
-            <w:tcW w:w="1150" w:type="dxa"/>
+            <w:tcW w:w="1332" w:type="dxa"/>
             <w:shd w:val="clear" w:color="auto" w:fill="FFFFFF" w:themeFill="background1"/>
             <w:vAlign w:val="center"/>
           </w:tcPr>
@@ -27857,7 +26275,7 @@
         </w:tc>
         <w:tc>
           <w:tcPr>
-            <w:tcW w:w="720" w:type="dxa"/>
+            <w:tcW w:w="834" w:type="dxa"/>
             <w:shd w:val="clear" w:color="auto" w:fill="FFFFFF" w:themeFill="background1"/>
             <w:vAlign w:val="center"/>
           </w:tcPr>
@@ -27874,7 +26292,7 @@
         </w:tc>
         <w:tc>
           <w:tcPr>
-            <w:tcW w:w="720" w:type="dxa"/>
+            <w:tcW w:w="834" w:type="dxa"/>
             <w:shd w:val="clear" w:color="auto" w:fill="FFFFFF" w:themeFill="background1"/>
             <w:vAlign w:val="center"/>
           </w:tcPr>
@@ -27891,7 +26309,7 @@
         </w:tc>
         <w:tc>
           <w:tcPr>
-            <w:tcW w:w="760" w:type="dxa"/>
+            <w:tcW w:w="880" w:type="dxa"/>
             <w:shd w:val="clear" w:color="auto" w:fill="FFFFFF" w:themeFill="background1"/>
             <w:vAlign w:val="center"/>
           </w:tcPr>
@@ -27908,7 +26326,7 @@
         </w:tc>
         <w:tc>
           <w:tcPr>
-            <w:tcW w:w="800" w:type="dxa"/>
+            <w:tcW w:w="926" w:type="dxa"/>
             <w:shd w:val="clear" w:color="auto" w:fill="FFFFFF" w:themeFill="background1"/>
             <w:vAlign w:val="center"/>
           </w:tcPr>
@@ -27925,7 +26343,7 @@
         </w:tc>
         <w:tc>
           <w:tcPr>
-            <w:tcW w:w="1450" w:type="dxa"/>
+            <w:tcW w:w="1679" w:type="dxa"/>
             <w:shd w:val="clear" w:color="auto" w:fill="FFFFFF" w:themeFill="background1"/>
             <w:vAlign w:val="center"/>
           </w:tcPr>
@@ -27942,7 +26360,7 @@
         </w:tc>
         <w:tc>
           <w:tcPr>
-            <w:tcW w:w="1000" w:type="dxa"/>
+            <w:tcW w:w="1158" w:type="dxa"/>
             <w:shd w:val="clear" w:color="auto" w:fill="FFFFFF" w:themeFill="background1"/>
             <w:vAlign w:val="center"/>
           </w:tcPr>
@@ -27965,24 +26383,7 @@
         </w:trPr>
         <w:tc>
           <w:tcPr>
-            <w:tcW w:w="1200" w:type="dxa"/>
-            <w:shd w:val="clear" w:color="auto" w:fill="FFFFFF" w:themeFill="background1"/>
-            <w:vAlign w:val="center"/>
-          </w:tcPr>
-          <w:p>
-            <w:pPr>
-              <w:pStyle w:val="TableText"/>
-              <w:keepNext/>
-              <w:jc w:val="center"/>
-            </w:pPr>
-            <w:r>
-              <w:t>Sản phẩm</w:t>
-            </w:r>
-          </w:p>
-        </w:tc>
-        <w:tc>
-          <w:tcPr>
-            <w:tcW w:w="1000" w:type="dxa"/>
+            <w:tcW w:w="1158" w:type="dxa"/>
             <w:shd w:val="clear" w:color="auto" w:fill="FFFFFF" w:themeFill="background1"/>
             <w:vAlign w:val="center"/>
           </w:tcPr>
@@ -27999,7 +26400,7 @@
         </w:tc>
         <w:tc>
           <w:tcPr>
-            <w:tcW w:w="1150" w:type="dxa"/>
+            <w:tcW w:w="1332" w:type="dxa"/>
             <w:shd w:val="clear" w:color="auto" w:fill="FFFFFF" w:themeFill="background1"/>
             <w:vAlign w:val="center"/>
           </w:tcPr>
@@ -28016,7 +26417,7 @@
         </w:tc>
         <w:tc>
           <w:tcPr>
-            <w:tcW w:w="720" w:type="dxa"/>
+            <w:tcW w:w="834" w:type="dxa"/>
             <w:shd w:val="clear" w:color="auto" w:fill="FFFFFF" w:themeFill="background1"/>
             <w:vAlign w:val="center"/>
           </w:tcPr>
@@ -28033,7 +26434,7 @@
         </w:tc>
         <w:tc>
           <w:tcPr>
-            <w:tcW w:w="720" w:type="dxa"/>
+            <w:tcW w:w="834" w:type="dxa"/>
             <w:shd w:val="clear" w:color="auto" w:fill="FFFFFF" w:themeFill="background1"/>
             <w:vAlign w:val="center"/>
           </w:tcPr>
@@ -28050,7 +26451,7 @@
         </w:tc>
         <w:tc>
           <w:tcPr>
-            <w:tcW w:w="760" w:type="dxa"/>
+            <w:tcW w:w="880" w:type="dxa"/>
             <w:shd w:val="clear" w:color="auto" w:fill="FFFFFF" w:themeFill="background1"/>
             <w:vAlign w:val="center"/>
           </w:tcPr>
@@ -28067,7 +26468,7 @@
         </w:tc>
         <w:tc>
           <w:tcPr>
-            <w:tcW w:w="800" w:type="dxa"/>
+            <w:tcW w:w="926" w:type="dxa"/>
             <w:shd w:val="clear" w:color="auto" w:fill="FFFFFF" w:themeFill="background1"/>
             <w:vAlign w:val="center"/>
           </w:tcPr>
@@ -28084,7 +26485,7 @@
         </w:tc>
         <w:tc>
           <w:tcPr>
-            <w:tcW w:w="1450" w:type="dxa"/>
+            <w:tcW w:w="1679" w:type="dxa"/>
             <w:shd w:val="clear" w:color="auto" w:fill="FFFFFF" w:themeFill="background1"/>
             <w:vAlign w:val="center"/>
           </w:tcPr>
@@ -28101,7 +26502,7 @@
         </w:tc>
         <w:tc>
           <w:tcPr>
-            <w:tcW w:w="1000" w:type="dxa"/>
+            <w:tcW w:w="1158" w:type="dxa"/>
             <w:shd w:val="clear" w:color="auto" w:fill="FFFFFF" w:themeFill="background1"/>
             <w:vAlign w:val="center"/>
           </w:tcPr>
@@ -28124,24 +26525,7 @@
         </w:trPr>
         <w:tc>
           <w:tcPr>
-            <w:tcW w:w="1200" w:type="dxa"/>
-            <w:shd w:val="clear" w:color="auto" w:fill="FFFFFF" w:themeFill="background1"/>
-            <w:vAlign w:val="center"/>
-          </w:tcPr>
-          <w:p>
-            <w:pPr>
-              <w:pStyle w:val="TableText"/>
-              <w:keepNext/>
-              <w:jc w:val="center"/>
-            </w:pPr>
-            <w:r>
-              <w:t>Sản phẩm</w:t>
-            </w:r>
-          </w:p>
-        </w:tc>
-        <w:tc>
-          <w:tcPr>
-            <w:tcW w:w="1000" w:type="dxa"/>
+            <w:tcW w:w="1158" w:type="dxa"/>
             <w:shd w:val="clear" w:color="auto" w:fill="FFFFFF" w:themeFill="background1"/>
             <w:vAlign w:val="center"/>
           </w:tcPr>
@@ -28158,7 +26542,7 @@
         </w:tc>
         <w:tc>
           <w:tcPr>
-            <w:tcW w:w="1150" w:type="dxa"/>
+            <w:tcW w:w="1332" w:type="dxa"/>
             <w:shd w:val="clear" w:color="auto" w:fill="FFFFFF" w:themeFill="background1"/>
             <w:vAlign w:val="center"/>
           </w:tcPr>
@@ -28175,7 +26559,7 @@
         </w:tc>
         <w:tc>
           <w:tcPr>
-            <w:tcW w:w="720" w:type="dxa"/>
+            <w:tcW w:w="834" w:type="dxa"/>
             <w:shd w:val="clear" w:color="auto" w:fill="FFFFFF" w:themeFill="background1"/>
             <w:vAlign w:val="center"/>
           </w:tcPr>
@@ -28192,7 +26576,7 @@
         </w:tc>
         <w:tc>
           <w:tcPr>
-            <w:tcW w:w="720" w:type="dxa"/>
+            <w:tcW w:w="834" w:type="dxa"/>
             <w:shd w:val="clear" w:color="auto" w:fill="FFFFFF" w:themeFill="background1"/>
             <w:vAlign w:val="center"/>
           </w:tcPr>
@@ -28209,7 +26593,7 @@
         </w:tc>
         <w:tc>
           <w:tcPr>
-            <w:tcW w:w="760" w:type="dxa"/>
+            <w:tcW w:w="880" w:type="dxa"/>
             <w:shd w:val="clear" w:color="auto" w:fill="FFFFFF" w:themeFill="background1"/>
             <w:vAlign w:val="center"/>
           </w:tcPr>
@@ -28226,7 +26610,7 @@
         </w:tc>
         <w:tc>
           <w:tcPr>
-            <w:tcW w:w="800" w:type="dxa"/>
+            <w:tcW w:w="926" w:type="dxa"/>
             <w:shd w:val="clear" w:color="auto" w:fill="FFFFFF" w:themeFill="background1"/>
             <w:vAlign w:val="center"/>
           </w:tcPr>
@@ -28243,7 +26627,7 @@
         </w:tc>
         <w:tc>
           <w:tcPr>
-            <w:tcW w:w="1450" w:type="dxa"/>
+            <w:tcW w:w="1679" w:type="dxa"/>
             <w:shd w:val="clear" w:color="auto" w:fill="FFFFFF" w:themeFill="background1"/>
             <w:vAlign w:val="center"/>
           </w:tcPr>
@@ -28260,7 +26644,7 @@
         </w:tc>
         <w:tc>
           <w:tcPr>
-            <w:tcW w:w="1000" w:type="dxa"/>
+            <w:tcW w:w="1158" w:type="dxa"/>
             <w:shd w:val="clear" w:color="auto" w:fill="FFFFFF" w:themeFill="background1"/>
             <w:vAlign w:val="center"/>
           </w:tcPr>
@@ -28283,24 +26667,7 @@
         </w:trPr>
         <w:tc>
           <w:tcPr>
-            <w:tcW w:w="1200" w:type="dxa"/>
-            <w:shd w:val="clear" w:color="auto" w:fill="FFFFFF" w:themeFill="background1"/>
-            <w:vAlign w:val="center"/>
-          </w:tcPr>
-          <w:p>
-            <w:pPr>
-              <w:pStyle w:val="TableText"/>
-              <w:keepNext/>
-              <w:jc w:val="center"/>
-            </w:pPr>
-            <w:r>
-              <w:t>Sản phẩm</w:t>
-            </w:r>
-          </w:p>
-        </w:tc>
-        <w:tc>
-          <w:tcPr>
-            <w:tcW w:w="1000" w:type="dxa"/>
+            <w:tcW w:w="1158" w:type="dxa"/>
             <w:shd w:val="clear" w:color="auto" w:fill="FFFFFF" w:themeFill="background1"/>
             <w:vAlign w:val="center"/>
           </w:tcPr>
@@ -28317,7 +26684,7 @@
         </w:tc>
         <w:tc>
           <w:tcPr>
-            <w:tcW w:w="1150" w:type="dxa"/>
+            <w:tcW w:w="1332" w:type="dxa"/>
             <w:shd w:val="clear" w:color="auto" w:fill="FFFFFF" w:themeFill="background1"/>
             <w:vAlign w:val="center"/>
           </w:tcPr>
@@ -28334,7 +26701,7 @@
         </w:tc>
         <w:tc>
           <w:tcPr>
-            <w:tcW w:w="720" w:type="dxa"/>
+            <w:tcW w:w="834" w:type="dxa"/>
             <w:shd w:val="clear" w:color="auto" w:fill="FFFFFF" w:themeFill="background1"/>
             <w:vAlign w:val="center"/>
           </w:tcPr>
@@ -28351,7 +26718,7 @@
         </w:tc>
         <w:tc>
           <w:tcPr>
-            <w:tcW w:w="720" w:type="dxa"/>
+            <w:tcW w:w="834" w:type="dxa"/>
             <w:shd w:val="clear" w:color="auto" w:fill="FFFFFF" w:themeFill="background1"/>
             <w:vAlign w:val="center"/>
           </w:tcPr>
@@ -28368,7 +26735,7 @@
         </w:tc>
         <w:tc>
           <w:tcPr>
-            <w:tcW w:w="760" w:type="dxa"/>
+            <w:tcW w:w="880" w:type="dxa"/>
             <w:shd w:val="clear" w:color="auto" w:fill="FFFFFF" w:themeFill="background1"/>
             <w:vAlign w:val="center"/>
           </w:tcPr>
@@ -28385,7 +26752,7 @@
         </w:tc>
         <w:tc>
           <w:tcPr>
-            <w:tcW w:w="800" w:type="dxa"/>
+            <w:tcW w:w="926" w:type="dxa"/>
             <w:shd w:val="clear" w:color="auto" w:fill="FFFFFF" w:themeFill="background1"/>
             <w:vAlign w:val="center"/>
           </w:tcPr>
@@ -28402,7 +26769,7 @@
         </w:tc>
         <w:tc>
           <w:tcPr>
-            <w:tcW w:w="1450" w:type="dxa"/>
+            <w:tcW w:w="1679" w:type="dxa"/>
             <w:shd w:val="clear" w:color="auto" w:fill="FFFFFF" w:themeFill="background1"/>
             <w:vAlign w:val="center"/>
           </w:tcPr>
@@ -28419,7 +26786,7 @@
         </w:tc>
         <w:tc>
           <w:tcPr>
-            <w:tcW w:w="1000" w:type="dxa"/>
+            <w:tcW w:w="1158" w:type="dxa"/>
             <w:shd w:val="clear" w:color="auto" w:fill="FFFFFF" w:themeFill="background1"/>
             <w:vAlign w:val="center"/>
           </w:tcPr>
@@ -28442,24 +26809,7 @@
         </w:trPr>
         <w:tc>
           <w:tcPr>
-            <w:tcW w:w="1200" w:type="dxa"/>
-            <w:shd w:val="clear" w:color="auto" w:fill="FFFFFF" w:themeFill="background1"/>
-            <w:vAlign w:val="center"/>
-          </w:tcPr>
-          <w:p>
-            <w:pPr>
-              <w:pStyle w:val="TableText"/>
-              <w:keepNext/>
-              <w:jc w:val="center"/>
-            </w:pPr>
-            <w:r>
-              <w:t>Sản phẩm</w:t>
-            </w:r>
-          </w:p>
-        </w:tc>
-        <w:tc>
-          <w:tcPr>
-            <w:tcW w:w="1000" w:type="dxa"/>
+            <w:tcW w:w="1158" w:type="dxa"/>
             <w:shd w:val="clear" w:color="auto" w:fill="FFFFFF" w:themeFill="background1"/>
             <w:vAlign w:val="center"/>
           </w:tcPr>
@@ -28476,7 +26826,7 @@
         </w:tc>
         <w:tc>
           <w:tcPr>
-            <w:tcW w:w="1150" w:type="dxa"/>
+            <w:tcW w:w="1332" w:type="dxa"/>
             <w:shd w:val="clear" w:color="auto" w:fill="FFFFFF" w:themeFill="background1"/>
             <w:vAlign w:val="center"/>
           </w:tcPr>
@@ -28493,7 +26843,7 @@
         </w:tc>
         <w:tc>
           <w:tcPr>
-            <w:tcW w:w="720" w:type="dxa"/>
+            <w:tcW w:w="834" w:type="dxa"/>
             <w:shd w:val="clear" w:color="auto" w:fill="FFFFFF" w:themeFill="background1"/>
             <w:vAlign w:val="center"/>
           </w:tcPr>
@@ -28510,7 +26860,7 @@
         </w:tc>
         <w:tc>
           <w:tcPr>
-            <w:tcW w:w="720" w:type="dxa"/>
+            <w:tcW w:w="834" w:type="dxa"/>
             <w:shd w:val="clear" w:color="auto" w:fill="FFFFFF" w:themeFill="background1"/>
             <w:vAlign w:val="center"/>
           </w:tcPr>
@@ -28527,7 +26877,7 @@
         </w:tc>
         <w:tc>
           <w:tcPr>
-            <w:tcW w:w="760" w:type="dxa"/>
+            <w:tcW w:w="880" w:type="dxa"/>
             <w:shd w:val="clear" w:color="auto" w:fill="FFFFFF" w:themeFill="background1"/>
             <w:vAlign w:val="center"/>
           </w:tcPr>
@@ -28544,7 +26894,7 @@
         </w:tc>
         <w:tc>
           <w:tcPr>
-            <w:tcW w:w="800" w:type="dxa"/>
+            <w:tcW w:w="926" w:type="dxa"/>
             <w:shd w:val="clear" w:color="auto" w:fill="FFFFFF" w:themeFill="background1"/>
             <w:vAlign w:val="center"/>
           </w:tcPr>
@@ -28561,7 +26911,7 @@
         </w:tc>
         <w:tc>
           <w:tcPr>
-            <w:tcW w:w="1450" w:type="dxa"/>
+            <w:tcW w:w="1679" w:type="dxa"/>
             <w:shd w:val="clear" w:color="auto" w:fill="FFFFFF" w:themeFill="background1"/>
             <w:vAlign w:val="center"/>
           </w:tcPr>
@@ -28578,7 +26928,7 @@
         </w:tc>
         <w:tc>
           <w:tcPr>
-            <w:tcW w:w="1000" w:type="dxa"/>
+            <w:tcW w:w="1158" w:type="dxa"/>
             <w:shd w:val="clear" w:color="auto" w:fill="FFFFFF" w:themeFill="background1"/>
             <w:vAlign w:val="center"/>
           </w:tcPr>
@@ -28590,474 +26940,6 @@
             </w:pPr>
             <w:r>
               <w:t>2,61</w:t>
-            </w:r>
-          </w:p>
-        </w:tc>
-      </w:tr>
-      <w:tr>
-        <w:trPr>
-          <w:cantSplit/>
-          <w:jc w:val="center"/>
-        </w:trPr>
-        <w:tc>
-          <w:tcPr>
-            <w:tcW w:w="1200" w:type="dxa"/>
-            <w:shd w:val="clear" w:color="auto" w:fill="FFFFFF" w:themeFill="background1"/>
-            <w:vAlign w:val="center"/>
-          </w:tcPr>
-          <w:p>
-            <w:pPr>
-              <w:pStyle w:val="TableText"/>
-              <w:keepNext/>
-              <w:jc w:val="center"/>
-            </w:pPr>
-            <w:r>
-              <w:t>Kệ hàng</w:t>
-            </w:r>
-          </w:p>
-        </w:tc>
-        <w:tc>
-          <w:tcPr>
-            <w:tcW w:w="1000" w:type="dxa"/>
-            <w:shd w:val="clear" w:color="auto" w:fill="FFFFFF" w:themeFill="background1"/>
-            <w:vAlign w:val="center"/>
-          </w:tcPr>
-          <w:p>
-            <w:pPr>
-              <w:pStyle w:val="TableText"/>
-              <w:keepNext/>
-              <w:jc w:val="center"/>
-            </w:pPr>
-            <w:r>
-              <w:t>98.491</w:t>
-            </w:r>
-          </w:p>
-        </w:tc>
-        <w:tc>
-          <w:tcPr>
-            <w:tcW w:w="1150" w:type="dxa"/>
-            <w:shd w:val="clear" w:color="auto" w:fill="FFFFFF" w:themeFill="background1"/>
-            <w:vAlign w:val="center"/>
-          </w:tcPr>
-          <w:p>
-            <w:pPr>
-              <w:pStyle w:val="TableText"/>
-              <w:keepNext/>
-              <w:jc w:val="center"/>
-            </w:pPr>
-            <w:r>
-              <w:t>10%</w:t>
-            </w:r>
-          </w:p>
-        </w:tc>
-        <w:tc>
-          <w:tcPr>
-            <w:tcW w:w="720" w:type="dxa"/>
-            <w:shd w:val="clear" w:color="auto" w:fill="FFFFFF" w:themeFill="background1"/>
-            <w:vAlign w:val="center"/>
-          </w:tcPr>
-          <w:p>
-            <w:pPr>
-              <w:pStyle w:val="TableText"/>
-              <w:keepNext/>
-              <w:jc w:val="center"/>
-            </w:pPr>
-            <w:r>
-              <w:t>17</w:t>
-            </w:r>
-          </w:p>
-        </w:tc>
-        <w:tc>
-          <w:tcPr>
-            <w:tcW w:w="720" w:type="dxa"/>
-            <w:shd w:val="clear" w:color="auto" w:fill="FFFFFF" w:themeFill="background1"/>
-            <w:vAlign w:val="center"/>
-          </w:tcPr>
-          <w:p>
-            <w:pPr>
-              <w:pStyle w:val="TableText"/>
-              <w:keepNext/>
-              <w:jc w:val="center"/>
-            </w:pPr>
-            <w:r>
-              <w:t>19</w:t>
-            </w:r>
-          </w:p>
-        </w:tc>
-        <w:tc>
-          <w:tcPr>
-            <w:tcW w:w="760" w:type="dxa"/>
-            <w:shd w:val="clear" w:color="auto" w:fill="FFFFFF" w:themeFill="background1"/>
-            <w:vAlign w:val="center"/>
-          </w:tcPr>
-          <w:p>
-            <w:pPr>
-              <w:pStyle w:val="TableText"/>
-              <w:keepNext/>
-              <w:jc w:val="center"/>
-            </w:pPr>
-            <w:r>
-              <w:t>5</w:t>
-            </w:r>
-          </w:p>
-        </w:tc>
-        <w:tc>
-          <w:tcPr>
-            <w:tcW w:w="800" w:type="dxa"/>
-            <w:shd w:val="clear" w:color="auto" w:fill="FFFFFF" w:themeFill="background1"/>
-            <w:vAlign w:val="center"/>
-          </w:tcPr>
-          <w:p>
-            <w:pPr>
-              <w:pStyle w:val="TableText"/>
-              <w:keepNext/>
-              <w:jc w:val="center"/>
-            </w:pPr>
-            <w:r>
-              <w:t>46</w:t>
-            </w:r>
-          </w:p>
-        </w:tc>
-        <w:tc>
-          <w:tcPr>
-            <w:tcW w:w="1450" w:type="dxa"/>
-            <w:shd w:val="clear" w:color="auto" w:fill="FFFFFF" w:themeFill="background1"/>
-            <w:vAlign w:val="center"/>
-          </w:tcPr>
-          <w:p>
-            <w:pPr>
-              <w:pStyle w:val="TableText"/>
-              <w:keepNext/>
-              <w:jc w:val="center"/>
-            </w:pPr>
-            <w:r>
-              <w:t>6 (4,51%)</w:t>
-            </w:r>
-          </w:p>
-        </w:tc>
-        <w:tc>
-          <w:tcPr>
-            <w:tcW w:w="1000" w:type="dxa"/>
-            <w:shd w:val="clear" w:color="auto" w:fill="FFFFFF" w:themeFill="background1"/>
-            <w:vAlign w:val="center"/>
-          </w:tcPr>
-          <w:p>
-            <w:pPr>
-              <w:pStyle w:val="TableText"/>
-              <w:keepNext/>
-              <w:jc w:val="center"/>
-            </w:pPr>
-            <w:r>
-              <w:t>0,29</w:t>
-            </w:r>
-          </w:p>
-        </w:tc>
-      </w:tr>
-      <w:tr>
-        <w:trPr>
-          <w:cantSplit/>
-          <w:jc w:val="center"/>
-        </w:trPr>
-        <w:tc>
-          <w:tcPr>
-            <w:tcW w:w="1200" w:type="dxa"/>
-            <w:shd w:val="clear" w:color="auto" w:fill="FFFFFF" w:themeFill="background1"/>
-            <w:vAlign w:val="center"/>
-          </w:tcPr>
-          <w:p>
-            <w:pPr>
-              <w:pStyle w:val="TableText"/>
-              <w:keepNext/>
-              <w:jc w:val="center"/>
-            </w:pPr>
-            <w:r>
-              <w:t>Kệ hàng</w:t>
-            </w:r>
-          </w:p>
-        </w:tc>
-        <w:tc>
-          <w:tcPr>
-            <w:tcW w:w="1000" w:type="dxa"/>
-            <w:shd w:val="clear" w:color="auto" w:fill="FFFFFF" w:themeFill="background1"/>
-            <w:vAlign w:val="center"/>
-          </w:tcPr>
-          <w:p>
-            <w:pPr>
-              <w:pStyle w:val="TableText"/>
-              <w:keepNext/>
-              <w:jc w:val="center"/>
-            </w:pPr>
-            <w:r>
-              <w:t>98.491</w:t>
-            </w:r>
-          </w:p>
-        </w:tc>
-        <w:tc>
-          <w:tcPr>
-            <w:tcW w:w="1150" w:type="dxa"/>
-            <w:shd w:val="clear" w:color="auto" w:fill="FFFFFF" w:themeFill="background1"/>
-            <w:vAlign w:val="center"/>
-          </w:tcPr>
-          <w:p>
-            <w:pPr>
-              <w:pStyle w:val="TableText"/>
-              <w:keepNext/>
-              <w:jc w:val="center"/>
-            </w:pPr>
-            <w:r>
-              <w:t>5%</w:t>
-            </w:r>
-          </w:p>
-        </w:tc>
-        <w:tc>
-          <w:tcPr>
-            <w:tcW w:w="720" w:type="dxa"/>
-            <w:shd w:val="clear" w:color="auto" w:fill="FFFFFF" w:themeFill="background1"/>
-            <w:vAlign w:val="center"/>
-          </w:tcPr>
-          <w:p>
-            <w:pPr>
-              <w:pStyle w:val="TableText"/>
-              <w:keepNext/>
-              <w:jc w:val="center"/>
-            </w:pPr>
-            <w:r>
-              <w:t>49</w:t>
-            </w:r>
-          </w:p>
-        </w:tc>
-        <w:tc>
-          <w:tcPr>
-            <w:tcW w:w="720" w:type="dxa"/>
-            <w:shd w:val="clear" w:color="auto" w:fill="FFFFFF" w:themeFill="background1"/>
-            <w:vAlign w:val="center"/>
-          </w:tcPr>
-          <w:p>
-            <w:pPr>
-              <w:pStyle w:val="TableText"/>
-              <w:keepNext/>
-              <w:jc w:val="center"/>
-            </w:pPr>
-            <w:r>
-              <w:t>81</w:t>
-            </w:r>
-          </w:p>
-        </w:tc>
-        <w:tc>
-          <w:tcPr>
-            <w:tcW w:w="760" w:type="dxa"/>
-            <w:shd w:val="clear" w:color="auto" w:fill="FFFFFF" w:themeFill="background1"/>
-            <w:vAlign w:val="center"/>
-          </w:tcPr>
-          <w:p>
-            <w:pPr>
-              <w:pStyle w:val="TableText"/>
-              <w:keepNext/>
-              <w:jc w:val="center"/>
-            </w:pPr>
-            <w:r>
-              <w:t>44</w:t>
-            </w:r>
-          </w:p>
-        </w:tc>
-        <w:tc>
-          <w:tcPr>
-            <w:tcW w:w="800" w:type="dxa"/>
-            <w:shd w:val="clear" w:color="auto" w:fill="FFFFFF" w:themeFill="background1"/>
-            <w:vAlign w:val="center"/>
-          </w:tcPr>
-          <w:p>
-            <w:pPr>
-              <w:pStyle w:val="TableText"/>
-              <w:keepNext/>
-              <w:jc w:val="center"/>
-            </w:pPr>
-            <w:r>
-              <w:t>374</w:t>
-            </w:r>
-          </w:p>
-        </w:tc>
-        <w:tc>
-          <w:tcPr>
-            <w:tcW w:w="1450" w:type="dxa"/>
-            <w:shd w:val="clear" w:color="auto" w:fill="FFFFFF" w:themeFill="background1"/>
-            <w:vAlign w:val="center"/>
-          </w:tcPr>
-          <w:p>
-            <w:pPr>
-              <w:pStyle w:val="TableText"/>
-              <w:keepNext/>
-              <w:jc w:val="center"/>
-            </w:pPr>
-            <w:r>
-              <w:t>22 (16,54%)</w:t>
-            </w:r>
-          </w:p>
-        </w:tc>
-        <w:tc>
-          <w:tcPr>
-            <w:tcW w:w="1000" w:type="dxa"/>
-            <w:shd w:val="clear" w:color="auto" w:fill="FFFFFF" w:themeFill="background1"/>
-            <w:vAlign w:val="center"/>
-          </w:tcPr>
-          <w:p>
-            <w:pPr>
-              <w:pStyle w:val="TableText"/>
-              <w:keepNext/>
-              <w:jc w:val="center"/>
-            </w:pPr>
-            <w:r>
-              <w:t>2,21</w:t>
-            </w:r>
-          </w:p>
-        </w:tc>
-      </w:tr>
-      <w:tr>
-        <w:trPr>
-          <w:cantSplit/>
-          <w:jc w:val="center"/>
-        </w:trPr>
-        <w:tc>
-          <w:tcPr>
-            <w:tcW w:w="1200" w:type="dxa"/>
-            <w:shd w:val="clear" w:color="auto" w:fill="FFFFFF" w:themeFill="background1"/>
-            <w:vAlign w:val="center"/>
-          </w:tcPr>
-          <w:p>
-            <w:pPr>
-              <w:pStyle w:val="TableText"/>
-              <w:jc w:val="center"/>
-            </w:pPr>
-            <w:r>
-              <w:t>Kệ hàng</w:t>
-            </w:r>
-          </w:p>
-        </w:tc>
-        <w:tc>
-          <w:tcPr>
-            <w:tcW w:w="1000" w:type="dxa"/>
-            <w:shd w:val="clear" w:color="auto" w:fill="FFFFFF" w:themeFill="background1"/>
-            <w:vAlign w:val="center"/>
-          </w:tcPr>
-          <w:p>
-            <w:pPr>
-              <w:pStyle w:val="TableText"/>
-              <w:jc w:val="center"/>
-            </w:pPr>
-            <w:r>
-              <w:t>98.491</w:t>
-            </w:r>
-          </w:p>
-        </w:tc>
-        <w:tc>
-          <w:tcPr>
-            <w:tcW w:w="1150" w:type="dxa"/>
-            <w:shd w:val="clear" w:color="auto" w:fill="FFFFFF" w:themeFill="background1"/>
-            <w:vAlign w:val="center"/>
-          </w:tcPr>
-          <w:p>
-            <w:pPr>
-              <w:pStyle w:val="TableText"/>
-              <w:jc w:val="center"/>
-            </w:pPr>
-            <w:r>
-              <w:t>2%</w:t>
-            </w:r>
-          </w:p>
-        </w:tc>
-        <w:tc>
-          <w:tcPr>
-            <w:tcW w:w="720" w:type="dxa"/>
-            <w:shd w:val="clear" w:color="auto" w:fill="FFFFFF" w:themeFill="background1"/>
-            <w:vAlign w:val="center"/>
-          </w:tcPr>
-          <w:p>
-            <w:pPr>
-              <w:pStyle w:val="TableText"/>
-              <w:jc w:val="center"/>
-            </w:pPr>
-            <w:r>
-              <w:t>79</w:t>
-            </w:r>
-          </w:p>
-        </w:tc>
-        <w:tc>
-          <w:tcPr>
-            <w:tcW w:w="720" w:type="dxa"/>
-            <w:shd w:val="clear" w:color="auto" w:fill="FFFFFF" w:themeFill="background1"/>
-            <w:vAlign w:val="center"/>
-          </w:tcPr>
-          <w:p>
-            <w:pPr>
-              <w:pStyle w:val="TableText"/>
-              <w:jc w:val="center"/>
-            </w:pPr>
-            <w:r>
-              <w:t>369</w:t>
-            </w:r>
-          </w:p>
-        </w:tc>
-        <w:tc>
-          <w:tcPr>
-            <w:tcW w:w="760" w:type="dxa"/>
-            <w:shd w:val="clear" w:color="auto" w:fill="FFFFFF" w:themeFill="background1"/>
-            <w:vAlign w:val="center"/>
-          </w:tcPr>
-          <w:p>
-            <w:pPr>
-              <w:pStyle w:val="TableText"/>
-              <w:jc w:val="center"/>
-            </w:pPr>
-            <w:r>
-              <w:t>494</w:t>
-            </w:r>
-          </w:p>
-        </w:tc>
-        <w:tc>
-          <w:tcPr>
-            <w:tcW w:w="800" w:type="dxa"/>
-            <w:shd w:val="clear" w:color="auto" w:fill="FFFFFF" w:themeFill="background1"/>
-            <w:vAlign w:val="center"/>
-          </w:tcPr>
-          <w:p>
-            <w:pPr>
-              <w:pStyle w:val="TableText"/>
-              <w:jc w:val="center"/>
-            </w:pPr>
-            <w:r>
-              <w:t>3.393</w:t>
-            </w:r>
-          </w:p>
-        </w:tc>
-        <w:tc>
-          <w:tcPr>
-            <w:tcW w:w="1450" w:type="dxa"/>
-            <w:shd w:val="clear" w:color="auto" w:fill="FFFFFF" w:themeFill="background1"/>
-            <w:vAlign w:val="center"/>
-          </w:tcPr>
-          <w:p>
-            <w:pPr>
-              <w:pStyle w:val="TableText"/>
-              <w:jc w:val="center"/>
-            </w:pPr>
-            <w:r>
-              <w:t>58 (43,61%)</w:t>
-            </w:r>
-          </w:p>
-        </w:tc>
-        <w:tc>
-          <w:tcPr>
-            <w:tcW w:w="1000" w:type="dxa"/>
-            <w:shd w:val="clear" w:color="auto" w:fill="FFFFFF" w:themeFill="background1"/>
-            <w:vAlign w:val="center"/>
-          </w:tcPr>
-          <w:p>
-            <w:pPr>
-              <w:pStyle w:val="TableText"/>
-              <w:jc w:val="center"/>
-            </w:pPr>
-            <w:r>
-              <w:t>2,05</w:t>
             </w:r>
           </w:p>
         </w:tc>
@@ -29080,10 +26962,10 @@
         <w:rPr>
           <w:b/>
         </w:rPr>
-        <w:t>Mức sản phẩm:</w:t>
-      </w:r>
-      <w:r>
-        <w:t xml:space="preserve"> hạ support từ 1% xuống 0,2% làm số luật trên mẫu 100k tăng khoảng 21 lần (30 → 619) và xuất hiện các tập 3 sản phẩm, nhưng số sản phẩm có luật chỉ tăng từ 13 lên 142 – vẫn chưa tới 0,5% trong 35.400 sản phẩm. Đây là hệ quả trực tiếp của hiện tượng đuôi dài (mục 3.2.3).</w:t>
+        <w:t xml:space="preserve">Theo ngưỡng: hạ support từ 1% xuống 0,2%</w:t>
+      </w:r>
+      <w:r>
+        <w:t xml:space="preserve"> làm số luật trên mẫu 100k tăng khoảng 21 lần (30 → 619) và xuất hiện các tập 3 sản phẩm, nhưng số sản phẩm có luật chỉ tăng từ 13 lên 142 – vẫn chưa tới 0,5% trong 35.400 sản phẩm. Đây là hệ quả trực tiếp của hiện tượng đuôi dài (mục 3.2.3).</w:t>
       </w:r>
     </w:p>
     <w:p>
@@ -29102,24 +26984,6 @@
       </w:r>
       <w:r>
         <w:t xml:space="preserve"> ở cùng một ngưỡng, ba mẫu lồng nhau cho số tập phổ biến và số luật rất gần nhau (ví dụ 136, 128 và 126 tập ở ngưỡng 1%). Nhờ lấy mẫu lồng nhau, chênh lệch chỉ đến từ quy mô dữ liệu.</w:t>
-      </w:r>
-    </w:p>
-    <w:p>
-      <w:pPr>
-        <w:pStyle w:val="BulletReport"/>
-        <w:numPr>
-          <w:ilvl w:val="0"/>
-          <w:numId w:val="2"/>
-        </w:numPr>
-      </w:pPr>
-      <w:r>
-        <w:rPr>
-          <w:b/>
-        </w:rPr>
-        <w:t>Mức kệ hàng:</w:t>
-      </w:r>
-      <w:r>
-        <w:t xml:space="preserve"> dữ liệu dày hơn nên ngay ở ngưỡng 10% đã có tập 3 kệ; ở ngưỡng 2%, 3.393 luật phủ 58 trong 133 kệ (43,6%).</w:t>
       </w:r>
     </w:p>
     <w:p>
@@ -29208,7 +27072,7 @@
         <w:t xml:space="preserve">Hình 4.1. </w:t>
       </w:r>
       <w:r>
-        <w:t>Confidence và lift của 619 luật (mức sản phẩm, mẫu 100k, support 0,2%; kích thước điểm tỉ lệ với support)</w:t>
+        <w:t xml:space="preserve">Confidence và lift của 619 luật (mẫu 100k, support 0,2%; kích thước điểm tỉ lệ với support)</w:t>
       </w:r>
       <w:bookmarkEnd w:id="92"/>
     </w:p>
@@ -30505,90 +28369,20 @@
     </w:p>
     <w:p>
       <w:pPr>
-        <w:pStyle w:val="FigureBox"/>
-      </w:pPr>
-      <w:r>
-        <w:rPr>
-          <w:noProof/>
-        </w:rPr>
-        <w:lastRenderedPageBreak/>
-        <w:drawing>
-          <wp:inline distT="0" distB="0" distL="0" distR="0" wp14:anchorId="5D8C49FA" wp14:editId="69FED19C">
-            <wp:extent cx="5040000" cy="2346028"/>
-            <wp:effectExtent l="0" t="0" r="0" b="0"/>
-            <wp:docPr id="423946139" name="Picture 423946139"/>
-            <wp:cNvGraphicFramePr>
-              <a:graphicFrameLocks xmlns:a="http://schemas.openxmlformats.org/drawingml/2006/main" noChangeAspect="1"/>
-            </wp:cNvGraphicFramePr>
-            <a:graphic xmlns:a="http://schemas.openxmlformats.org/drawingml/2006/main">
-              <a:graphicData uri="http://schemas.openxmlformats.org/drawingml/2006/picture">
-                <pic:pic xmlns:pic="http://schemas.openxmlformats.org/drawingml/2006/picture">
-                  <pic:nvPicPr>
-                    <pic:cNvPr id="0" name="image_ch4_13.png"/>
-                    <pic:cNvPicPr/>
-                  </pic:nvPicPr>
-                  <pic:blipFill>
-                    <a:blip r:embed="rId22"/>
-                    <a:stretch>
-                      <a:fillRect/>
-                    </a:stretch>
-                  </pic:blipFill>
-                  <pic:spPr>
-                    <a:xfrm>
-                      <a:off x="0" y="0"/>
-                      <a:ext cx="5040000" cy="2346028"/>
-                    </a:xfrm>
-                    <a:prstGeom prst="rect">
-                      <a:avLst/>
-                    </a:prstGeom>
-                  </pic:spPr>
-                </pic:pic>
-              </a:graphicData>
-            </a:graphic>
-          </wp:inline>
-        </w:drawing>
-      </w:r>
-    </w:p>
-    <w:p>
-      <w:pPr>
-        <w:pStyle w:val="CaptionFig"/>
-      </w:pPr>
-      <w:bookmarkStart w:id="95" w:name="_Toc243400806"/>
-      <w:r>
-        <w:rPr>
-          <w:b/>
-        </w:rPr>
-        <w:t xml:space="preserve">Hình 4.2. </w:t>
-      </w:r>
-      <w:r>
-        <w:t>Mười cặp kệ hàng có lift cao nhất (mẫu kệ hàng, support 2%, luật một kệ → một kệ)</w:t>
-      </w:r>
-      <w:bookmarkEnd w:id="95"/>
+        <w:pStyle w:val="Heading2"/>
+      </w:pPr>
+      <w:bookmarkStart w:id="96" w:name="_Toc243400781"/>
+      <w:r>
+        <w:t>4.4. Đánh giá chất lượng gợi ý</w:t>
+      </w:r>
+      <w:bookmarkEnd w:id="96"/>
     </w:p>
     <w:p>
       <w:pPr>
         <w:pStyle w:val="BodyReport"/>
       </w:pPr>
       <w:r>
-        <w:t>Ở mức kệ hàng (Hình 4.2), các luật dễ diễn giải hơn: pasta sauce + dry pasta (lift 4,03) là cặp nguyên liệu nấu ăn điển hình; fresh dips tapenades + chips pretzels, lunch meat + bread hay packaged cheese + tortillas flat bread phản ánh các bữa ăn nhẹ và bánh mì kẹp. Luật fresh herbs → fresh vegetables có confidence 84,6%: gần như mọi giỏ có rau thơm đều có rau tươi.</w:t>
-      </w:r>
-    </w:p>
-    <w:p>
-      <w:pPr>
-        <w:pStyle w:val="Heading2"/>
-      </w:pPr>
-      <w:bookmarkStart w:id="96" w:name="_Toc243400781"/>
-      <w:r>
-        <w:t>4.4. Đánh giá chất lượng gợi ý</w:t>
-      </w:r>
-      <w:bookmarkEnd w:id="96"/>
-    </w:p>
-    <w:p>
-      <w:pPr>
-        <w:pStyle w:val="BodyReport"/>
-      </w:pPr>
-      <w:r>
-        <w:t>Phương pháp đánh giá được trình bày ở mục 2.7. Mỗi mẫu được chia 80/20 với seed 42: 80.000 giỏ (mức sản phẩm) hoặc 78.793 giỏ (mức kệ hàng) dùng để khai phá luật; 20.000 hoặc 19.698 giỏ dùng để kiểm tra. Ba cách gợi ý được so sánh: chỉ dùng luật; chỉ dùng sản phẩm bán chạy (mốc cơ sở); luật kết hợp dự phòng bán chạy – cách dashboard đang dùng.</w:t>
+        <w:t xml:space="preserve">Phương pháp đánh giá được trình bày ở mục 2.7. Mẫu 100k được chia 80/20 với seed 42: 80.000 giỏ dùng để khai phá luật và 20.000 giỏ dùng để kiểm tra. Ba cách gợi ý được so sánh: chỉ dùng luật; chỉ dùng sản phẩm bán chạy (mốc cơ sở); luật kết hợp dự phòng bán chạy – cách dashboard đang dùng. Phép đánh giá được chạy ngoại tuyến bằng tệp scripts/run_experiments.py (seed 42), tách khỏi dashboard để kết quả tái lập được.</w:t>
       </w:r>
     </w:p>
     <w:p>
@@ -30634,13 +28428,12 @@
         <w:tblLook w:val="04A0" w:firstRow="1" w:lastRow="0" w:firstColumn="1" w:lastColumn="0" w:noHBand="0" w:noVBand="1"/>
       </w:tblPr>
       <w:tblGrid>
-        <w:gridCol w:w="1200"/>
-        <w:gridCol w:w="1150"/>
-        <w:gridCol w:w="950"/>
-        <w:gridCol w:w="1300"/>
-        <w:gridCol w:w="1350"/>
-        <w:gridCol w:w="1350"/>
-        <w:gridCol w:w="1500"/>
+        <w:gridCol w:w="1332"/>
+        <w:gridCol w:w="1100"/>
+        <w:gridCol w:w="1505"/>
+        <w:gridCol w:w="1563"/>
+        <w:gridCol w:w="1563"/>
+        <w:gridCol w:w="1737"/>
       </w:tblGrid>
       <w:tr>
         <w:trPr>
@@ -30650,27 +28443,7 @@
         </w:trPr>
         <w:tc>
           <w:tcPr>
-            <w:tcW w:w="1200" w:type="dxa"/>
-            <w:shd w:val="clear" w:color="auto" w:fill="FFFFFF" w:themeFill="background1"/>
-            <w:vAlign w:val="center"/>
-          </w:tcPr>
-          <w:p>
-            <w:pPr>
-              <w:pStyle w:val="TableText"/>
-              <w:keepNext/>
-              <w:jc w:val="center"/>
-            </w:pPr>
-            <w:r>
-              <w:rPr>
-                <w:b/>
-              </w:rPr>
-              <w:t>Mức</w:t>
-            </w:r>
-          </w:p>
-        </w:tc>
-        <w:tc>
-          <w:tcPr>
-            <w:tcW w:w="1150" w:type="dxa"/>
+            <w:tcW w:w="1332" w:type="dxa"/>
             <w:shd w:val="clear" w:color="auto" w:fill="FFFFFF" w:themeFill="background1"/>
             <w:vAlign w:val="center"/>
           </w:tcPr>
@@ -30690,7 +28463,7 @@
         </w:tc>
         <w:tc>
           <w:tcPr>
-            <w:tcW w:w="950" w:type="dxa"/>
+            <w:tcW w:w="1100" w:type="dxa"/>
             <w:shd w:val="clear" w:color="auto" w:fill="FFFFFF" w:themeFill="background1"/>
             <w:vAlign w:val="center"/>
           </w:tcPr>
@@ -30710,7 +28483,7 @@
         </w:tc>
         <w:tc>
           <w:tcPr>
-            <w:tcW w:w="1300" w:type="dxa"/>
+            <w:tcW w:w="1505" w:type="dxa"/>
             <w:shd w:val="clear" w:color="auto" w:fill="FFFFFF" w:themeFill="background1"/>
             <w:vAlign w:val="center"/>
           </w:tcPr>
@@ -30730,7 +28503,7 @@
         </w:tc>
         <w:tc>
           <w:tcPr>
-            <w:tcW w:w="1350" w:type="dxa"/>
+            <w:tcW w:w="1563" w:type="dxa"/>
             <w:shd w:val="clear" w:color="auto" w:fill="FFFFFF" w:themeFill="background1"/>
             <w:vAlign w:val="center"/>
           </w:tcPr>
@@ -30750,7 +28523,7 @@
         </w:tc>
         <w:tc>
           <w:tcPr>
-            <w:tcW w:w="1350" w:type="dxa"/>
+            <w:tcW w:w="1563" w:type="dxa"/>
             <w:shd w:val="clear" w:color="auto" w:fill="FFFFFF" w:themeFill="background1"/>
             <w:vAlign w:val="center"/>
           </w:tcPr>
@@ -30770,7 +28543,7 @@
         </w:tc>
         <w:tc>
           <w:tcPr>
-            <w:tcW w:w="1500" w:type="dxa"/>
+            <w:tcW w:w="1737" w:type="dxa"/>
             <w:shd w:val="clear" w:color="auto" w:fill="FFFFFF" w:themeFill="background1"/>
             <w:vAlign w:val="center"/>
           </w:tcPr>
@@ -30796,24 +28569,7 @@
         </w:trPr>
         <w:tc>
           <w:tcPr>
-            <w:tcW w:w="1200" w:type="dxa"/>
-            <w:shd w:val="clear" w:color="auto" w:fill="FFFFFF" w:themeFill="background1"/>
-            <w:vAlign w:val="center"/>
-          </w:tcPr>
-          <w:p>
-            <w:pPr>
-              <w:pStyle w:val="TableText"/>
-              <w:keepNext/>
-              <w:jc w:val="center"/>
-            </w:pPr>
-            <w:r>
-              <w:t>Sản phẩm</w:t>
-            </w:r>
-          </w:p>
-        </w:tc>
-        <w:tc>
-          <w:tcPr>
-            <w:tcW w:w="1150" w:type="dxa"/>
+            <w:tcW w:w="1332" w:type="dxa"/>
             <w:shd w:val="clear" w:color="auto" w:fill="FFFFFF" w:themeFill="background1"/>
             <w:vAlign w:val="center"/>
           </w:tcPr>
@@ -30830,7 +28586,7 @@
         </w:tc>
         <w:tc>
           <w:tcPr>
-            <w:tcW w:w="950" w:type="dxa"/>
+            <w:tcW w:w="1100" w:type="dxa"/>
             <w:shd w:val="clear" w:color="auto" w:fill="FFFFFF" w:themeFill="background1"/>
             <w:vAlign w:val="center"/>
           </w:tcPr>
@@ -30847,7 +28603,7 @@
         </w:tc>
         <w:tc>
           <w:tcPr>
-            <w:tcW w:w="1300" w:type="dxa"/>
+            <w:tcW w:w="1505" w:type="dxa"/>
             <w:shd w:val="clear" w:color="auto" w:fill="FFFFFF" w:themeFill="background1"/>
             <w:vAlign w:val="center"/>
           </w:tcPr>
@@ -30864,7 +28620,7 @@
         </w:tc>
         <w:tc>
           <w:tcPr>
-            <w:tcW w:w="1350" w:type="dxa"/>
+            <w:tcW w:w="1563" w:type="dxa"/>
             <w:shd w:val="clear" w:color="auto" w:fill="FFFFFF" w:themeFill="background1"/>
             <w:vAlign w:val="center"/>
           </w:tcPr>
@@ -30881,7 +28637,7 @@
         </w:tc>
         <w:tc>
           <w:tcPr>
-            <w:tcW w:w="1350" w:type="dxa"/>
+            <w:tcW w:w="1563" w:type="dxa"/>
             <w:shd w:val="clear" w:color="auto" w:fill="FFFFFF" w:themeFill="background1"/>
             <w:vAlign w:val="center"/>
           </w:tcPr>
@@ -30898,7 +28654,7 @@
         </w:tc>
         <w:tc>
           <w:tcPr>
-            <w:tcW w:w="1500" w:type="dxa"/>
+            <w:tcW w:w="1737" w:type="dxa"/>
             <w:shd w:val="clear" w:color="auto" w:fill="FFFFFF" w:themeFill="background1"/>
             <w:vAlign w:val="center"/>
           </w:tcPr>
@@ -30921,24 +28677,7 @@
         </w:trPr>
         <w:tc>
           <w:tcPr>
-            <w:tcW w:w="1200" w:type="dxa"/>
-            <w:shd w:val="clear" w:color="auto" w:fill="FFFFFF" w:themeFill="background1"/>
-            <w:vAlign w:val="center"/>
-          </w:tcPr>
-          <w:p>
-            <w:pPr>
-              <w:pStyle w:val="TableText"/>
-              <w:keepNext/>
-              <w:jc w:val="center"/>
-            </w:pPr>
-            <w:r>
-              <w:t>Sản phẩm</w:t>
-            </w:r>
-          </w:p>
-        </w:tc>
-        <w:tc>
-          <w:tcPr>
-            <w:tcW w:w="1150" w:type="dxa"/>
+            <w:tcW w:w="1332" w:type="dxa"/>
             <w:shd w:val="clear" w:color="auto" w:fill="FFFFFF" w:themeFill="background1"/>
             <w:vAlign w:val="center"/>
           </w:tcPr>
@@ -30955,7 +28694,7 @@
         </w:tc>
         <w:tc>
           <w:tcPr>
-            <w:tcW w:w="950" w:type="dxa"/>
+            <w:tcW w:w="1100" w:type="dxa"/>
             <w:shd w:val="clear" w:color="auto" w:fill="FFFFFF" w:themeFill="background1"/>
             <w:vAlign w:val="center"/>
           </w:tcPr>
@@ -30972,7 +28711,7 @@
         </w:tc>
         <w:tc>
           <w:tcPr>
-            <w:tcW w:w="1300" w:type="dxa"/>
+            <w:tcW w:w="1505" w:type="dxa"/>
             <w:shd w:val="clear" w:color="auto" w:fill="FFFFFF" w:themeFill="background1"/>
             <w:vAlign w:val="center"/>
           </w:tcPr>
@@ -30989,7 +28728,7 @@
         </w:tc>
         <w:tc>
           <w:tcPr>
-            <w:tcW w:w="1350" w:type="dxa"/>
+            <w:tcW w:w="1563" w:type="dxa"/>
             <w:shd w:val="clear" w:color="auto" w:fill="FFFFFF" w:themeFill="background1"/>
             <w:vAlign w:val="center"/>
           </w:tcPr>
@@ -31006,7 +28745,7 @@
         </w:tc>
         <w:tc>
           <w:tcPr>
-            <w:tcW w:w="1350" w:type="dxa"/>
+            <w:tcW w:w="1563" w:type="dxa"/>
             <w:shd w:val="clear" w:color="auto" w:fill="FFFFFF" w:themeFill="background1"/>
             <w:vAlign w:val="center"/>
           </w:tcPr>
@@ -31023,7 +28762,7 @@
         </w:tc>
         <w:tc>
           <w:tcPr>
-            <w:tcW w:w="1500" w:type="dxa"/>
+            <w:tcW w:w="1737" w:type="dxa"/>
             <w:shd w:val="clear" w:color="auto" w:fill="FFFFFF" w:themeFill="background1"/>
             <w:vAlign w:val="center"/>
           </w:tcPr>
@@ -31046,24 +28785,7 @@
         </w:trPr>
         <w:tc>
           <w:tcPr>
-            <w:tcW w:w="1200" w:type="dxa"/>
-            <w:shd w:val="clear" w:color="auto" w:fill="FFFFFF" w:themeFill="background1"/>
-            <w:vAlign w:val="center"/>
-          </w:tcPr>
-          <w:p>
-            <w:pPr>
-              <w:pStyle w:val="TableText"/>
-              <w:keepNext/>
-              <w:jc w:val="center"/>
-            </w:pPr>
-            <w:r>
-              <w:t>Sản phẩm</w:t>
-            </w:r>
-          </w:p>
-        </w:tc>
-        <w:tc>
-          <w:tcPr>
-            <w:tcW w:w="1150" w:type="dxa"/>
+            <w:tcW w:w="1332" w:type="dxa"/>
             <w:shd w:val="clear" w:color="auto" w:fill="FFFFFF" w:themeFill="background1"/>
             <w:vAlign w:val="center"/>
           </w:tcPr>
@@ -31080,7 +28802,7 @@
         </w:tc>
         <w:tc>
           <w:tcPr>
-            <w:tcW w:w="950" w:type="dxa"/>
+            <w:tcW w:w="1100" w:type="dxa"/>
             <w:shd w:val="clear" w:color="auto" w:fill="FFFFFF" w:themeFill="background1"/>
             <w:vAlign w:val="center"/>
           </w:tcPr>
@@ -31097,7 +28819,7 @@
         </w:tc>
         <w:tc>
           <w:tcPr>
-            <w:tcW w:w="1300" w:type="dxa"/>
+            <w:tcW w:w="1505" w:type="dxa"/>
             <w:shd w:val="clear" w:color="auto" w:fill="FFFFFF" w:themeFill="background1"/>
             <w:vAlign w:val="center"/>
           </w:tcPr>
@@ -31114,7 +28836,7 @@
         </w:tc>
         <w:tc>
           <w:tcPr>
-            <w:tcW w:w="1350" w:type="dxa"/>
+            <w:tcW w:w="1563" w:type="dxa"/>
             <w:shd w:val="clear" w:color="auto" w:fill="FFFFFF" w:themeFill="background1"/>
             <w:vAlign w:val="center"/>
           </w:tcPr>
@@ -31131,7 +28853,7 @@
         </w:tc>
         <w:tc>
           <w:tcPr>
-            <w:tcW w:w="1350" w:type="dxa"/>
+            <w:tcW w:w="1563" w:type="dxa"/>
             <w:shd w:val="clear" w:color="auto" w:fill="FFFFFF" w:themeFill="background1"/>
             <w:vAlign w:val="center"/>
           </w:tcPr>
@@ -31148,7 +28870,7 @@
         </w:tc>
         <w:tc>
           <w:tcPr>
-            <w:tcW w:w="1500" w:type="dxa"/>
+            <w:tcW w:w="1737" w:type="dxa"/>
             <w:shd w:val="clear" w:color="auto" w:fill="FFFFFF" w:themeFill="background1"/>
             <w:vAlign w:val="center"/>
           </w:tcPr>
@@ -31160,374 +28882,6 @@
             </w:pPr>
             <w:r>
               <w:t>6,17</w:t>
-            </w:r>
-          </w:p>
-        </w:tc>
-      </w:tr>
-      <w:tr>
-        <w:trPr>
-          <w:cantSplit/>
-          <w:jc w:val="center"/>
-        </w:trPr>
-        <w:tc>
-          <w:tcPr>
-            <w:tcW w:w="1200" w:type="dxa"/>
-            <w:shd w:val="clear" w:color="auto" w:fill="FFFFFF" w:themeFill="background1"/>
-            <w:vAlign w:val="center"/>
-          </w:tcPr>
-          <w:p>
-            <w:pPr>
-              <w:pStyle w:val="TableText"/>
-              <w:keepNext/>
-              <w:jc w:val="center"/>
-            </w:pPr>
-            <w:r>
-              <w:t>Kệ hàng</w:t>
-            </w:r>
-          </w:p>
-        </w:tc>
-        <w:tc>
-          <w:tcPr>
-            <w:tcW w:w="1150" w:type="dxa"/>
-            <w:shd w:val="clear" w:color="auto" w:fill="FFFFFF" w:themeFill="background1"/>
-            <w:vAlign w:val="center"/>
-          </w:tcPr>
-          <w:p>
-            <w:pPr>
-              <w:pStyle w:val="TableText"/>
-              <w:keepNext/>
-              <w:jc w:val="center"/>
-            </w:pPr>
-            <w:r>
-              <w:t>10%</w:t>
-            </w:r>
-          </w:p>
-        </w:tc>
-        <w:tc>
-          <w:tcPr>
-            <w:tcW w:w="950" w:type="dxa"/>
-            <w:shd w:val="clear" w:color="auto" w:fill="FFFFFF" w:themeFill="background1"/>
-            <w:vAlign w:val="center"/>
-          </w:tcPr>
-          <w:p>
-            <w:pPr>
-              <w:pStyle w:val="TableText"/>
-              <w:keepNext/>
-              <w:jc w:val="center"/>
-            </w:pPr>
-            <w:r>
-              <w:t>46</w:t>
-            </w:r>
-          </w:p>
-        </w:tc>
-        <w:tc>
-          <w:tcPr>
-            <w:tcW w:w="1300" w:type="dxa"/>
-            <w:shd w:val="clear" w:color="auto" w:fill="FFFFFF" w:themeFill="background1"/>
-            <w:vAlign w:val="center"/>
-          </w:tcPr>
-          <w:p>
-            <w:pPr>
-              <w:pStyle w:val="TableText"/>
-              <w:keepNext/>
-              <w:jc w:val="center"/>
-            </w:pPr>
-            <w:r>
-              <w:t>79,9</w:t>
-            </w:r>
-          </w:p>
-        </w:tc>
-        <w:tc>
-          <w:tcPr>
-            <w:tcW w:w="1350" w:type="dxa"/>
-            <w:shd w:val="clear" w:color="auto" w:fill="FFFFFF" w:themeFill="background1"/>
-            <w:vAlign w:val="center"/>
-          </w:tcPr>
-          <w:p>
-            <w:pPr>
-              <w:pStyle w:val="TableText"/>
-              <w:keepNext/>
-              <w:jc w:val="center"/>
-            </w:pPr>
-            <w:r>
-              <w:t>25,65</w:t>
-            </w:r>
-          </w:p>
-        </w:tc>
-        <w:tc>
-          <w:tcPr>
-            <w:tcW w:w="1350" w:type="dxa"/>
-            <w:shd w:val="clear" w:color="auto" w:fill="FFFFFF" w:themeFill="background1"/>
-            <w:vAlign w:val="center"/>
-          </w:tcPr>
-          <w:p>
-            <w:pPr>
-              <w:pStyle w:val="TableText"/>
-              <w:keepNext/>
-              <w:jc w:val="center"/>
-            </w:pPr>
-            <w:r>
-              <w:t>34,73</w:t>
-            </w:r>
-          </w:p>
-        </w:tc>
-        <w:tc>
-          <w:tcPr>
-            <w:tcW w:w="1500" w:type="dxa"/>
-            <w:shd w:val="clear" w:color="auto" w:fill="FFFFFF" w:themeFill="background1"/>
-            <w:vAlign w:val="center"/>
-          </w:tcPr>
-          <w:p>
-            <w:pPr>
-              <w:pStyle w:val="TableText"/>
-              <w:keepNext/>
-              <w:jc w:val="center"/>
-            </w:pPr>
-            <w:r>
-              <w:t>34,73</w:t>
-            </w:r>
-          </w:p>
-        </w:tc>
-      </w:tr>
-      <w:tr>
-        <w:trPr>
-          <w:cantSplit/>
-          <w:jc w:val="center"/>
-        </w:trPr>
-        <w:tc>
-          <w:tcPr>
-            <w:tcW w:w="1200" w:type="dxa"/>
-            <w:shd w:val="clear" w:color="auto" w:fill="FFFFFF" w:themeFill="background1"/>
-            <w:vAlign w:val="center"/>
-          </w:tcPr>
-          <w:p>
-            <w:pPr>
-              <w:pStyle w:val="TableText"/>
-              <w:keepNext/>
-              <w:jc w:val="center"/>
-            </w:pPr>
-            <w:r>
-              <w:t>Kệ hàng</w:t>
-            </w:r>
-          </w:p>
-        </w:tc>
-        <w:tc>
-          <w:tcPr>
-            <w:tcW w:w="1150" w:type="dxa"/>
-            <w:shd w:val="clear" w:color="auto" w:fill="FFFFFF" w:themeFill="background1"/>
-            <w:vAlign w:val="center"/>
-          </w:tcPr>
-          <w:p>
-            <w:pPr>
-              <w:pStyle w:val="TableText"/>
-              <w:keepNext/>
-              <w:jc w:val="center"/>
-            </w:pPr>
-            <w:r>
-              <w:t>5%</w:t>
-            </w:r>
-          </w:p>
-        </w:tc>
-        <w:tc>
-          <w:tcPr>
-            <w:tcW w:w="950" w:type="dxa"/>
-            <w:shd w:val="clear" w:color="auto" w:fill="FFFFFF" w:themeFill="background1"/>
-            <w:vAlign w:val="center"/>
-          </w:tcPr>
-          <w:p>
-            <w:pPr>
-              <w:pStyle w:val="TableText"/>
-              <w:keepNext/>
-              <w:jc w:val="center"/>
-            </w:pPr>
-            <w:r>
-              <w:t>382</w:t>
-            </w:r>
-          </w:p>
-        </w:tc>
-        <w:tc>
-          <w:tcPr>
-            <w:tcW w:w="1300" w:type="dxa"/>
-            <w:shd w:val="clear" w:color="auto" w:fill="FFFFFF" w:themeFill="background1"/>
-            <w:vAlign w:val="center"/>
-          </w:tcPr>
-          <w:p>
-            <w:pPr>
-              <w:pStyle w:val="TableText"/>
-              <w:keepNext/>
-              <w:jc w:val="center"/>
-            </w:pPr>
-            <w:r>
-              <w:t>90,4</w:t>
-            </w:r>
-          </w:p>
-        </w:tc>
-        <w:tc>
-          <w:tcPr>
-            <w:tcW w:w="1350" w:type="dxa"/>
-            <w:shd w:val="clear" w:color="auto" w:fill="FFFFFF" w:themeFill="background1"/>
-            <w:vAlign w:val="center"/>
-          </w:tcPr>
-          <w:p>
-            <w:pPr>
-              <w:pStyle w:val="TableText"/>
-              <w:keepNext/>
-              <w:jc w:val="center"/>
-            </w:pPr>
-            <w:r>
-              <w:t>31,85</w:t>
-            </w:r>
-          </w:p>
-        </w:tc>
-        <w:tc>
-          <w:tcPr>
-            <w:tcW w:w="1350" w:type="dxa"/>
-            <w:shd w:val="clear" w:color="auto" w:fill="FFFFFF" w:themeFill="background1"/>
-            <w:vAlign w:val="center"/>
-          </w:tcPr>
-          <w:p>
-            <w:pPr>
-              <w:pStyle w:val="TableText"/>
-              <w:keepNext/>
-              <w:jc w:val="center"/>
-            </w:pPr>
-            <w:r>
-              <w:t>34,73</w:t>
-            </w:r>
-          </w:p>
-        </w:tc>
-        <w:tc>
-          <w:tcPr>
-            <w:tcW w:w="1500" w:type="dxa"/>
-            <w:shd w:val="clear" w:color="auto" w:fill="FFFFFF" w:themeFill="background1"/>
-            <w:vAlign w:val="center"/>
-          </w:tcPr>
-          <w:p>
-            <w:pPr>
-              <w:pStyle w:val="TableText"/>
-              <w:keepNext/>
-              <w:jc w:val="center"/>
-            </w:pPr>
-            <w:r>
-              <w:t>34,83</w:t>
-            </w:r>
-          </w:p>
-        </w:tc>
-      </w:tr>
-      <w:tr>
-        <w:trPr>
-          <w:cantSplit/>
-          <w:jc w:val="center"/>
-        </w:trPr>
-        <w:tc>
-          <w:tcPr>
-            <w:tcW w:w="1200" w:type="dxa"/>
-            <w:shd w:val="clear" w:color="auto" w:fill="FFFFFF" w:themeFill="background1"/>
-            <w:vAlign w:val="center"/>
-          </w:tcPr>
-          <w:p>
-            <w:pPr>
-              <w:pStyle w:val="TableText"/>
-              <w:jc w:val="center"/>
-            </w:pPr>
-            <w:r>
-              <w:t>Kệ hàng</w:t>
-            </w:r>
-          </w:p>
-        </w:tc>
-        <w:tc>
-          <w:tcPr>
-            <w:tcW w:w="1150" w:type="dxa"/>
-            <w:shd w:val="clear" w:color="auto" w:fill="FFFFFF" w:themeFill="background1"/>
-            <w:vAlign w:val="center"/>
-          </w:tcPr>
-          <w:p>
-            <w:pPr>
-              <w:pStyle w:val="TableText"/>
-              <w:jc w:val="center"/>
-            </w:pPr>
-            <w:r>
-              <w:t>2%</w:t>
-            </w:r>
-          </w:p>
-        </w:tc>
-        <w:tc>
-          <w:tcPr>
-            <w:tcW w:w="950" w:type="dxa"/>
-            <w:shd w:val="clear" w:color="auto" w:fill="FFFFFF" w:themeFill="background1"/>
-            <w:vAlign w:val="center"/>
-          </w:tcPr>
-          <w:p>
-            <w:pPr>
-              <w:pStyle w:val="TableText"/>
-              <w:jc w:val="center"/>
-            </w:pPr>
-            <w:r>
-              <w:t>3.415</w:t>
-            </w:r>
-          </w:p>
-        </w:tc>
-        <w:tc>
-          <w:tcPr>
-            <w:tcW w:w="1300" w:type="dxa"/>
-            <w:shd w:val="clear" w:color="auto" w:fill="FFFFFF" w:themeFill="background1"/>
-            <w:vAlign w:val="center"/>
-          </w:tcPr>
-          <w:p>
-            <w:pPr>
-              <w:pStyle w:val="TableText"/>
-              <w:jc w:val="center"/>
-            </w:pPr>
-            <w:r>
-              <w:t>97,4</w:t>
-            </w:r>
-          </w:p>
-        </w:tc>
-        <w:tc>
-          <w:tcPr>
-            <w:tcW w:w="1350" w:type="dxa"/>
-            <w:shd w:val="clear" w:color="auto" w:fill="FFFFFF" w:themeFill="background1"/>
-            <w:vAlign w:val="center"/>
-          </w:tcPr>
-          <w:p>
-            <w:pPr>
-              <w:pStyle w:val="TableText"/>
-              <w:jc w:val="center"/>
-            </w:pPr>
-            <w:r>
-              <w:t>34,71</w:t>
-            </w:r>
-          </w:p>
-        </w:tc>
-        <w:tc>
-          <w:tcPr>
-            <w:tcW w:w="1350" w:type="dxa"/>
-            <w:shd w:val="clear" w:color="auto" w:fill="FFFFFF" w:themeFill="background1"/>
-            <w:vAlign w:val="center"/>
-          </w:tcPr>
-          <w:p>
-            <w:pPr>
-              <w:pStyle w:val="TableText"/>
-              <w:jc w:val="center"/>
-            </w:pPr>
-            <w:r>
-              <w:t>34,73</w:t>
-            </w:r>
-          </w:p>
-        </w:tc>
-        <w:tc>
-          <w:tcPr>
-            <w:tcW w:w="1500" w:type="dxa"/>
-            <w:shd w:val="clear" w:color="auto" w:fill="FFFFFF" w:themeFill="background1"/>
-            <w:vAlign w:val="center"/>
-          </w:tcPr>
-          <w:p>
-            <w:pPr>
-              <w:pStyle w:val="TableText"/>
-              <w:jc w:val="center"/>
-            </w:pPr>
-            <w:r>
-              <w:t>35,51</w:t>
             </w:r>
           </w:p>
         </w:tc>
@@ -31548,7 +28902,7 @@
         </w:rPr>
         <w:drawing>
           <wp:inline distT="0" distB="0" distL="0" distR="0" wp14:anchorId="5D8C49FA" wp14:editId="69FED19C">
-            <wp:extent cx="5580000" cy="2786036"/>
+            <wp:extent cx="5580000" cy="3626540"/>
             <wp:effectExtent l="0" t="0" r="0" b="0"/>
             <wp:docPr id="947876999" name="Picture 947876999"/>
             <wp:cNvGraphicFramePr>
@@ -31570,7 +28924,7 @@
                   <pic:spPr>
                     <a:xfrm>
                       <a:off x="0" y="0"/>
-                      <a:ext cx="5580000" cy="2786036"/>
+                      <a:ext cx="5580000" cy="3626540"/>
                     </a:xfrm>
                     <a:prstGeom prst="rect">
                       <a:avLst/>
@@ -31592,7 +28946,7 @@
         <w:rPr>
           <w:b/>
         </w:rPr>
-        <w:t xml:space="preserve">Hình 4.3. </w:t>
+        <w:t xml:space="preserve">Hình 4.2. </w:t>
       </w:r>
       <w:r>
         <w:t>Hit@5 của ba cách gợi ý theo ngưỡng support</w:t>
@@ -31614,7 +28968,7 @@
         <w:t>Dùng riêng luật luôn kém mốc bán chạy</w:t>
       </w:r>
       <w:r>
-        <w:t>, chủ yếu vì độ phủ thấp: ở ngưỡng 1% mức sản phẩm, chỉ 47,4% giỏ kiểm tra có ít nhất một luật áp dụng được, các giỏ còn lại không nhận được gợi ý nào. Hạ ngưỡng làm độ phủ và Hit@5 tăng đều (2,41% → 5,08%), nhưng tới 0,2% vẫn thấp hơn mốc 5,49%.</w:t>
+        <w:t xml:space="preserve">, chủ yếu vì độ phủ thấp: ở ngưỡng 1%, chỉ 47,4% giỏ kiểm tra có ít nhất một luật áp dụng được, các giỏ còn lại không nhận được gợi ý nào. Hạ ngưỡng làm độ phủ và Hit@5 tăng đều (2,41% → 5,08%), nhưng tới 0,2% vẫn thấp hơn mốc 5,49%.</w:t>
       </w:r>
     </w:p>
     <w:p>
@@ -31629,28 +28983,10 @@
         <w:rPr>
           <w:b/>
         </w:rPr>
-        <w:t>Kết hợp luật với dự phòng bán chạy thì vượt mốc cơ sở</w:t>
-      </w:r>
-      <w:r>
-        <w:t>, và khoảng cách tăng khi hạ ngưỡng: ở mức sản phẩm, ngưỡng 0,2%, Hit@5 đạt 6,17% so với 5,49%, tăng 0,68 điểm phần trăm (khoảng 12% tương đối). Khi có luật áp dụng được, gợi ý từ luật chính xác hơn gợi ý bán chạy; khi không có, sản phẩm bán chạy là phương án dự phòng hợp lý.</w:t>
-      </w:r>
-    </w:p>
-    <w:p>
-      <w:pPr>
-        <w:pStyle w:val="BulletReport"/>
-        <w:numPr>
-          <w:ilvl w:val="0"/>
-          <w:numId w:val="2"/>
-        </w:numPr>
-      </w:pPr>
-      <w:r>
-        <w:rPr>
-          <w:b/>
-        </w:rPr>
-        <w:t>Ở mức kệ hàng</w:t>
-      </w:r>
-      <w:r>
-        <w:t>, tỉ lệ đoán trúng cao hơn nhiều (khoảng 35% với k = 5) vì chỉ có 133 kệ và mỗi giỏ chứa trung bình 7,67 kệ. Tuy nhiên mốc bán chạy ở mức này rất mạnh – fresh fruits và fresh vegetables có mặt trong 47–59% số giỏ – nên luật chỉ cải thiện nhẹ: 35,51% so với 34,73% ở ngưỡng 2%.</w:t>
+        <w:t xml:space="preserve">Kết hợp luật với dự phòng bán chạy thì vượt mốc cơ sở, và khoảng cách tăng khi hạ ngưỡng: ở ngưỡng 0,2%,</w:t>
+      </w:r>
+      <w:r>
+        <w:t xml:space="preserve"> Hit@5 đạt 6,17% so với 5,49%, tăng 0,68 điểm phần trăm (khoảng 12% tương đối). Khi có luật áp dụng được, gợi ý từ luật chính xác hơn gợi ý bán chạy; khi không có, sản phẩm bán chạy là phương án dự phòng hợp lý.</w:t>
       </w:r>
     </w:p>
     <w:p>
@@ -31676,7 +29012,7 @@
         <w:t xml:space="preserve">Bảng 4.6. </w:t>
       </w:r>
       <w:r>
-        <w:t>Hit@k theo số gợi ý k ở ngưỡng thấp nhất của mỗi mức (đơn vị: %)</w:t>
+        <w:t xml:space="preserve">Hit@k theo số gợi ý k ở ngưỡng 0,2% (đơn vị: %)</w:t>
       </w:r>
       <w:bookmarkEnd w:id="101"/>
     </w:p>
@@ -31697,12 +29033,11 @@
         <w:tblLook w:val="04A0" w:firstRow="1" w:lastRow="0" w:firstColumn="1" w:lastColumn="0" w:noHBand="0" w:noVBand="1"/>
       </w:tblPr>
       <w:tblGrid>
-        <w:gridCol w:w="1900"/>
-        <w:gridCol w:w="2500"/>
-        <w:gridCol w:w="1100"/>
-        <w:gridCol w:w="1100"/>
-        <w:gridCol w:w="1100"/>
-        <w:gridCol w:w="1100"/>
+        <w:gridCol w:w="3188"/>
+        <w:gridCol w:w="1403"/>
+        <w:gridCol w:w="1403"/>
+        <w:gridCol w:w="1403"/>
+        <w:gridCol w:w="1403"/>
       </w:tblGrid>
       <w:tr>
         <w:trPr>
@@ -31712,27 +29047,7 @@
         </w:trPr>
         <w:tc>
           <w:tcPr>
-            <w:tcW w:w="1900" w:type="dxa"/>
-            <w:shd w:val="clear" w:color="auto" w:fill="FFFFFF" w:themeFill="background1"/>
-            <w:vAlign w:val="center"/>
-          </w:tcPr>
-          <w:p>
-            <w:pPr>
-              <w:pStyle w:val="TableText"/>
-              <w:keepNext/>
-              <w:jc w:val="center"/>
-            </w:pPr>
-            <w:r>
-              <w:rPr>
-                <w:b/>
-              </w:rPr>
-              <w:t>Mức (support)</w:t>
-            </w:r>
-          </w:p>
-        </w:tc>
-        <w:tc>
-          <w:tcPr>
-            <w:tcW w:w="2500" w:type="dxa"/>
+            <w:tcW w:w="3188" w:type="dxa"/>
             <w:shd w:val="clear" w:color="auto" w:fill="FFFFFF" w:themeFill="background1"/>
             <w:vAlign w:val="center"/>
           </w:tcPr>
@@ -31752,7 +29067,7 @@
         </w:tc>
         <w:tc>
           <w:tcPr>
-            <w:tcW w:w="1100" w:type="dxa"/>
+            <w:tcW w:w="1403" w:type="dxa"/>
             <w:shd w:val="clear" w:color="auto" w:fill="FFFFFF" w:themeFill="background1"/>
             <w:vAlign w:val="center"/>
           </w:tcPr>
@@ -31772,7 +29087,7 @@
         </w:tc>
         <w:tc>
           <w:tcPr>
-            <w:tcW w:w="1100" w:type="dxa"/>
+            <w:tcW w:w="1403" w:type="dxa"/>
             <w:shd w:val="clear" w:color="auto" w:fill="FFFFFF" w:themeFill="background1"/>
             <w:vAlign w:val="center"/>
           </w:tcPr>
@@ -31792,7 +29107,7 @@
         </w:tc>
         <w:tc>
           <w:tcPr>
-            <w:tcW w:w="1100" w:type="dxa"/>
+            <w:tcW w:w="1403" w:type="dxa"/>
             <w:shd w:val="clear" w:color="auto" w:fill="FFFFFF" w:themeFill="background1"/>
             <w:vAlign w:val="center"/>
           </w:tcPr>
@@ -31812,7 +29127,7 @@
         </w:tc>
         <w:tc>
           <w:tcPr>
-            <w:tcW w:w="1100" w:type="dxa"/>
+            <w:tcW w:w="1403" w:type="dxa"/>
             <w:shd w:val="clear" w:color="auto" w:fill="FFFFFF" w:themeFill="background1"/>
             <w:vAlign w:val="center"/>
           </w:tcPr>
@@ -31838,24 +29153,7 @@
         </w:trPr>
         <w:tc>
           <w:tcPr>
-            <w:tcW w:w="1900" w:type="dxa"/>
-            <w:shd w:val="clear" w:color="auto" w:fill="FFFFFF" w:themeFill="background1"/>
-            <w:vAlign w:val="center"/>
-          </w:tcPr>
-          <w:p>
-            <w:pPr>
-              <w:pStyle w:val="TableText"/>
-              <w:keepNext/>
-              <w:jc w:val="center"/>
-            </w:pPr>
-            <w:r>
-              <w:t>Sản phẩm (0,2%)</w:t>
-            </w:r>
-          </w:p>
-        </w:tc>
-        <w:tc>
-          <w:tcPr>
-            <w:tcW w:w="2500" w:type="dxa"/>
+            <w:tcW w:w="3188" w:type="dxa"/>
             <w:shd w:val="clear" w:color="auto" w:fill="FFFFFF" w:themeFill="background1"/>
             <w:vAlign w:val="center"/>
           </w:tcPr>
@@ -31872,7 +29170,7 @@
         </w:tc>
         <w:tc>
           <w:tcPr>
-            <w:tcW w:w="1100" w:type="dxa"/>
+            <w:tcW w:w="1403" w:type="dxa"/>
             <w:shd w:val="clear" w:color="auto" w:fill="FFFFFF" w:themeFill="background1"/>
             <w:vAlign w:val="center"/>
           </w:tcPr>
@@ -31889,7 +29187,7 @@
         </w:tc>
         <w:tc>
           <w:tcPr>
-            <w:tcW w:w="1100" w:type="dxa"/>
+            <w:tcW w:w="1403" w:type="dxa"/>
             <w:shd w:val="clear" w:color="auto" w:fill="FFFFFF" w:themeFill="background1"/>
             <w:vAlign w:val="center"/>
           </w:tcPr>
@@ -31906,7 +29204,7 @@
         </w:tc>
         <w:tc>
           <w:tcPr>
-            <w:tcW w:w="1100" w:type="dxa"/>
+            <w:tcW w:w="1403" w:type="dxa"/>
             <w:shd w:val="clear" w:color="auto" w:fill="FFFFFF" w:themeFill="background1"/>
             <w:vAlign w:val="center"/>
           </w:tcPr>
@@ -31923,7 +29221,7 @@
         </w:tc>
         <w:tc>
           <w:tcPr>
-            <w:tcW w:w="1100" w:type="dxa"/>
+            <w:tcW w:w="1403" w:type="dxa"/>
             <w:shd w:val="clear" w:color="auto" w:fill="FFFFFF" w:themeFill="background1"/>
             <w:vAlign w:val="center"/>
           </w:tcPr>
@@ -31946,24 +29244,7 @@
         </w:trPr>
         <w:tc>
           <w:tcPr>
-            <w:tcW w:w="1900" w:type="dxa"/>
-            <w:shd w:val="clear" w:color="auto" w:fill="FFFFFF" w:themeFill="background1"/>
-            <w:vAlign w:val="center"/>
-          </w:tcPr>
-          <w:p>
-            <w:pPr>
-              <w:pStyle w:val="TableText"/>
-              <w:keepNext/>
-              <w:jc w:val="center"/>
-            </w:pPr>
-            <w:r>
-              <w:t>Sản phẩm (0,2%)</w:t>
-            </w:r>
-          </w:p>
-        </w:tc>
-        <w:tc>
-          <w:tcPr>
-            <w:tcW w:w="2500" w:type="dxa"/>
+            <w:tcW w:w="3188" w:type="dxa"/>
             <w:shd w:val="clear" w:color="auto" w:fill="FFFFFF" w:themeFill="background1"/>
             <w:vAlign w:val="center"/>
           </w:tcPr>
@@ -31980,7 +29261,7 @@
         </w:tc>
         <w:tc>
           <w:tcPr>
-            <w:tcW w:w="1100" w:type="dxa"/>
+            <w:tcW w:w="1403" w:type="dxa"/>
             <w:shd w:val="clear" w:color="auto" w:fill="FFFFFF" w:themeFill="background1"/>
             <w:vAlign w:val="center"/>
           </w:tcPr>
@@ -31997,7 +29278,7 @@
         </w:tc>
         <w:tc>
           <w:tcPr>
-            <w:tcW w:w="1100" w:type="dxa"/>
+            <w:tcW w:w="1403" w:type="dxa"/>
             <w:shd w:val="clear" w:color="auto" w:fill="FFFFFF" w:themeFill="background1"/>
             <w:vAlign w:val="center"/>
           </w:tcPr>
@@ -32014,7 +29295,7 @@
         </w:tc>
         <w:tc>
           <w:tcPr>
-            <w:tcW w:w="1100" w:type="dxa"/>
+            <w:tcW w:w="1403" w:type="dxa"/>
             <w:shd w:val="clear" w:color="auto" w:fill="FFFFFF" w:themeFill="background1"/>
             <w:vAlign w:val="center"/>
           </w:tcPr>
@@ -32031,7 +29312,7 @@
         </w:tc>
         <w:tc>
           <w:tcPr>
-            <w:tcW w:w="1100" w:type="dxa"/>
+            <w:tcW w:w="1403" w:type="dxa"/>
             <w:shd w:val="clear" w:color="auto" w:fill="FFFFFF" w:themeFill="background1"/>
             <w:vAlign w:val="center"/>
           </w:tcPr>
@@ -32054,24 +29335,7 @@
         </w:trPr>
         <w:tc>
           <w:tcPr>
-            <w:tcW w:w="1900" w:type="dxa"/>
-            <w:shd w:val="clear" w:color="auto" w:fill="FFFFFF" w:themeFill="background1"/>
-            <w:vAlign w:val="center"/>
-          </w:tcPr>
-          <w:p>
-            <w:pPr>
-              <w:pStyle w:val="TableText"/>
-              <w:keepNext/>
-              <w:jc w:val="center"/>
-            </w:pPr>
-            <w:r>
-              <w:t>Sản phẩm (0,2%)</w:t>
-            </w:r>
-          </w:p>
-        </w:tc>
-        <w:tc>
-          <w:tcPr>
-            <w:tcW w:w="2500" w:type="dxa"/>
+            <w:tcW w:w="3188" w:type="dxa"/>
             <w:shd w:val="clear" w:color="auto" w:fill="FFFFFF" w:themeFill="background1"/>
             <w:vAlign w:val="center"/>
           </w:tcPr>
@@ -32088,7 +29352,7 @@
         </w:tc>
         <w:tc>
           <w:tcPr>
-            <w:tcW w:w="1100" w:type="dxa"/>
+            <w:tcW w:w="1403" w:type="dxa"/>
             <w:shd w:val="clear" w:color="auto" w:fill="FFFFFF" w:themeFill="background1"/>
             <w:vAlign w:val="center"/>
           </w:tcPr>
@@ -32105,7 +29369,7 @@
         </w:tc>
         <w:tc>
           <w:tcPr>
-            <w:tcW w:w="1100" w:type="dxa"/>
+            <w:tcW w:w="1403" w:type="dxa"/>
             <w:shd w:val="clear" w:color="auto" w:fill="FFFFFF" w:themeFill="background1"/>
             <w:vAlign w:val="center"/>
           </w:tcPr>
@@ -32122,7 +29386,7 @@
         </w:tc>
         <w:tc>
           <w:tcPr>
-            <w:tcW w:w="1100" w:type="dxa"/>
+            <w:tcW w:w="1403" w:type="dxa"/>
             <w:shd w:val="clear" w:color="auto" w:fill="FFFFFF" w:themeFill="background1"/>
             <w:vAlign w:val="center"/>
           </w:tcPr>
@@ -32139,7 +29403,7 @@
         </w:tc>
         <w:tc>
           <w:tcPr>
-            <w:tcW w:w="1100" w:type="dxa"/>
+            <w:tcW w:w="1403" w:type="dxa"/>
             <w:shd w:val="clear" w:color="auto" w:fill="FFFFFF" w:themeFill="background1"/>
             <w:vAlign w:val="center"/>
           </w:tcPr>
@@ -32151,324 +29415,6 @@
             </w:pPr>
             <w:r>
               <w:t>8,77</w:t>
-            </w:r>
-          </w:p>
-        </w:tc>
-      </w:tr>
-      <w:tr>
-        <w:trPr>
-          <w:cantSplit/>
-          <w:jc w:val="center"/>
-        </w:trPr>
-        <w:tc>
-          <w:tcPr>
-            <w:tcW w:w="1900" w:type="dxa"/>
-            <w:shd w:val="clear" w:color="auto" w:fill="FFFFFF" w:themeFill="background1"/>
-            <w:vAlign w:val="center"/>
-          </w:tcPr>
-          <w:p>
-            <w:pPr>
-              <w:pStyle w:val="TableText"/>
-              <w:keepNext/>
-              <w:jc w:val="center"/>
-            </w:pPr>
-            <w:r>
-              <w:t>Kệ hàng (2%)</w:t>
-            </w:r>
-          </w:p>
-        </w:tc>
-        <w:tc>
-          <w:tcPr>
-            <w:tcW w:w="2500" w:type="dxa"/>
-            <w:shd w:val="clear" w:color="auto" w:fill="FFFFFF" w:themeFill="background1"/>
-            <w:vAlign w:val="center"/>
-          </w:tcPr>
-          <w:p>
-            <w:pPr>
-              <w:pStyle w:val="TableText"/>
-              <w:keepNext/>
-              <w:jc w:val="center"/>
-            </w:pPr>
-            <w:r>
-              <w:t>Chỉ luật kết hợp</w:t>
-            </w:r>
-          </w:p>
-        </w:tc>
-        <w:tc>
-          <w:tcPr>
-            <w:tcW w:w="1100" w:type="dxa"/>
-            <w:shd w:val="clear" w:color="auto" w:fill="FFFFFF" w:themeFill="background1"/>
-            <w:vAlign w:val="center"/>
-          </w:tcPr>
-          <w:p>
-            <w:pPr>
-              <w:pStyle w:val="TableText"/>
-              <w:keepNext/>
-              <w:jc w:val="center"/>
-            </w:pPr>
-            <w:r>
-              <w:t>15,74</w:t>
-            </w:r>
-          </w:p>
-        </w:tc>
-        <w:tc>
-          <w:tcPr>
-            <w:tcW w:w="1100" w:type="dxa"/>
-            <w:shd w:val="clear" w:color="auto" w:fill="FFFFFF" w:themeFill="background1"/>
-            <w:vAlign w:val="center"/>
-          </w:tcPr>
-          <w:p>
-            <w:pPr>
-              <w:pStyle w:val="TableText"/>
-              <w:keepNext/>
-              <w:jc w:val="center"/>
-            </w:pPr>
-            <w:r>
-              <w:t>27,67</w:t>
-            </w:r>
-          </w:p>
-        </w:tc>
-        <w:tc>
-          <w:tcPr>
-            <w:tcW w:w="1100" w:type="dxa"/>
-            <w:shd w:val="clear" w:color="auto" w:fill="FFFFFF" w:themeFill="background1"/>
-            <w:vAlign w:val="center"/>
-          </w:tcPr>
-          <w:p>
-            <w:pPr>
-              <w:pStyle w:val="TableText"/>
-              <w:keepNext/>
-              <w:jc w:val="center"/>
-            </w:pPr>
-            <w:r>
-              <w:t>34,71</w:t>
-            </w:r>
-          </w:p>
-        </w:tc>
-        <w:tc>
-          <w:tcPr>
-            <w:tcW w:w="1100" w:type="dxa"/>
-            <w:shd w:val="clear" w:color="auto" w:fill="FFFFFF" w:themeFill="background1"/>
-            <w:vAlign w:val="center"/>
-          </w:tcPr>
-          <w:p>
-            <w:pPr>
-              <w:pStyle w:val="TableText"/>
-              <w:keepNext/>
-              <w:jc w:val="center"/>
-            </w:pPr>
-            <w:r>
-              <w:t>45,30</w:t>
-            </w:r>
-          </w:p>
-        </w:tc>
-      </w:tr>
-      <w:tr>
-        <w:trPr>
-          <w:cantSplit/>
-          <w:jc w:val="center"/>
-        </w:trPr>
-        <w:tc>
-          <w:tcPr>
-            <w:tcW w:w="1900" w:type="dxa"/>
-            <w:shd w:val="clear" w:color="auto" w:fill="FFFFFF" w:themeFill="background1"/>
-            <w:vAlign w:val="center"/>
-          </w:tcPr>
-          <w:p>
-            <w:pPr>
-              <w:pStyle w:val="TableText"/>
-              <w:keepNext/>
-              <w:jc w:val="center"/>
-            </w:pPr>
-            <w:r>
-              <w:t>Kệ hàng (2%)</w:t>
-            </w:r>
-          </w:p>
-        </w:tc>
-        <w:tc>
-          <w:tcPr>
-            <w:tcW w:w="2500" w:type="dxa"/>
-            <w:shd w:val="clear" w:color="auto" w:fill="FFFFFF" w:themeFill="background1"/>
-            <w:vAlign w:val="center"/>
-          </w:tcPr>
-          <w:p>
-            <w:pPr>
-              <w:pStyle w:val="TableText"/>
-              <w:keepNext/>
-              <w:jc w:val="center"/>
-            </w:pPr>
-            <w:r>
-              <w:t>Chỉ món bán chạy</w:t>
-            </w:r>
-          </w:p>
-        </w:tc>
-        <w:tc>
-          <w:tcPr>
-            <w:tcW w:w="1100" w:type="dxa"/>
-            <w:shd w:val="clear" w:color="auto" w:fill="FFFFFF" w:themeFill="background1"/>
-            <w:vAlign w:val="center"/>
-          </w:tcPr>
-          <w:p>
-            <w:pPr>
-              <w:pStyle w:val="TableText"/>
-              <w:keepNext/>
-              <w:jc w:val="center"/>
-            </w:pPr>
-            <w:r>
-              <w:t>16,39</w:t>
-            </w:r>
-          </w:p>
-        </w:tc>
-        <w:tc>
-          <w:tcPr>
-            <w:tcW w:w="1100" w:type="dxa"/>
-            <w:shd w:val="clear" w:color="auto" w:fill="FFFFFF" w:themeFill="background1"/>
-            <w:vAlign w:val="center"/>
-          </w:tcPr>
-          <w:p>
-            <w:pPr>
-              <w:pStyle w:val="TableText"/>
-              <w:keepNext/>
-              <w:jc w:val="center"/>
-            </w:pPr>
-            <w:r>
-              <w:t>27,52</w:t>
-            </w:r>
-          </w:p>
-        </w:tc>
-        <w:tc>
-          <w:tcPr>
-            <w:tcW w:w="1100" w:type="dxa"/>
-            <w:shd w:val="clear" w:color="auto" w:fill="FFFFFF" w:themeFill="background1"/>
-            <w:vAlign w:val="center"/>
-          </w:tcPr>
-          <w:p>
-            <w:pPr>
-              <w:pStyle w:val="TableText"/>
-              <w:keepNext/>
-              <w:jc w:val="center"/>
-            </w:pPr>
-            <w:r>
-              <w:t>34,73</w:t>
-            </w:r>
-          </w:p>
-        </w:tc>
-        <w:tc>
-          <w:tcPr>
-            <w:tcW w:w="1100" w:type="dxa"/>
-            <w:shd w:val="clear" w:color="auto" w:fill="FFFFFF" w:themeFill="background1"/>
-            <w:vAlign w:val="center"/>
-          </w:tcPr>
-          <w:p>
-            <w:pPr>
-              <w:pStyle w:val="TableText"/>
-              <w:keepNext/>
-              <w:jc w:val="center"/>
-            </w:pPr>
-            <w:r>
-              <w:t>46,77</w:t>
-            </w:r>
-          </w:p>
-        </w:tc>
-      </w:tr>
-      <w:tr>
-        <w:trPr>
-          <w:cantSplit/>
-          <w:jc w:val="center"/>
-        </w:trPr>
-        <w:tc>
-          <w:tcPr>
-            <w:tcW w:w="1900" w:type="dxa"/>
-            <w:shd w:val="clear" w:color="auto" w:fill="FFFFFF" w:themeFill="background1"/>
-            <w:vAlign w:val="center"/>
-          </w:tcPr>
-          <w:p>
-            <w:pPr>
-              <w:pStyle w:val="TableText"/>
-              <w:jc w:val="center"/>
-            </w:pPr>
-            <w:r>
-              <w:t>Kệ hàng (2%)</w:t>
-            </w:r>
-          </w:p>
-        </w:tc>
-        <w:tc>
-          <w:tcPr>
-            <w:tcW w:w="2500" w:type="dxa"/>
-            <w:shd w:val="clear" w:color="auto" w:fill="FFFFFF" w:themeFill="background1"/>
-            <w:vAlign w:val="center"/>
-          </w:tcPr>
-          <w:p>
-            <w:pPr>
-              <w:pStyle w:val="TableText"/>
-              <w:jc w:val="center"/>
-            </w:pPr>
-            <w:r>
-              <w:t>Luật + dự phòng bán chạy</w:t>
-            </w:r>
-          </w:p>
-        </w:tc>
-        <w:tc>
-          <w:tcPr>
-            <w:tcW w:w="1100" w:type="dxa"/>
-            <w:shd w:val="clear" w:color="auto" w:fill="FFFFFF" w:themeFill="background1"/>
-            <w:vAlign w:val="center"/>
-          </w:tcPr>
-          <w:p>
-            <w:pPr>
-              <w:pStyle w:val="TableText"/>
-              <w:jc w:val="center"/>
-            </w:pPr>
-            <w:r>
-              <w:t>16,06</w:t>
-            </w:r>
-          </w:p>
-        </w:tc>
-        <w:tc>
-          <w:tcPr>
-            <w:tcW w:w="1100" w:type="dxa"/>
-            <w:shd w:val="clear" w:color="auto" w:fill="FFFFFF" w:themeFill="background1"/>
-            <w:vAlign w:val="center"/>
-          </w:tcPr>
-          <w:p>
-            <w:pPr>
-              <w:pStyle w:val="TableText"/>
-              <w:jc w:val="center"/>
-            </w:pPr>
-            <w:r>
-              <w:t>28,29</w:t>
-            </w:r>
-          </w:p>
-        </w:tc>
-        <w:tc>
-          <w:tcPr>
-            <w:tcW w:w="1100" w:type="dxa"/>
-            <w:shd w:val="clear" w:color="auto" w:fill="FFFFFF" w:themeFill="background1"/>
-            <w:vAlign w:val="center"/>
-          </w:tcPr>
-          <w:p>
-            <w:pPr>
-              <w:pStyle w:val="TableText"/>
-              <w:jc w:val="center"/>
-            </w:pPr>
-            <w:r>
-              <w:t>35,51</w:t>
-            </w:r>
-          </w:p>
-        </w:tc>
-        <w:tc>
-          <w:tcPr>
-            <w:tcW w:w="1100" w:type="dxa"/>
-            <w:shd w:val="clear" w:color="auto" w:fill="FFFFFF" w:themeFill="background1"/>
-            <w:vAlign w:val="center"/>
-          </w:tcPr>
-          <w:p>
-            <w:pPr>
-              <w:pStyle w:val="TableText"/>
-              <w:jc w:val="center"/>
-            </w:pPr>
-            <w:r>
-              <w:t>46,91</w:t>
             </w:r>
           </w:p>
         </w:tc>
@@ -32489,7 +29435,7 @@
         </w:rPr>
         <w:drawing>
           <wp:inline distT="0" distB="0" distL="0" distR="0" wp14:anchorId="5D8C49FA" wp14:editId="69FED19C">
-            <wp:extent cx="5580000" cy="2776178"/>
+            <wp:extent cx="5580000" cy="3626540"/>
             <wp:effectExtent l="0" t="0" r="0" b="0"/>
             <wp:docPr id="1497871144" name="Picture 1497871144"/>
             <wp:cNvGraphicFramePr>
@@ -32511,7 +29457,7 @@
                   <pic:spPr>
                     <a:xfrm>
                       <a:off x="0" y="0"/>
-                      <a:ext cx="5580000" cy="2776178"/>
+                      <a:ext cx="5580000" cy="3626540"/>
                     </a:xfrm>
                     <a:prstGeom prst="rect">
                       <a:avLst/>
@@ -32533,7 +29479,7 @@
         <w:rPr>
           <w:b/>
         </w:rPr>
-        <w:t xml:space="preserve">Hình 4.4. </w:t>
+        <w:t xml:space="preserve">Hình 4.3. </w:t>
       </w:r>
       <w:r>
         <w:t>Hit@k theo số gợi ý k</w:t>
@@ -32545,7 +29491,7 @@
         <w:pStyle w:val="BodyReport"/>
       </w:pPr>
       <w:r>
-        <w:t>Ở mức sản phẩm, luật đứng đầu danh sách chính xác hơn sản phẩm bán chạy đứng đầu: Hit@1 của riêng luật là 1,82% so với 1,60%. Khi k tăng, luật bắt đầu cạn ứng viên vì nhiều giỏ chỉ khớp một vài luật, nên đường “chỉ luật” tụt dần so với mốc; phương án kết hợp lấp chỗ trống đó và cao nhất ở mọi k (2,06% → 8,77%). Ở mức kệ hàng, ba đường gần như trùng nhau; phương án kết hợp cao hơn mốc ở k = 3, 5, 10 nhưng thấp hơn một chút ở k = 1 (16,06% so với 16,39%).</w:t>
+        <w:t xml:space="preserve">Luật đứng đầu danh sách chính xác hơn sản phẩm bán chạy đứng đầu: Hit@1 của riêng luật là 1,82% so với 1,60%. Khi k tăng, luật bắt đầu cạn ứng viên vì nhiều giỏ chỉ khớp một vài luật, nên đường “chỉ luật” tụt dần so với mốc; phương án kết hợp lấp chỗ trống đó và cao nhất ở mọi k (2,06% → 8,77%).</w:t>
       </w:r>
     </w:p>
     <w:p>
@@ -33215,7 +30161,7 @@
         <w:t>streamlit run dashboard/app.py</w:t>
       </w:r>
       <w:r>
-        <w:t>. Thanh bên trái cho phép chọn bộ dữ liệu, số giỏ đưa vào khai phá và ba ngưỡng support, confidence, lift; mọi kết quả được tính trực tiếp bằng FP-Growth tự cài đặt và được lưu đệm để các thao tác sau phản hồi ngay. Dashboard gồm bốn tab:</w:t>
+        <w:t>. Thanh bên trái cho phép chọn bộ dữ liệu, số giỏ đưa vào khai phá và ba ngưỡng support, confidence, lift; mọi kết quả được tính trực tiếp bằng FP-Growth tự cài đặt và được lưu đệm để các thao tác sau phản hồi ngay. Dashboard gồm ba tab:</w:t>
       </w:r>
     </w:p>
     <w:p>
@@ -33233,7 +30179,7 @@
         <w:t>Gợi ý mua kèm</w:t>
       </w:r>
       <w:r>
-        <w:t xml:space="preserve"> (Hình 4.5): chọn các sản phẩm trong giỏ hoặc chọn nhanh một sản phẩm có nhiều luật; mỗi gợi ý hiển thị như một nhãn giá trên kệ, gồm tên sản phẩm, lift, confidence và câu giải thích. Gợi ý dự phòng từ sản phẩm bán chạy có viền nét đứt để phân biệt.</w:t>
+        <w:t xml:space="preserve"> (Hình 4.4): chọn các sản phẩm trong giỏ hoặc chọn nhanh một sản phẩm có nhiều luật; mỗi gợi ý hiển thị như một nhãn giá trên kệ, gồm tên sản phẩm, lift, confidence và câu giải thích. Gợi ý dự phòng từ sản phẩm bán chạy có viền nét đứt để phân biệt.</w:t>
       </w:r>
     </w:p>
     <w:p>
@@ -33251,7 +30197,7 @@
         <w:t>Luật kết hợp</w:t>
       </w:r>
       <w:r>
-        <w:t xml:space="preserve"> (Hình 4.6): biểu đồ confidence – lift của toàn bộ luật, 10 cặp sản phẩm gắn kết nhất, bảng tra cứu theo vế trái, vế phải và nút tải luật về tệp CSV.</w:t>
+        <w:t xml:space="preserve"> (Hình 4.5): biểu đồ confidence – lift của toàn bộ luật, 10 cặp sản phẩm gắn kết nhất, bảng tra cứu theo vế trái, vế phải và nút tải luật về tệp CSV.</w:t>
       </w:r>
     </w:p>
     <w:p>
@@ -33271,24 +30217,6 @@
       </w:r>
       <w:r>
         <w:t xml:space="preserve"> phân bố số tập theo độ dài, các combo xuất hiện nhiều nhất và bảng tra cứu tập phổ biến.</w:t>
-      </w:r>
-    </w:p>
-    <w:p>
-      <w:pPr>
-        <w:pStyle w:val="BulletReport"/>
-        <w:numPr>
-          <w:ilvl w:val="0"/>
-          <w:numId w:val="2"/>
-        </w:numPr>
-      </w:pPr>
-      <w:r>
-        <w:rPr>
-          <w:b/>
-        </w:rPr>
-        <w:t>Đánh giá</w:t>
-      </w:r>
-      <w:r>
-        <w:t xml:space="preserve"> (Hình 4.7): chạy phép đánh giá holdout của mục 2.7 với các ngưỡng đang chọn và so sánh ba cách gợi ý.</w:t>
       </w:r>
     </w:p>
     <w:p>
@@ -33353,7 +30281,7 @@
         <w:rPr>
           <w:b/>
         </w:rPr>
-        <w:t xml:space="preserve">Hình 4.5. </w:t>
+        <w:t xml:space="preserve">Hình 4.4. </w:t>
       </w:r>
       <w:r>
         <w:t>Tab Gợi ý mua kèm của dashboard (mẫu 10k, support 1%)</w:t>
@@ -33415,73 +30343,12 @@
         <w:rPr>
           <w:b/>
         </w:rPr>
-        <w:t xml:space="preserve">Hình 4.6. </w:t>
+        <w:t xml:space="preserve">Hình 4.5. </w:t>
       </w:r>
       <w:r>
         <w:t>Tab Luật kết hợp của dashboard</w:t>
       </w:r>
       <w:bookmarkEnd w:id="107"/>
-    </w:p>
-    <w:p>
-      <w:pPr>
-        <w:pStyle w:val="FigureBox"/>
-      </w:pPr>
-      <w:r>
-        <w:rPr>
-          <w:noProof/>
-        </w:rPr>
-        <w:drawing>
-          <wp:inline distT="0" distB="0" distL="0" distR="0" wp14:anchorId="5D8C49FA" wp14:editId="69FED19C">
-            <wp:extent cx="5580000" cy="3332500"/>
-            <wp:effectExtent l="0" t="0" r="0" b="0"/>
-            <wp:docPr id="1863673106" name="Picture 1863673106"/>
-            <wp:cNvGraphicFramePr>
-              <a:graphicFrameLocks xmlns:a="http://schemas.openxmlformats.org/drawingml/2006/main" noChangeAspect="1"/>
-            </wp:cNvGraphicFramePr>
-            <a:graphic xmlns:a="http://schemas.openxmlformats.org/drawingml/2006/main">
-              <a:graphicData uri="http://schemas.openxmlformats.org/drawingml/2006/picture">
-                <pic:pic xmlns:pic="http://schemas.openxmlformats.org/drawingml/2006/picture">
-                  <pic:nvPicPr>
-                    <pic:cNvPr id="0" name="image_ch4_18.png"/>
-                    <pic:cNvPicPr/>
-                  </pic:nvPicPr>
-                  <pic:blipFill>
-                    <a:blip r:embed="rId27"/>
-                    <a:stretch>
-                      <a:fillRect/>
-                    </a:stretch>
-                  </pic:blipFill>
-                  <pic:spPr>
-                    <a:xfrm>
-                      <a:off x="0" y="0"/>
-                      <a:ext cx="5580000" cy="3332500"/>
-                    </a:xfrm>
-                    <a:prstGeom prst="rect">
-                      <a:avLst/>
-                    </a:prstGeom>
-                  </pic:spPr>
-                </pic:pic>
-              </a:graphicData>
-            </a:graphic>
-          </wp:inline>
-        </w:drawing>
-      </w:r>
-    </w:p>
-    <w:p>
-      <w:pPr>
-        <w:pStyle w:val="CaptionFig"/>
-      </w:pPr>
-      <w:bookmarkStart w:id="108" w:name="_Toc243400811"/>
-      <w:r>
-        <w:rPr>
-          <w:b/>
-        </w:rPr>
-        <w:t xml:space="preserve">Hình 4.7. </w:t>
-      </w:r>
-      <w:r>
-        <w:t>Tab Đánh giá của dashboard</w:t>
-      </w:r>
-      <w:bookmarkEnd w:id="108"/>
     </w:p>
     <w:p>
       <w:pPr>
@@ -33522,7 +30389,7 @@
         <w:t>Giá trị của luật kết hợp.</w:t>
       </w:r>
       <w:r>
-        <w:t xml:space="preserve"> Dù vậy, luật mang lại những điều gợi ý bán chạy không có: (1) khi áp dụng được, luật đưa đúng sản phẩm lên đầu danh sách thường xuyên hơn (Hit@1 1,82% so với 1,60%); (2) mỗi gợi ý có lời giải thích định lượng bằng confidence và lift; (3) luật phát hiện các cặp sản phẩm gắn kết mạnh, hữu ích cho trưng bày và khuyến mãi. Kết hợp luật với dự phòng bán chạy tận dụng được cả hai ưu điểm và cho kết quả tốt nhất ở mọi k trên mức sản phẩm.</w:t>
+        <w:t xml:space="preserve"> Dù vậy, luật mang lại những điều gợi ý bán chạy không có: (1) khi áp dụng được, luật đưa đúng sản phẩm lên đầu danh sách thường xuyên hơn (Hit@1 1,82% so với 1,60%); (2) mỗi gợi ý có lời giải thích định lượng bằng confidence và lift; (3) luật phát hiện các cặp sản phẩm gắn kết mạnh, hữu ích cho trưng bày và khuyến mãi. Kết hợp luật với dự phòng bán chạy tận dụng được cả hai ưu điểm và cho kết quả tốt nhất ở mọi k.</w:t>
       </w:r>
     </w:p>
     <w:p>
@@ -33584,7 +30451,7 @@
         </w:numPr>
       </w:pPr>
       <w:r>
-        <w:t>Ở mức sản phẩm, luật hầu như chỉ phủ nhóm sản phẩm phổ biến: ngưỡng 0,2% cho 619 luật nhưng chỉ 142 sản phẩm có luật; các cặp có lift cao nhất là biến thể của cùng một dòng sản phẩm.</w:t>
+        <w:t xml:space="preserve">Luật hầu như chỉ phủ nhóm sản phẩm phổ biến: ngưỡng 0,2% cho 619 luật nhưng chỉ 142 sản phẩm có luật; các cặp có lift cao nhất là biến thể của cùng một dòng sản phẩm.</w:t>
       </w:r>
     </w:p>
     <w:p>
@@ -33596,7 +30463,7 @@
         </w:numPr>
       </w:pPr>
       <w:r>
-        <w:t>Dùng riêng luật chưa vượt mốc sản phẩm bán chạy do độ phủ thấp; kết hợp luật với dự phòng bán chạy đạt Hit@5 6,17% so với 5,49% (mức sản phẩm, ngưỡng 0,2%).</w:t>
+        <w:t xml:space="preserve">Dùng riêng luật chưa vượt mốc sản phẩm bán chạy do độ phủ thấp; kết hợp luật với dự phòng bán chạy đạt Hit@5 6,17% so với 5,49% (ngưỡng 0,2%).</w:t>
       </w:r>
     </w:p>
     <w:p>
@@ -33608,7 +30475,7 @@
         </w:numPr>
       </w:pPr>
       <w:r>
-        <w:t>Dashboard cho phép trình diễn toàn bộ quy trình: chọn giỏ hàng, xem gợi ý kèm giải thích, tra cứu luật và đánh giá.</w:t>
+        <w:t>Dashboard cho phép trình diễn toàn bộ quy trình: chọn giỏ hàng, xem gợi ý kèm giải thích, tra cứu luật và tập phổ biến.</w:t>
       </w:r>
     </w:p>
     <w:p>
@@ -33656,7 +30523,7 @@
         <w:t>Tiền xử lý dữ liệu:</w:t>
       </w:r>
       <w:r>
-        <w:t xml:space="preserve"> xây dựng quy trình tái lập được, biến 32,4 triệu dòng dữ liệu thô thành bốn tập giao dịch đại diện tốt cho tổng thể (mẫu 100k có tương quan support 0,9997 với tổng thể).</w:t>
+        <w:t xml:space="preserve"> xây dựng quy trình tái lập được, biến 32,4 triệu dòng dữ liệu thô thành ba tập giao dịch đại diện tốt cho tổng thể (mẫu 100k có tương quan support 0,9997 với tổng thể).</w:t>
       </w:r>
     </w:p>
     <w:p>
@@ -33702,7 +30569,7 @@
         <w:t>Khai phá luật kết hợp:</w:t>
       </w:r>
       <w:r>
-        <w:t xml:space="preserve"> khai phá trên ba quy mô ở mức sản phẩm và trên mức kệ hàng; phát hiện các nhóm sản phẩm gắn kết mạnh như các vị cùng dòng sữa chua, nước có ga, hay các cặp pasta sauce – dry pasta, lunch meat – bread.</w:t>
+        <w:t xml:space="preserve"> khai phá trên ba quy mô dữ liệu; phát hiện các nhóm sản phẩm gắn kết mạnh như các vị cùng dòng sữa chua, nước có ga, ớt chuông vàng và cam.</w:t>
       </w:r>
     </w:p>
     <w:p>
@@ -33738,7 +30605,7 @@
         <w:t>Đánh giá và dashboard:</w:t>
       </w:r>
       <w:r>
-        <w:t xml:space="preserve"> đánh giá holdout trên 20.000 giỏ cho thấy phương án kết hợp luật với dự phòng bán chạy tốt hơn mốc cơ sở (Hit@5 6,17% so với 5,49% ở mức sản phẩm); toàn bộ quy trình được trình bày trên dashboard Streamlit.</w:t>
+        <w:t xml:space="preserve"> đánh giá holdout trên 20.000 giỏ cho thấy phương án kết hợp luật với dự phòng bán chạy tốt hơn mốc cơ sở (Hit@5 6,17% so với 5,49%); dashboard Streamlit trình bày quá trình khai phá và gợi ý mua kèm.</w:t>
       </w:r>
     </w:p>
     <w:p>
@@ -33766,7 +30633,7 @@
         <w:t>Độ phủ của luật thấp:</w:t>
       </w:r>
       <w:r>
-        <w:t xml:space="preserve"> ở mức sản phẩm, dưới 0,5% số sản phẩm có luật; nếu chỉ dùng luật, hệ thống không gợi ý được cho khoảng 26–53% số giỏ, tùy ngưỡng.</w:t>
+        <w:t xml:space="preserve"> dưới 0,5% số sản phẩm có luật; nếu chỉ dùng luật, hệ thống không gợi ý được cho khoảng 26–53% số giỏ, tùy ngưỡng.</w:t>
       </w:r>
     </w:p>
     <w:p>
@@ -33784,7 +30651,7 @@
         <w:t>Mức cải thiện còn nhỏ:</w:t>
       </w:r>
       <w:r>
-        <w:t xml:space="preserve"> phương án kết hợp chỉ hơn mốc bán chạy 0,68 điểm phần trăm Hit@5 ở mức sản phẩm và 0,78 điểm ở mức kệ hàng.</w:t>
+        <w:t xml:space="preserve"> phương án kết hợp chỉ hơn mốc bán chạy 0,68 điểm phần trăm Hit@5.</w:t>
       </w:r>
     </w:p>
     <w:p>
